--- a/ADMINHELP.docx
+++ b/ADMINHELP.docx
@@ -425,9 +425,16 @@
         <w:t xml:space="preserve"> </w:t>
       </w:r>
     </w:p>
-    <w:bookmarkStart w:id="0" w:name="_Toc202818584" w:displacedByCustomXml="next"/>
+    <w:bookmarkStart w:id="0" w:name="_Toc202968568" w:displacedByCustomXml="next"/>
     <w:sdt>
       <w:sdtPr>
+        <w:rPr>
+          <w:rFonts w:eastAsiaTheme="minorHAnsi" w:cstheme="minorBidi"/>
+          <w:b w:val="0"/>
+          <w:color w:val="auto"/>
+          <w:sz w:val="24"/>
+          <w:szCs w:val="24"/>
+        </w:rPr>
         <w:id w:val="42571983"/>
         <w:docPartObj>
           <w:docPartGallery w:val="Table of Contents"/>
@@ -436,12 +443,8 @@
       </w:sdtPr>
       <w:sdtEndPr>
         <w:rPr>
-          <w:rFonts w:eastAsiaTheme="minorHAnsi" w:cstheme="minorBidi"/>
           <w:bCs/>
           <w:noProof/>
-          <w:color w:val="auto"/>
-          <w:sz w:val="24"/>
-          <w:szCs w:val="24"/>
         </w:rPr>
       </w:sdtEndPr>
       <w:sdtContent>
@@ -487,7 +490,7 @@
             </w:rPr>
             <w:fldChar w:fldCharType="separate"/>
           </w:r>
-          <w:hyperlink w:anchor="_Toc202818584" w:history="1">
+          <w:hyperlink w:anchor="_Toc202968568" w:history="1">
             <w:r>
               <w:rPr>
                 <w:rStyle w:val="Collegamentoipertestuale"/>
@@ -514,7 +517,7 @@
                 <w:noProof/>
                 <w:webHidden/>
               </w:rPr>
-              <w:instrText xml:space="preserve"> PAGEREF _Toc202818584 \h </w:instrText>
+              <w:instrText xml:space="preserve"> PAGEREF _Toc202968568 \h </w:instrText>
             </w:r>
             <w:r>
               <w:rPr>
@@ -561,7 +564,7 @@
               <w:lang w:eastAsia="it-IT"/>
             </w:rPr>
           </w:pPr>
-          <w:hyperlink w:anchor="_Toc202818585" w:history="1">
+          <w:hyperlink w:anchor="_Toc202968569" w:history="1">
             <w:r>
               <w:rPr>
                 <w:rStyle w:val="Collegamentoipertestuale"/>
@@ -589,7 +592,155 @@
                 <w:noProof/>
                 <w:webHidden/>
               </w:rPr>
-              <w:instrText xml:space="preserve"> PAGEREF _Toc202818585 \h </w:instrText>
+              <w:instrText xml:space="preserve"> PAGEREF _Toc202968569 \h </w:instrText>
+            </w:r>
+            <w:r>
+              <w:rPr>
+                <w:noProof/>
+                <w:webHidden/>
+              </w:rPr>
+            </w:r>
+            <w:r>
+              <w:rPr>
+                <w:noProof/>
+                <w:webHidden/>
+              </w:rPr>
+              <w:fldChar w:fldCharType="separate"/>
+            </w:r>
+            <w:r>
+              <w:rPr>
+                <w:noProof/>
+                <w:webHidden/>
+              </w:rPr>
+              <w:t>3</w:t>
+            </w:r>
+            <w:r>
+              <w:rPr>
+                <w:noProof/>
+                <w:webHidden/>
+              </w:rPr>
+              <w:fldChar w:fldCharType="end"/>
+            </w:r>
+          </w:hyperlink>
+        </w:p>
+        <w:p>
+          <w:pPr>
+            <w:pStyle w:val="Sommario2"/>
+            <w:tabs>
+              <w:tab w:val="right" w:leader="dot" w:pos="9628"/>
+            </w:tabs>
+            <w:rPr>
+              <w:rFonts w:eastAsiaTheme="minorEastAsia"/>
+              <w:b w:val="0"/>
+              <w:bCs w:val="0"/>
+              <w:noProof/>
+              <w:sz w:val="24"/>
+              <w:szCs w:val="24"/>
+              <w:lang w:eastAsia="it-IT"/>
+            </w:rPr>
+          </w:pPr>
+          <w:hyperlink w:anchor="_Toc202968570" w:history="1">
+            <w:r>
+              <w:rPr>
+                <w:rStyle w:val="Collegamentoipertestuale"/>
+                <w:noProof/>
+              </w:rPr>
+              <w:t>Descrizione</w:t>
+            </w:r>
+            <w:r>
+              <w:rPr>
+                <w:noProof/>
+                <w:webHidden/>
+              </w:rPr>
+              <w:tab/>
+            </w:r>
+            <w:r>
+              <w:rPr>
+                <w:noProof/>
+                <w:webHidden/>
+              </w:rPr>
+              <w:fldChar w:fldCharType="begin"/>
+            </w:r>
+            <w:r>
+              <w:rPr>
+                <w:noProof/>
+                <w:webHidden/>
+              </w:rPr>
+              <w:instrText xml:space="preserve"> PAGEREF _Toc202968570 \h </w:instrText>
+            </w:r>
+            <w:r>
+              <w:rPr>
+                <w:noProof/>
+                <w:webHidden/>
+              </w:rPr>
+            </w:r>
+            <w:r>
+              <w:rPr>
+                <w:noProof/>
+                <w:webHidden/>
+              </w:rPr>
+              <w:fldChar w:fldCharType="separate"/>
+            </w:r>
+            <w:r>
+              <w:rPr>
+                <w:noProof/>
+                <w:webHidden/>
+              </w:rPr>
+              <w:t>3</w:t>
+            </w:r>
+            <w:r>
+              <w:rPr>
+                <w:noProof/>
+                <w:webHidden/>
+              </w:rPr>
+              <w:fldChar w:fldCharType="end"/>
+            </w:r>
+          </w:hyperlink>
+        </w:p>
+        <w:p>
+          <w:pPr>
+            <w:pStyle w:val="Sommario2"/>
+            <w:tabs>
+              <w:tab w:val="right" w:leader="dot" w:pos="9628"/>
+            </w:tabs>
+            <w:rPr>
+              <w:rFonts w:eastAsiaTheme="minorEastAsia"/>
+              <w:b w:val="0"/>
+              <w:bCs w:val="0"/>
+              <w:noProof/>
+              <w:sz w:val="24"/>
+              <w:szCs w:val="24"/>
+              <w:lang w:eastAsia="it-IT"/>
+            </w:rPr>
+          </w:pPr>
+          <w:hyperlink w:anchor="_Toc202968571" w:history="1">
+            <w:r>
+              <w:rPr>
+                <w:rStyle w:val="Collegamentoipertestuale"/>
+                <w:noProof/>
+              </w:rPr>
+              <w:t>Requisiti di sistema</w:t>
+            </w:r>
+            <w:r>
+              <w:rPr>
+                <w:noProof/>
+                <w:webHidden/>
+              </w:rPr>
+              <w:tab/>
+            </w:r>
+            <w:r>
+              <w:rPr>
+                <w:noProof/>
+                <w:webHidden/>
+              </w:rPr>
+              <w:fldChar w:fldCharType="begin"/>
+            </w:r>
+            <w:r>
+              <w:rPr>
+                <w:noProof/>
+                <w:webHidden/>
+              </w:rPr>
+              <w:instrText xml:space="preserve"> PAGEREF _Toc202968571 \h </w:instrText>
             </w:r>
             <w:r>
               <w:rPr>
@@ -636,7 +787,7 @@
               <w:lang w:eastAsia="it-IT"/>
             </w:rPr>
           </w:pPr>
-          <w:hyperlink w:anchor="_Toc202818586" w:history="1">
+          <w:hyperlink w:anchor="_Toc202968572" w:history="1">
             <w:r>
               <w:rPr>
                 <w:rStyle w:val="Collegamentoipertestuale"/>
@@ -664,7 +815,7 @@
                 <w:noProof/>
                 <w:webHidden/>
               </w:rPr>
-              <w:instrText xml:space="preserve"> PAGEREF _Toc202818586 \h </w:instrText>
+              <w:instrText xml:space="preserve"> PAGEREF _Toc202968572 \h </w:instrText>
             </w:r>
             <w:r>
               <w:rPr>
@@ -711,11 +862,10 @@
               <w:lang w:eastAsia="it-IT"/>
             </w:rPr>
           </w:pPr>
-          <w:hyperlink w:anchor="_Toc202818587" w:history="1">
+          <w:hyperlink w:anchor="_Toc202968573" w:history="1">
             <w:r>
               <w:rPr>
                 <w:rStyle w:val="Collegamentoipertestuale"/>
-                <w:rFonts w:cs="Calibri"/>
                 <w:noProof/>
               </w:rPr>
               <w:t xml:space="preserve">Modulo </w:t>
@@ -723,7 +873,6 @@
             <w:r>
               <w:rPr>
                 <w:rStyle w:val="Collegamentoipertestuale"/>
-                <w:rFonts w:cs="Calibri"/>
                 <w:i/>
                 <w:iCs/>
                 <w:noProof/>
@@ -749,7 +898,7 @@
                 <w:noProof/>
                 <w:webHidden/>
               </w:rPr>
-              <w:instrText xml:space="preserve"> PAGEREF _Toc202818587 \h </w:instrText>
+              <w:instrText xml:space="preserve"> PAGEREF _Toc202968573 \h </w:instrText>
             </w:r>
             <w:r>
               <w:rPr>
@@ -796,7 +945,7 @@
               <w:lang w:eastAsia="it-IT"/>
             </w:rPr>
           </w:pPr>
-          <w:hyperlink w:anchor="_Toc202818588" w:history="1">
+          <w:hyperlink w:anchor="_Toc202968574" w:history="1">
             <w:r>
               <w:rPr>
                 <w:rStyle w:val="Collegamentoipertestuale"/>
@@ -834,7 +983,7 @@
                 <w:noProof/>
                 <w:webHidden/>
               </w:rPr>
-              <w:instrText xml:space="preserve"> PAGEREF _Toc202818588 \h </w:instrText>
+              <w:instrText xml:space="preserve"> PAGEREF _Toc202968574 \h </w:instrText>
             </w:r>
             <w:r>
               <w:rPr>
@@ -881,7 +1030,7 @@
               <w:lang w:eastAsia="it-IT"/>
             </w:rPr>
           </w:pPr>
-          <w:hyperlink w:anchor="_Toc202818589" w:history="1">
+          <w:hyperlink w:anchor="_Toc202968575" w:history="1">
             <w:r>
               <w:rPr>
                 <w:rStyle w:val="Collegamentoipertestuale"/>
@@ -898,7 +1047,7 @@
                 <w:iCs/>
                 <w:noProof/>
               </w:rPr>
-              <w:t>codicebase.bash</w:t>
+              <w:t>codice_base.bash</w:t>
             </w:r>
             <w:r>
               <w:rPr>
@@ -919,7 +1068,7 @@
                 <w:noProof/>
                 <w:webHidden/>
               </w:rPr>
-              <w:instrText xml:space="preserve"> PAGEREF _Toc202818589 \h </w:instrText>
+              <w:instrText xml:space="preserve"> PAGEREF _Toc202968575 \h </w:instrText>
             </w:r>
             <w:r>
               <w:rPr>
@@ -966,7 +1115,7 @@
               <w:lang w:eastAsia="it-IT"/>
             </w:rPr>
           </w:pPr>
-          <w:hyperlink w:anchor="_Toc202818590" w:history="1">
+          <w:hyperlink w:anchor="_Toc202968576" w:history="1">
             <w:r>
               <w:rPr>
                 <w:rStyle w:val="Collegamentoipertestuale"/>
@@ -1004,7 +1153,7 @@
                 <w:noProof/>
                 <w:webHidden/>
               </w:rPr>
-              <w:instrText xml:space="preserve"> PAGEREF _Toc202818590 \h </w:instrText>
+              <w:instrText xml:space="preserve"> PAGEREF _Toc202968576 \h </w:instrText>
             </w:r>
             <w:r>
               <w:rPr>
@@ -1051,7 +1200,7 @@
               <w:lang w:eastAsia="it-IT"/>
             </w:rPr>
           </w:pPr>
-          <w:hyperlink w:anchor="_Toc202818591" w:history="1">
+          <w:hyperlink w:anchor="_Toc202968577" w:history="1">
             <w:r>
               <w:rPr>
                 <w:rStyle w:val="Collegamentoipertestuale"/>
@@ -1087,7 +1236,7 @@
                 <w:noProof/>
                 <w:webHidden/>
               </w:rPr>
-              <w:instrText xml:space="preserve"> PAGEREF _Toc202818591 \h </w:instrText>
+              <w:instrText xml:space="preserve"> PAGEREF _Toc202968577 \h </w:instrText>
             </w:r>
             <w:r>
               <w:rPr>
@@ -1134,13 +1283,22 @@
               <w:lang w:eastAsia="it-IT"/>
             </w:rPr>
           </w:pPr>
-          <w:hyperlink w:anchor="_Toc202818592" w:history="1">
+          <w:hyperlink w:anchor="_Toc202968578" w:history="1">
             <w:r>
               <w:rPr>
                 <w:rStyle w:val="Collegamentoipertestuale"/>
                 <w:noProof/>
               </w:rPr>
-              <w:t>Modulo schermate/</w:t>
+              <w:t xml:space="preserve">Modulo </w:t>
+            </w:r>
+            <w:r>
+              <w:rPr>
+                <w:rStyle w:val="Collegamentoipertestuale"/>
+                <w:i/>
+                <w:iCs/>
+                <w:noProof/>
+              </w:rPr>
+              <w:t>schermate/</w:t>
             </w:r>
             <w:r>
               <w:rPr>
@@ -1161,7 +1319,7 @@
                 <w:noProof/>
                 <w:webHidden/>
               </w:rPr>
-              <w:instrText xml:space="preserve"> PAGEREF _Toc202818592 \h </w:instrText>
+              <w:instrText xml:space="preserve"> PAGEREF _Toc202968578 \h </w:instrText>
             </w:r>
             <w:r>
               <w:rPr>
@@ -1208,7 +1366,7 @@
               <w:lang w:eastAsia="it-IT"/>
             </w:rPr>
           </w:pPr>
-          <w:hyperlink w:anchor="_Toc202818593" w:history="1">
+          <w:hyperlink w:anchor="_Toc202968579" w:history="1">
             <w:r>
               <w:rPr>
                 <w:rStyle w:val="Collegamentoipertestuale"/>
@@ -1235,7 +1393,7 @@
                 <w:noProof/>
                 <w:webHidden/>
               </w:rPr>
-              <w:instrText xml:space="preserve"> PAGEREF _Toc202818593 \h </w:instrText>
+              <w:instrText xml:space="preserve"> PAGEREF _Toc202968579 \h </w:instrText>
             </w:r>
             <w:r>
               <w:rPr>
@@ -1282,7 +1440,7 @@
               <w:lang w:eastAsia="it-IT"/>
             </w:rPr>
           </w:pPr>
-          <w:hyperlink w:anchor="_Toc202818594" w:history="1">
+          <w:hyperlink w:anchor="_Toc202968580" w:history="1">
             <w:r>
               <w:rPr>
                 <w:rStyle w:val="Collegamentoipertestuale"/>
@@ -1309,7 +1467,7 @@
                 <w:noProof/>
                 <w:webHidden/>
               </w:rPr>
-              <w:instrText xml:space="preserve"> PAGEREF _Toc202818594 \h </w:instrText>
+              <w:instrText xml:space="preserve"> PAGEREF _Toc202968580 \h </w:instrText>
             </w:r>
             <w:r>
               <w:rPr>
@@ -1356,7 +1514,7 @@
               <w:lang w:eastAsia="it-IT"/>
             </w:rPr>
           </w:pPr>
-          <w:hyperlink w:anchor="_Toc202818595" w:history="1">
+          <w:hyperlink w:anchor="_Toc202968581" w:history="1">
             <w:r>
               <w:rPr>
                 <w:rStyle w:val="Collegamentoipertestuale"/>
@@ -1383,7 +1541,7 @@
                 <w:noProof/>
                 <w:webHidden/>
               </w:rPr>
-              <w:instrText xml:space="preserve"> PAGEREF _Toc202818595 \h </w:instrText>
+              <w:instrText xml:space="preserve"> PAGEREF _Toc202968581 \h </w:instrText>
             </w:r>
             <w:r>
               <w:rPr>
@@ -1430,7 +1588,7 @@
               <w:lang w:eastAsia="it-IT"/>
             </w:rPr>
           </w:pPr>
-          <w:hyperlink w:anchor="_Toc202818596" w:history="1">
+          <w:hyperlink w:anchor="_Toc202968582" w:history="1">
             <w:r>
               <w:rPr>
                 <w:rStyle w:val="Collegamentoipertestuale"/>
@@ -1457,7 +1615,7 @@
                 <w:noProof/>
                 <w:webHidden/>
               </w:rPr>
-              <w:instrText xml:space="preserve"> PAGEREF _Toc202818596 \h </w:instrText>
+              <w:instrText xml:space="preserve"> PAGEREF _Toc202968582 \h </w:instrText>
             </w:r>
             <w:r>
               <w:rPr>
@@ -1477,7 +1635,7 @@
                 <w:noProof/>
                 <w:webHidden/>
               </w:rPr>
-              <w:t>8</w:t>
+              <w:t>9</w:t>
             </w:r>
             <w:r>
               <w:rPr>
@@ -1504,7 +1662,7 @@
               <w:lang w:eastAsia="it-IT"/>
             </w:rPr>
           </w:pPr>
-          <w:hyperlink w:anchor="_Toc202818597" w:history="1">
+          <w:hyperlink w:anchor="_Toc202968583" w:history="1">
             <w:r>
               <w:rPr>
                 <w:rStyle w:val="Collegamentoipertestuale"/>
@@ -1531,7 +1689,7 @@
                 <w:noProof/>
                 <w:webHidden/>
               </w:rPr>
-              <w:instrText xml:space="preserve"> PAGEREF _Toc202818597 \h </w:instrText>
+              <w:instrText xml:space="preserve"> PAGEREF _Toc202968583 \h </w:instrText>
             </w:r>
             <w:r>
               <w:rPr>
@@ -1578,7 +1736,7 @@
               <w:lang w:eastAsia="it-IT"/>
             </w:rPr>
           </w:pPr>
-          <w:hyperlink w:anchor="_Toc202818598" w:history="1">
+          <w:hyperlink w:anchor="_Toc202968584" w:history="1">
             <w:r>
               <w:rPr>
                 <w:rStyle w:val="Collegamentoipertestuale"/>
@@ -1605,7 +1763,7 @@
                 <w:noProof/>
                 <w:webHidden/>
               </w:rPr>
-              <w:instrText xml:space="preserve"> PAGEREF _Toc202818598 \h </w:instrText>
+              <w:instrText xml:space="preserve"> PAGEREF _Toc202968584 \h </w:instrText>
             </w:r>
             <w:r>
               <w:rPr>
@@ -1652,7 +1810,7 @@
               <w:lang w:eastAsia="it-IT"/>
             </w:rPr>
           </w:pPr>
-          <w:hyperlink w:anchor="_Toc202818599" w:history="1">
+          <w:hyperlink w:anchor="_Toc202968585" w:history="1">
             <w:r>
               <w:rPr>
                 <w:rStyle w:val="Collegamentoipertestuale"/>
@@ -1679,7 +1837,7 @@
                 <w:noProof/>
                 <w:webHidden/>
               </w:rPr>
-              <w:instrText xml:space="preserve"> PAGEREF _Toc202818599 \h </w:instrText>
+              <w:instrText xml:space="preserve"> PAGEREF _Toc202968585 \h </w:instrText>
             </w:r>
             <w:r>
               <w:rPr>
@@ -1726,27 +1884,13 @@
               <w:lang w:eastAsia="it-IT"/>
             </w:rPr>
           </w:pPr>
-          <w:hyperlink w:anchor="_Toc202818600" w:history="1">
+          <w:hyperlink w:anchor="_Toc202968586" w:history="1">
             <w:r>
               <w:rPr>
                 <w:rStyle w:val="Collegamentoipertestuale"/>
                 <w:noProof/>
               </w:rPr>
-              <w:t>Avvio</w:t>
-            </w:r>
-            <w:r>
-              <w:rPr>
-                <w:rStyle w:val="Collegamentoipertestuale"/>
-                <w:noProof/>
-              </w:rPr>
-              <w:t xml:space="preserve"> </w:t>
-            </w:r>
-            <w:r>
-              <w:rPr>
-                <w:rStyle w:val="Collegamentoipertestuale"/>
-                <w:noProof/>
-              </w:rPr>
-              <w:t>script senza permessi</w:t>
+              <w:t>Avvio script senza permessi</w:t>
             </w:r>
             <w:r>
               <w:rPr>
@@ -1767,7 +1911,7 @@
                 <w:noProof/>
                 <w:webHidden/>
               </w:rPr>
-              <w:instrText xml:space="preserve"> PAGEREF _Toc202818600 \h </w:instrText>
+              <w:instrText xml:space="preserve"> PAGEREF _Toc202968586 \h </w:instrText>
             </w:r>
             <w:r>
               <w:rPr>
@@ -1814,7 +1958,7 @@
               <w:lang w:eastAsia="it-IT"/>
             </w:rPr>
           </w:pPr>
-          <w:hyperlink w:anchor="_Toc202818601" w:history="1">
+          <w:hyperlink w:anchor="_Toc202968587" w:history="1">
             <w:r>
               <w:rPr>
                 <w:rStyle w:val="Collegamentoipertestuale"/>
@@ -1841,7 +1985,7 @@
                 <w:noProof/>
                 <w:webHidden/>
               </w:rPr>
-              <w:instrText xml:space="preserve"> PAGEREF _Toc202818601 \h </w:instrText>
+              <w:instrText xml:space="preserve"> PAGEREF _Toc202968587 \h </w:instrText>
             </w:r>
             <w:r>
               <w:rPr>
@@ -1888,7 +2032,7 @@
               <w:lang w:eastAsia="it-IT"/>
             </w:rPr>
           </w:pPr>
-          <w:hyperlink w:anchor="_Toc202818602" w:history="1">
+          <w:hyperlink w:anchor="_Toc202968588" w:history="1">
             <w:r>
               <w:rPr>
                 <w:rStyle w:val="Collegamentoipertestuale"/>
@@ -1915,7 +2059,7 @@
                 <w:noProof/>
                 <w:webHidden/>
               </w:rPr>
-              <w:instrText xml:space="preserve"> PAGEREF _Toc202818602 \h </w:instrText>
+              <w:instrText xml:space="preserve"> PAGEREF _Toc202968588 \h </w:instrText>
             </w:r>
             <w:r>
               <w:rPr>
@@ -1962,7 +2106,7 @@
               <w:lang w:eastAsia="it-IT"/>
             </w:rPr>
           </w:pPr>
-          <w:hyperlink w:anchor="_Toc202818603" w:history="1">
+          <w:hyperlink w:anchor="_Toc202968589" w:history="1">
             <w:r>
               <w:rPr>
                 <w:rStyle w:val="Collegamentoipertestuale"/>
@@ -1989,7 +2133,7 @@
                 <w:noProof/>
                 <w:webHidden/>
               </w:rPr>
-              <w:instrText xml:space="preserve"> PAGEREF _Toc202818603 \h </w:instrText>
+              <w:instrText xml:space="preserve"> PAGEREF _Toc202968589 \h </w:instrText>
             </w:r>
             <w:r>
               <w:rPr>
@@ -2036,7 +2180,7 @@
               <w:lang w:eastAsia="it-IT"/>
             </w:rPr>
           </w:pPr>
-          <w:hyperlink w:anchor="_Toc202818604" w:history="1">
+          <w:hyperlink w:anchor="_Toc202968590" w:history="1">
             <w:r>
               <w:rPr>
                 <w:rStyle w:val="Collegamentoipertestuale"/>
@@ -2063,7 +2207,7 @@
                 <w:noProof/>
                 <w:webHidden/>
               </w:rPr>
-              <w:instrText xml:space="preserve"> PAGEREF _Toc202818604 \h </w:instrText>
+              <w:instrText xml:space="preserve"> PAGEREF _Toc202968590 \h </w:instrText>
             </w:r>
             <w:r>
               <w:rPr>
@@ -2110,7 +2254,7 @@
               <w:lang w:eastAsia="it-IT"/>
             </w:rPr>
           </w:pPr>
-          <w:hyperlink w:anchor="_Toc202818605" w:history="1">
+          <w:hyperlink w:anchor="_Toc202968591" w:history="1">
             <w:r>
               <w:rPr>
                 <w:rStyle w:val="Collegamentoipertestuale"/>
@@ -2137,7 +2281,7 @@
                 <w:noProof/>
                 <w:webHidden/>
               </w:rPr>
-              <w:instrText xml:space="preserve"> PAGEREF _Toc202818605 \h </w:instrText>
+              <w:instrText xml:space="preserve"> PAGEREF _Toc202968591 \h </w:instrText>
             </w:r>
             <w:r>
               <w:rPr>
@@ -2157,7 +2301,7 @@
                 <w:noProof/>
                 <w:webHidden/>
               </w:rPr>
-              <w:t>12</w:t>
+              <w:t>11</w:t>
             </w:r>
             <w:r>
               <w:rPr>
@@ -2184,7 +2328,7 @@
               <w:lang w:eastAsia="it-IT"/>
             </w:rPr>
           </w:pPr>
-          <w:hyperlink w:anchor="_Toc202818606" w:history="1">
+          <w:hyperlink w:anchor="_Toc202968592" w:history="1">
             <w:r>
               <w:rPr>
                 <w:rStyle w:val="Collegamentoipertestuale"/>
@@ -2211,7 +2355,7 @@
                 <w:noProof/>
                 <w:webHidden/>
               </w:rPr>
-              <w:instrText xml:space="preserve"> PAGEREF _Toc202818606 \h </w:instrText>
+              <w:instrText xml:space="preserve"> PAGEREF _Toc202968592 \h </w:instrText>
             </w:r>
             <w:r>
               <w:rPr>
@@ -2258,7 +2402,7 @@
               <w:lang w:eastAsia="it-IT"/>
             </w:rPr>
           </w:pPr>
-          <w:hyperlink w:anchor="_Toc202818607" w:history="1">
+          <w:hyperlink w:anchor="_Toc202968593" w:history="1">
             <w:r>
               <w:rPr>
                 <w:rStyle w:val="Collegamentoipertestuale"/>
@@ -2285,7 +2429,7 @@
                 <w:noProof/>
                 <w:webHidden/>
               </w:rPr>
-              <w:instrText xml:space="preserve"> PAGEREF _Toc202818607 \h </w:instrText>
+              <w:instrText xml:space="preserve"> PAGEREF _Toc202968593 \h </w:instrText>
             </w:r>
             <w:r>
               <w:rPr>
@@ -2332,7 +2476,7 @@
               <w:lang w:eastAsia="it-IT"/>
             </w:rPr>
           </w:pPr>
-          <w:hyperlink w:anchor="_Toc202818608" w:history="1">
+          <w:hyperlink w:anchor="_Toc202968594" w:history="1">
             <w:r>
               <w:rPr>
                 <w:rStyle w:val="Collegamentoipertestuale"/>
@@ -2359,7 +2503,7 @@
                 <w:noProof/>
                 <w:webHidden/>
               </w:rPr>
-              <w:instrText xml:space="preserve"> PAGEREF _Toc202818608 \h </w:instrText>
+              <w:instrText xml:space="preserve"> PAGEREF _Toc202968594 \h </w:instrText>
             </w:r>
             <w:r>
               <w:rPr>
@@ -2379,7 +2523,7 @@
                 <w:noProof/>
                 <w:webHidden/>
               </w:rPr>
-              <w:t>13</w:t>
+              <w:t>12</w:t>
             </w:r>
             <w:r>
               <w:rPr>
@@ -2406,7 +2550,7 @@
               <w:lang w:eastAsia="it-IT"/>
             </w:rPr>
           </w:pPr>
-          <w:hyperlink w:anchor="_Toc202818609" w:history="1">
+          <w:hyperlink w:anchor="_Toc202968595" w:history="1">
             <w:r>
               <w:rPr>
                 <w:rStyle w:val="Collegamentoipertestuale"/>
@@ -2433,7 +2577,7 @@
                 <w:noProof/>
                 <w:webHidden/>
               </w:rPr>
-              <w:instrText xml:space="preserve"> PAGEREF _Toc202818609 \h </w:instrText>
+              <w:instrText xml:space="preserve"> PAGEREF _Toc202968595 \h </w:instrText>
             </w:r>
             <w:r>
               <w:rPr>
@@ -2480,7 +2624,7 @@
               <w:lang w:eastAsia="it-IT"/>
             </w:rPr>
           </w:pPr>
-          <w:hyperlink w:anchor="_Toc202818610" w:history="1">
+          <w:hyperlink w:anchor="_Toc202968596" w:history="1">
             <w:r>
               <w:rPr>
                 <w:rStyle w:val="Collegamentoipertestuale"/>
@@ -2507,7 +2651,7 @@
                 <w:noProof/>
                 <w:webHidden/>
               </w:rPr>
-              <w:instrText xml:space="preserve"> PAGEREF _Toc202818610 \h </w:instrText>
+              <w:instrText xml:space="preserve"> PAGEREF _Toc202968596 \h </w:instrText>
             </w:r>
             <w:r>
               <w:rPr>
@@ -2527,7 +2671,7 @@
                 <w:noProof/>
                 <w:webHidden/>
               </w:rPr>
-              <w:t>14</w:t>
+              <w:t>13</w:t>
             </w:r>
             <w:r>
               <w:rPr>
@@ -2554,7 +2698,7 @@
               <w:lang w:eastAsia="it-IT"/>
             </w:rPr>
           </w:pPr>
-          <w:hyperlink w:anchor="_Toc202818611" w:history="1">
+          <w:hyperlink w:anchor="_Toc202968597" w:history="1">
             <w:r>
               <w:rPr>
                 <w:rStyle w:val="Collegamentoipertestuale"/>
@@ -2581,7 +2725,7 @@
                 <w:noProof/>
                 <w:webHidden/>
               </w:rPr>
-              <w:instrText xml:space="preserve"> PAGEREF _Toc202818611 \h </w:instrText>
+              <w:instrText xml:space="preserve"> PAGEREF _Toc202968597 \h </w:instrText>
             </w:r>
             <w:r>
               <w:rPr>
@@ -2628,13 +2772,13 @@
               <w:lang w:eastAsia="it-IT"/>
             </w:rPr>
           </w:pPr>
-          <w:hyperlink w:anchor="_Toc202818612" w:history="1">
+          <w:hyperlink w:anchor="_Toc202968598" w:history="1">
             <w:r>
               <w:rPr>
                 <w:rStyle w:val="Collegamentoipertestuale"/>
                 <w:noProof/>
               </w:rPr>
-              <w:t>Operazioni di sistema</w:t>
+              <w:t>Operazioni di sessione</w:t>
             </w:r>
             <w:r>
               <w:rPr>
@@ -2655,7 +2799,7 @@
                 <w:noProof/>
                 <w:webHidden/>
               </w:rPr>
-              <w:instrText xml:space="preserve"> PAGEREF _Toc202818612 \h </w:instrText>
+              <w:instrText xml:space="preserve"> PAGEREF _Toc202968598 \h </w:instrText>
             </w:r>
             <w:r>
               <w:rPr>
@@ -2722,7 +2866,7 @@
           <w:rFonts w:cs="Calibri"/>
         </w:rPr>
       </w:pPr>
-      <w:bookmarkStart w:id="1" w:name="_Toc202818585"/>
+      <w:bookmarkStart w:id="1" w:name="_Toc202968569"/>
       <w:r>
         <w:rPr>
           <w:rFonts w:cs="Calibri"/>
@@ -2845,16 +2989,33 @@
         </w:rPr>
         <w:t>: Linux</w:t>
       </w:r>
-    </w:p>
-    <w:p>
-      <w:pPr>
-        <w:rPr>
-          <w:rFonts w:cs="Calibri"/>
-          <w:sz w:val="22"/>
-          <w:szCs w:val="22"/>
-        </w:rPr>
-      </w:pPr>
-      <w:proofErr w:type="spellStart"/>
+      <w:r>
+        <w:rPr>
+          <w:rFonts w:cs="Calibri"/>
+          <w:sz w:val="22"/>
+          <w:szCs w:val="22"/>
+        </w:rPr>
+        <w:t xml:space="preserve"> Ubuntu/</w:t>
+      </w:r>
+      <w:proofErr w:type="spellStart"/>
+      <w:r>
+        <w:rPr>
+          <w:rFonts w:cs="Calibri"/>
+          <w:sz w:val="22"/>
+          <w:szCs w:val="22"/>
+        </w:rPr>
+        <w:t>Debian</w:t>
+      </w:r>
+      <w:proofErr w:type="spellEnd"/>
+    </w:p>
+    <w:p>
+      <w:pPr>
+        <w:rPr>
+          <w:rFonts w:cs="Calibri"/>
+          <w:sz w:val="22"/>
+          <w:szCs w:val="22"/>
+        </w:rPr>
+      </w:pPr>
       <w:r>
         <w:rPr>
           <w:rFonts w:cs="Calibri"/>
@@ -2863,9 +3024,18 @@
           <w:sz w:val="22"/>
           <w:szCs w:val="22"/>
         </w:rPr>
-        <w:t>Reposyoty</w:t>
-      </w:r>
-      <w:proofErr w:type="spellEnd"/>
+        <w:t>Repos</w:t>
+      </w:r>
+      <w:r>
+        <w:rPr>
+          <w:rFonts w:cs="Calibri"/>
+          <w:b/>
+          <w:bCs/>
+          <w:sz w:val="22"/>
+          <w:szCs w:val="22"/>
+        </w:rPr>
+        <w:t>itory</w:t>
+      </w:r>
       <w:r>
         <w:rPr>
           <w:rFonts w:cs="Calibri"/>
@@ -2906,25 +3076,7 @@
             <w:sz w:val="22"/>
             <w:szCs w:val="22"/>
           </w:rPr>
-          <w:t>github.co</w:t>
-        </w:r>
-        <w:r>
-          <w:rPr>
-            <w:rStyle w:val="Collegamentoipertestuale"/>
-            <w:rFonts w:cs="Calibri"/>
-            <w:sz w:val="22"/>
-            <w:szCs w:val="22"/>
-          </w:rPr>
-          <w:t>m</w:t>
-        </w:r>
-        <w:r>
-          <w:rPr>
-            <w:rStyle w:val="Collegamentoipertestuale"/>
-            <w:rFonts w:cs="Calibri"/>
-            <w:sz w:val="22"/>
-            <w:szCs w:val="22"/>
-          </w:rPr>
-          <w:t>/Diego-Marigo/</w:t>
+          <w:t>github.com/Diego-Marigo/</w:t>
         </w:r>
         <w:proofErr w:type="spellStart"/>
         <w:r>
@@ -2967,6 +3119,14 @@
           <w:szCs w:val="22"/>
         </w:rPr>
       </w:pPr>
+      <w:bookmarkStart w:id="2" w:name="_Toc202968570"/>
+      <w:r>
+        <w:rPr>
+          <w:rStyle w:val="Titolo2Carattere"/>
+        </w:rPr>
+        <w:t>Descrizione</w:t>
+      </w:r>
+      <w:bookmarkEnd w:id="2"/>
       <w:r>
         <w:rPr>
           <w:rFonts w:cs="Calibri"/>
@@ -2975,7 +3135,7 @@
           <w:sz w:val="22"/>
           <w:szCs w:val="22"/>
         </w:rPr>
-        <w:t>Descrizione:</w:t>
+        <w:t>:</w:t>
       </w:r>
     </w:p>
     <w:p>
@@ -3128,6 +3288,255 @@
           <w:szCs w:val="22"/>
         </w:rPr>
         <w:t>la comprensione.</w:t>
+      </w:r>
+    </w:p>
+    <w:p>
+      <w:pPr>
+        <w:rPr>
+          <w:rFonts w:cs="Calibri"/>
+          <w:i/>
+          <w:iCs/>
+          <w:sz w:val="22"/>
+          <w:szCs w:val="22"/>
+        </w:rPr>
+      </w:pPr>
+    </w:p>
+    <w:p>
+      <w:pPr>
+        <w:pStyle w:val="Titolo2"/>
+      </w:pPr>
+      <w:bookmarkStart w:id="3" w:name="_Toc202968571"/>
+      <w:r>
+        <w:t>Requisiti di sistema</w:t>
+      </w:r>
+      <w:bookmarkEnd w:id="3"/>
+    </w:p>
+    <w:p>
+      <w:pPr>
+        <w:rPr>
+          <w:sz w:val="22"/>
+          <w:szCs w:val="22"/>
+        </w:rPr>
+      </w:pPr>
+      <w:r>
+        <w:rPr>
+          <w:sz w:val="22"/>
+          <w:szCs w:val="22"/>
+        </w:rPr>
+        <w:t>Questo programma è stato sviluppato per ambienti</w:t>
+      </w:r>
+      <w:r>
+        <w:rPr>
+          <w:sz w:val="22"/>
+          <w:szCs w:val="22"/>
+        </w:rPr>
+        <w:t xml:space="preserve"> </w:t>
+      </w:r>
+      <w:r>
+        <w:rPr>
+          <w:b/>
+          <w:bCs/>
+          <w:sz w:val="22"/>
+          <w:szCs w:val="22"/>
+        </w:rPr>
+        <w:t>Linux Ubuntu/</w:t>
+      </w:r>
+      <w:proofErr w:type="spellStart"/>
+      <w:r>
+        <w:rPr>
+          <w:b/>
+          <w:bCs/>
+          <w:sz w:val="22"/>
+          <w:szCs w:val="22"/>
+        </w:rPr>
+        <w:t>Debian</w:t>
+      </w:r>
+      <w:proofErr w:type="spellEnd"/>
+      <w:r>
+        <w:rPr>
+          <w:sz w:val="22"/>
+          <w:szCs w:val="22"/>
+        </w:rPr>
+        <w:t xml:space="preserve"> e si appoggia:</w:t>
+      </w:r>
+    </w:p>
+    <w:p>
+      <w:pPr>
+        <w:pStyle w:val="Paragrafoelenco"/>
+        <w:numPr>
+          <w:ilvl w:val="0"/>
+          <w:numId w:val="1"/>
+        </w:numPr>
+        <w:rPr>
+          <w:sz w:val="22"/>
+          <w:szCs w:val="22"/>
+        </w:rPr>
+      </w:pPr>
+      <w:r>
+        <w:rPr>
+          <w:sz w:val="22"/>
+          <w:szCs w:val="22"/>
+        </w:rPr>
+        <w:t>a</w:t>
+      </w:r>
+      <w:r>
+        <w:rPr>
+          <w:sz w:val="22"/>
+          <w:szCs w:val="22"/>
+        </w:rPr>
+        <w:t xml:space="preserve">lla gestione dei pacchetti tramite </w:t>
+      </w:r>
+      <w:proofErr w:type="spellStart"/>
+      <w:r>
+        <w:rPr>
+          <w:sz w:val="22"/>
+          <w:szCs w:val="22"/>
+        </w:rPr>
+        <w:t>apt</w:t>
+      </w:r>
+      <w:proofErr w:type="spellEnd"/>
+    </w:p>
+    <w:p>
+      <w:pPr>
+        <w:pStyle w:val="Paragrafoelenco"/>
+        <w:numPr>
+          <w:ilvl w:val="0"/>
+          <w:numId w:val="1"/>
+        </w:numPr>
+        <w:rPr>
+          <w:sz w:val="22"/>
+          <w:szCs w:val="22"/>
+        </w:rPr>
+      </w:pPr>
+      <w:r>
+        <w:rPr>
+          <w:sz w:val="22"/>
+          <w:szCs w:val="22"/>
+        </w:rPr>
+        <w:t>a</w:t>
+      </w:r>
+      <w:r>
+        <w:rPr>
+          <w:sz w:val="22"/>
+          <w:szCs w:val="22"/>
+        </w:rPr>
+        <w:t xml:space="preserve">l controllo dei servizi tramite </w:t>
+      </w:r>
+      <w:proofErr w:type="spellStart"/>
+      <w:r>
+        <w:rPr>
+          <w:sz w:val="22"/>
+          <w:szCs w:val="22"/>
+        </w:rPr>
+        <w:t>systemd</w:t>
+      </w:r>
+      <w:proofErr w:type="spellEnd"/>
+      <w:r>
+        <w:rPr>
+          <w:sz w:val="22"/>
+          <w:szCs w:val="22"/>
+        </w:rPr>
+        <w:t xml:space="preserve"> (</w:t>
+      </w:r>
+      <w:r>
+        <w:rPr>
+          <w:sz w:val="22"/>
+          <w:szCs w:val="22"/>
+        </w:rPr>
+        <w:t xml:space="preserve">comando </w:t>
+      </w:r>
+      <w:proofErr w:type="spellStart"/>
+      <w:r>
+        <w:rPr>
+          <w:sz w:val="22"/>
+          <w:szCs w:val="22"/>
+        </w:rPr>
+        <w:t>systemctl</w:t>
+      </w:r>
+      <w:proofErr w:type="spellEnd"/>
+      <w:r>
+        <w:rPr>
+          <w:sz w:val="22"/>
+          <w:szCs w:val="22"/>
+        </w:rPr>
+        <w:t>)</w:t>
+      </w:r>
+    </w:p>
+    <w:p>
+      <w:pPr>
+        <w:pStyle w:val="Paragrafoelenco"/>
+        <w:numPr>
+          <w:ilvl w:val="0"/>
+          <w:numId w:val="1"/>
+        </w:numPr>
+        <w:spacing w:after="120"/>
+        <w:ind w:left="714" w:hanging="357"/>
+        <w:rPr>
+          <w:sz w:val="22"/>
+          <w:szCs w:val="22"/>
+        </w:rPr>
+      </w:pPr>
+      <w:r>
+        <w:rPr>
+          <w:sz w:val="22"/>
+          <w:szCs w:val="22"/>
+        </w:rPr>
+        <w:t xml:space="preserve">al </w:t>
+      </w:r>
+      <w:proofErr w:type="spellStart"/>
+      <w:r>
+        <w:rPr>
+          <w:sz w:val="22"/>
+          <w:szCs w:val="22"/>
+        </w:rPr>
+        <w:t>logging</w:t>
+      </w:r>
+      <w:proofErr w:type="spellEnd"/>
+      <w:r>
+        <w:rPr>
+          <w:sz w:val="22"/>
+          <w:szCs w:val="22"/>
+        </w:rPr>
+        <w:t xml:space="preserve"> centralizzato di </w:t>
+      </w:r>
+      <w:proofErr w:type="spellStart"/>
+      <w:r>
+        <w:rPr>
+          <w:sz w:val="22"/>
+          <w:szCs w:val="22"/>
+        </w:rPr>
+        <w:t>systemd-journald</w:t>
+      </w:r>
+      <w:proofErr w:type="spellEnd"/>
+      <w:r>
+        <w:rPr>
+          <w:sz w:val="22"/>
+          <w:szCs w:val="22"/>
+        </w:rPr>
+        <w:t xml:space="preserve"> (</w:t>
+      </w:r>
+      <w:r>
+        <w:rPr>
+          <w:sz w:val="22"/>
+          <w:szCs w:val="22"/>
+        </w:rPr>
+        <w:t xml:space="preserve">comando </w:t>
+      </w:r>
+      <w:proofErr w:type="spellStart"/>
+      <w:r>
+        <w:rPr>
+          <w:sz w:val="22"/>
+          <w:szCs w:val="22"/>
+        </w:rPr>
+        <w:t>journalctl</w:t>
+      </w:r>
+      <w:proofErr w:type="spellEnd"/>
+      <w:r>
+        <w:rPr>
+          <w:sz w:val="22"/>
+          <w:szCs w:val="22"/>
+        </w:rPr>
+        <w:t>)</w:t>
       </w:r>
     </w:p>
     <w:p>
@@ -3171,7 +3580,7 @@
           <w:rFonts w:cs="Calibri"/>
         </w:rPr>
       </w:pPr>
-      <w:bookmarkStart w:id="2" w:name="_Toc202818586"/>
+      <w:bookmarkStart w:id="4" w:name="_Toc202968572"/>
       <w:r>
         <w:rPr>
           <w:rFonts w:cs="Calibri"/>
@@ -3179,7 +3588,7 @@
         <w:lastRenderedPageBreak/>
         <w:t>Struttura del progetto</w:t>
       </w:r>
-      <w:bookmarkEnd w:id="2"/>
+      <w:bookmarkEnd w:id="4"/>
       <w:r>
         <w:rPr>
           <w:rFonts w:cs="Calibri"/>
@@ -3189,6 +3598,7 @@
     </w:p>
     <w:p>
       <w:pPr>
+        <w:spacing w:before="120" w:after="120"/>
         <w:jc w:val="center"/>
       </w:pPr>
       <w:r>
@@ -3197,7 +3607,7 @@
           <w:noProof/>
         </w:rPr>
         <w:drawing>
-          <wp:inline distT="0" distB="0" distL="0" distR="0" wp14:anchorId="27B9BBF9" wp14:editId="4CB0F2E3">
+          <wp:inline distT="0" distB="0" distL="0" distR="0" wp14:anchorId="27B9BBF9" wp14:editId="4395C2A0">
             <wp:extent cx="4416296" cy="2423968"/>
             <wp:effectExtent l="0" t="0" r="3810" b="1905"/>
             <wp:docPr id="1687147751" name="Immagine 1" descr="Immagine che contiene testo, schermata, menu, Carattere&#10;&#10;Il contenuto generato dall'IA potrebbe non essere corretto."/>
@@ -3242,45 +3652,80 @@
     <w:p>
       <w:pPr>
         <w:pStyle w:val="Titolo2"/>
-        <w:spacing w:before="120"/>
-        <w:rPr>
-          <w:rFonts w:cs="Calibri"/>
-          <w:i/>
-          <w:iCs/>
-        </w:rPr>
-      </w:pPr>
-      <w:bookmarkStart w:id="3" w:name="_Toc202818587"/>
-      <w:r>
-        <w:rPr>
-          <w:rFonts w:cs="Calibri"/>
-        </w:rPr>
-        <w:t xml:space="preserve">Modulo </w:t>
-      </w:r>
-      <w:proofErr w:type="spellStart"/>
-      <w:r>
-        <w:rPr>
-          <w:rFonts w:cs="Calibri"/>
+        <w:rPr>
+          <w:i/>
+          <w:iCs/>
+        </w:rPr>
+      </w:pPr>
+      <w:bookmarkStart w:id="5" w:name="_Toc202968573"/>
+      <w:r>
+        <w:t>Modulo</w:t>
+      </w:r>
+      <w:r>
+        <w:t xml:space="preserve"> </w:t>
+      </w:r>
+      <w:proofErr w:type="spellStart"/>
+      <w:r>
+        <w:rPr>
           <w:i/>
           <w:iCs/>
         </w:rPr>
         <w:t>eseguibile.bash</w:t>
       </w:r>
-      <w:bookmarkEnd w:id="3"/>
-      <w:proofErr w:type="spellEnd"/>
-    </w:p>
-    <w:p>
-      <w:pPr>
-        <w:rPr>
-          <w:sz w:val="22"/>
-          <w:szCs w:val="22"/>
-        </w:rPr>
-      </w:pPr>
-      <w:r>
-        <w:rPr>
-          <w:sz w:val="22"/>
-          <w:szCs w:val="22"/>
-        </w:rPr>
-        <w:t>Script da eseguire per avviare il programma, accetta anche il passaggio di argomenti.</w:t>
+      <w:bookmarkEnd w:id="5"/>
+      <w:proofErr w:type="spellEnd"/>
+    </w:p>
+    <w:p>
+      <w:pPr>
+        <w:rPr>
+          <w:b/>
+          <w:sz w:val="22"/>
+          <w:szCs w:val="22"/>
+        </w:rPr>
+      </w:pPr>
+      <w:r>
+        <w:rPr>
+          <w:sz w:val="22"/>
+          <w:szCs w:val="22"/>
+        </w:rPr>
+        <w:t>Questo è lo script principale del programma. Funziona come entry point e</w:t>
+      </w:r>
+      <w:r>
+        <w:rPr>
+          <w:b/>
+          <w:sz w:val="22"/>
+          <w:szCs w:val="22"/>
+        </w:rPr>
+        <w:t xml:space="preserve"> </w:t>
+      </w:r>
+      <w:r>
+        <w:rPr>
+          <w:sz w:val="22"/>
+          <w:szCs w:val="22"/>
+        </w:rPr>
+        <w:t>gestisce l'esecuzione del programma. Contiene la logica per analizzare gli</w:t>
+      </w:r>
+      <w:r>
+        <w:rPr>
+          <w:b/>
+          <w:sz w:val="22"/>
+          <w:szCs w:val="22"/>
+        </w:rPr>
+        <w:t xml:space="preserve"> </w:t>
+      </w:r>
+      <w:r>
+        <w:rPr>
+          <w:sz w:val="22"/>
+          <w:szCs w:val="22"/>
+        </w:rPr>
+        <w:t>argomenti passati al programma e avviare le schermate appropriate</w:t>
+      </w:r>
+      <w:r>
+        <w:rPr>
+          <w:sz w:val="22"/>
+          <w:szCs w:val="22"/>
+        </w:rPr>
+        <w:t>.</w:t>
       </w:r>
     </w:p>
     <w:p>
@@ -3291,7 +3736,7 @@
           <w:rFonts w:cs="Calibri"/>
         </w:rPr>
       </w:pPr>
-      <w:bookmarkStart w:id="4" w:name="_Toc202818588"/>
+      <w:bookmarkStart w:id="6" w:name="_Toc202968574"/>
       <w:r>
         <w:rPr>
           <w:rFonts w:cs="Calibri"/>
@@ -3307,42 +3752,32 @@
         </w:rPr>
         <w:t>main.bash</w:t>
       </w:r>
-      <w:bookmarkEnd w:id="4"/>
-      <w:proofErr w:type="spellEnd"/>
-    </w:p>
-    <w:p>
-      <w:pPr>
-        <w:rPr>
-          <w:rFonts w:cs="Calibri"/>
-          <w:sz w:val="22"/>
-          <w:szCs w:val="22"/>
-        </w:rPr>
-      </w:pPr>
-      <w:r>
-        <w:rPr>
-          <w:rFonts w:cs="Calibri"/>
-          <w:sz w:val="22"/>
-          <w:szCs w:val="22"/>
-        </w:rPr>
-        <w:t xml:space="preserve">Questo è il modulo principale che funge da </w:t>
-      </w:r>
-      <w:proofErr w:type="spellStart"/>
-      <w:r>
-        <w:rPr>
-          <w:rFonts w:cs="Calibri"/>
-          <w:sz w:val="22"/>
-          <w:szCs w:val="22"/>
-        </w:rPr>
-        <w:t>entrypoint</w:t>
-      </w:r>
-      <w:proofErr w:type="spellEnd"/>
-      <w:r>
-        <w:rPr>
-          <w:rFonts w:cs="Calibri"/>
-          <w:sz w:val="22"/>
-          <w:szCs w:val="22"/>
-        </w:rPr>
-        <w:t xml:space="preserve"> del programma. Gestisce l'input dell'utente, interpreta gli argomenti passati e chiama le funzioni appropriate dai moduli</w:t>
+      <w:bookmarkEnd w:id="6"/>
+      <w:proofErr w:type="spellEnd"/>
+    </w:p>
+    <w:p>
+      <w:pPr>
+        <w:rPr>
+          <w:rFonts w:cs="Calibri"/>
+          <w:sz w:val="22"/>
+          <w:szCs w:val="22"/>
+        </w:rPr>
+      </w:pPr>
+      <w:r>
+        <w:rPr>
+          <w:rFonts w:cs="Calibri"/>
+          <w:sz w:val="22"/>
+          <w:szCs w:val="22"/>
+        </w:rPr>
+        <w:t>Script contenente il loop principale del programma</w:t>
+      </w:r>
+      <w:r>
+        <w:rPr>
+          <w:rFonts w:cs="Calibri"/>
+          <w:sz w:val="22"/>
+          <w:szCs w:val="22"/>
+        </w:rPr>
+        <w:t>. Gestisce l'input dell'utente, interpreta gli argomenti passati e chiama le funzioni appropriate dai moduli</w:t>
       </w:r>
       <w:r>
         <w:rPr>
@@ -3420,6 +3855,8 @@
           <w:ilvl w:val="0"/>
           <w:numId w:val="1"/>
         </w:numPr>
+        <w:spacing w:after="120"/>
+        <w:ind w:left="714" w:hanging="357"/>
         <w:rPr>
           <w:rFonts w:cs="Calibri"/>
           <w:sz w:val="22"/>
@@ -3446,42 +3883,40 @@
         </w:rPr>
         <w:t xml:space="preserve">: Funzione principale </w:t>
       </w:r>
-      <w:proofErr w:type="gramStart"/>
-      <w:r>
-        <w:rPr>
-          <w:rFonts w:cs="Calibri"/>
-          <w:sz w:val="22"/>
-          <w:szCs w:val="22"/>
-        </w:rPr>
-        <w:t>che gestisce l’esecuzione del programma,</w:t>
-      </w:r>
-      <w:proofErr w:type="gramEnd"/>
-      <w:r>
-        <w:rPr>
-          <w:rFonts w:cs="Calibri"/>
-          <w:sz w:val="22"/>
-          <w:szCs w:val="22"/>
-        </w:rPr>
-        <w:t xml:space="preserve"> analizza gli argomenti e chiama le funzioni necessarie.</w:t>
-      </w:r>
-    </w:p>
-    <w:p>
-      <w:pPr>
-        <w:rPr>
-          <w:rFonts w:cs="Calibri"/>
-          <w:sz w:val="22"/>
-          <w:szCs w:val="22"/>
-        </w:rPr>
-      </w:pPr>
+      <w:r>
+        <w:rPr>
+          <w:rFonts w:cs="Calibri"/>
+          <w:sz w:val="22"/>
+          <w:szCs w:val="22"/>
+        </w:rPr>
+        <w:t xml:space="preserve">contenente il loop del programma, </w:t>
+      </w:r>
+      <w:r>
+        <w:rPr>
+          <w:rFonts w:cs="Calibri"/>
+          <w:sz w:val="22"/>
+          <w:szCs w:val="22"/>
+        </w:rPr>
+        <w:t>analizza</w:t>
+      </w:r>
+      <w:r>
+        <w:rPr>
+          <w:rFonts w:cs="Calibri"/>
+          <w:sz w:val="22"/>
+          <w:szCs w:val="22"/>
+        </w:rPr>
+        <w:t xml:space="preserve"> gli argomenti e chiama le funzioni necessarie.</w:t>
+      </w:r>
     </w:p>
     <w:p>
       <w:pPr>
         <w:pStyle w:val="Titolo2"/>
-        <w:rPr>
-          <w:rFonts w:cs="Calibri"/>
-        </w:rPr>
-      </w:pPr>
-      <w:bookmarkStart w:id="5" w:name="_Toc202818589"/>
+        <w:spacing w:before="0"/>
+        <w:rPr>
+          <w:rFonts w:cs="Calibri"/>
+        </w:rPr>
+      </w:pPr>
+      <w:bookmarkStart w:id="7" w:name="_Toc202968575"/>
       <w:r>
         <w:rPr>
           <w:rFonts w:cs="Calibri"/>
@@ -3495,9 +3930,25 @@
           <w:i/>
           <w:iCs/>
         </w:rPr>
-        <w:t>codicebase.bash</w:t>
-      </w:r>
-      <w:bookmarkEnd w:id="5"/>
+        <w:t>codice</w:t>
+      </w:r>
+      <w:r>
+        <w:rPr>
+          <w:rFonts w:cs="Calibri"/>
+          <w:i/>
+          <w:iCs/>
+        </w:rPr>
+        <w:t>_</w:t>
+      </w:r>
+      <w:r>
+        <w:rPr>
+          <w:rFonts w:cs="Calibri"/>
+          <w:i/>
+          <w:iCs/>
+        </w:rPr>
+        <w:t>base.bash</w:t>
+      </w:r>
+      <w:bookmarkEnd w:id="7"/>
       <w:proofErr w:type="spellEnd"/>
     </w:p>
     <w:p>
@@ -3525,7 +3976,7 @@
           <w:rFonts w:cs="Calibri"/>
         </w:rPr>
       </w:pPr>
-      <w:bookmarkStart w:id="6" w:name="_Toc202818590"/>
+      <w:bookmarkStart w:id="8" w:name="_Toc202968576"/>
       <w:r>
         <w:rPr>
           <w:rFonts w:cs="Calibri"/>
@@ -3541,7 +3992,7 @@
         </w:rPr>
         <w:t>stilizzazione.bash</w:t>
       </w:r>
-      <w:bookmarkEnd w:id="6"/>
+      <w:bookmarkEnd w:id="8"/>
       <w:proofErr w:type="spellEnd"/>
     </w:p>
     <w:p>
@@ -3582,6 +4033,16 @@
           <w:sz w:val="22"/>
           <w:szCs w:val="22"/>
         </w:rPr>
+        <w:t>_</w:t>
+      </w:r>
+      <w:r>
+        <w:rPr>
+          <w:rFonts w:cs="Calibri"/>
+          <w:i/>
+          <w:iCs/>
+          <w:sz w:val="22"/>
+          <w:szCs w:val="22"/>
+        </w:rPr>
         <w:t>stilizza</w:t>
       </w:r>
       <w:r>
@@ -3615,7 +4076,37 @@
           <w:sz w:val="22"/>
           <w:szCs w:val="22"/>
         </w:rPr>
-        <w:t>congrassetto</w:t>
+        <w:t>c</w:t>
+      </w:r>
+      <w:r>
+        <w:rPr>
+          <w:rFonts w:cs="Calibri"/>
+          <w:i/>
+          <w:iCs/>
+          <w:sz w:val="22"/>
+          <w:szCs w:val="22"/>
+        </w:rPr>
+        <w:t>on</w:t>
+      </w:r>
+      <w:r>
+        <w:rPr>
+          <w:rFonts w:cs="Calibri"/>
+          <w:i/>
+          <w:iCs/>
+          <w:sz w:val="22"/>
+          <w:szCs w:val="22"/>
+        </w:rPr>
+        <w:t>_</w:t>
+      </w:r>
+      <w:r>
+        <w:rPr>
+          <w:rFonts w:cs="Calibri"/>
+          <w:i/>
+          <w:iCs/>
+          <w:sz w:val="22"/>
+          <w:szCs w:val="22"/>
+        </w:rPr>
+        <w:t>grassetto</w:t>
       </w:r>
       <w:proofErr w:type="spellEnd"/>
       <w:r>
@@ -3649,7 +4140,37 @@
           <w:sz w:val="22"/>
           <w:szCs w:val="22"/>
         </w:rPr>
-        <w:t>consottolineatura</w:t>
+        <w:t>c</w:t>
+      </w:r>
+      <w:r>
+        <w:rPr>
+          <w:rFonts w:cs="Calibri"/>
+          <w:i/>
+          <w:iCs/>
+          <w:sz w:val="22"/>
+          <w:szCs w:val="22"/>
+        </w:rPr>
+        <w:t>on</w:t>
+      </w:r>
+      <w:r>
+        <w:rPr>
+          <w:rFonts w:cs="Calibri"/>
+          <w:i/>
+          <w:iCs/>
+          <w:sz w:val="22"/>
+          <w:szCs w:val="22"/>
+        </w:rPr>
+        <w:t>_s</w:t>
+      </w:r>
+      <w:r>
+        <w:rPr>
+          <w:rFonts w:cs="Calibri"/>
+          <w:i/>
+          <w:iCs/>
+          <w:sz w:val="22"/>
+          <w:szCs w:val="22"/>
+        </w:rPr>
+        <w:t>ottolineatura</w:t>
       </w:r>
       <w:proofErr w:type="spellEnd"/>
       <w:r>
@@ -3681,17 +4202,35 @@
           <w:sz w:val="22"/>
           <w:szCs w:val="22"/>
         </w:rPr>
-        <w:t>con</w:t>
-      </w:r>
-      <w:r>
-        <w:rPr>
-          <w:rFonts w:cs="Calibri"/>
-          <w:i/>
-          <w:iCs/>
-          <w:sz w:val="22"/>
-          <w:szCs w:val="22"/>
-        </w:rPr>
-        <w:t>sbarramento</w:t>
+        <w:t>c</w:t>
+      </w:r>
+      <w:r>
+        <w:rPr>
+          <w:rFonts w:cs="Calibri"/>
+          <w:sz w:val="22"/>
+          <w:szCs w:val="22"/>
+        </w:rPr>
+        <w:t>on</w:t>
+      </w:r>
+      <w:r>
+        <w:rPr>
+          <w:rFonts w:cs="Calibri"/>
+          <w:i/>
+          <w:iCs/>
+          <w:sz w:val="22"/>
+          <w:szCs w:val="22"/>
+        </w:rPr>
+        <w:t>_s</w:t>
+      </w:r>
+      <w:r>
+        <w:rPr>
+          <w:rFonts w:cs="Calibri"/>
+          <w:i/>
+          <w:iCs/>
+          <w:sz w:val="22"/>
+          <w:szCs w:val="22"/>
+        </w:rPr>
+        <w:t>barramento</w:t>
       </w:r>
       <w:proofErr w:type="spellEnd"/>
       <w:r>
@@ -3725,7 +4264,37 @@
           <w:sz w:val="22"/>
           <w:szCs w:val="22"/>
         </w:rPr>
-        <w:t>comeinfo</w:t>
+        <w:t>c</w:t>
+      </w:r>
+      <w:r>
+        <w:rPr>
+          <w:rFonts w:cs="Calibri"/>
+          <w:i/>
+          <w:iCs/>
+          <w:sz w:val="22"/>
+          <w:szCs w:val="22"/>
+        </w:rPr>
+        <w:t>ome</w:t>
+      </w:r>
+      <w:r>
+        <w:rPr>
+          <w:rFonts w:cs="Calibri"/>
+          <w:i/>
+          <w:iCs/>
+          <w:sz w:val="22"/>
+          <w:szCs w:val="22"/>
+        </w:rPr>
+        <w:t>_</w:t>
+      </w:r>
+      <w:r>
+        <w:rPr>
+          <w:rFonts w:cs="Calibri"/>
+          <w:i/>
+          <w:iCs/>
+          <w:sz w:val="22"/>
+          <w:szCs w:val="22"/>
+        </w:rPr>
+        <w:t>info</w:t>
       </w:r>
       <w:proofErr w:type="spellEnd"/>
       <w:r>
@@ -3759,7 +4328,37 @@
           <w:sz w:val="22"/>
           <w:szCs w:val="22"/>
         </w:rPr>
-        <w:t>comesuccesso</w:t>
+        <w:t>c</w:t>
+      </w:r>
+      <w:r>
+        <w:rPr>
+          <w:rFonts w:cs="Calibri"/>
+          <w:i/>
+          <w:iCs/>
+          <w:sz w:val="22"/>
+          <w:szCs w:val="22"/>
+        </w:rPr>
+        <w:t>ome</w:t>
+      </w:r>
+      <w:r>
+        <w:rPr>
+          <w:rFonts w:cs="Calibri"/>
+          <w:i/>
+          <w:iCs/>
+          <w:sz w:val="22"/>
+          <w:szCs w:val="22"/>
+        </w:rPr>
+        <w:t>_</w:t>
+      </w:r>
+      <w:r>
+        <w:rPr>
+          <w:rFonts w:cs="Calibri"/>
+          <w:i/>
+          <w:iCs/>
+          <w:sz w:val="22"/>
+          <w:szCs w:val="22"/>
+        </w:rPr>
+        <w:t>successo</w:t>
       </w:r>
       <w:proofErr w:type="spellEnd"/>
       <w:r>
@@ -3793,7 +4392,37 @@
           <w:sz w:val="22"/>
           <w:szCs w:val="22"/>
         </w:rPr>
-        <w:t>comeerrore</w:t>
+        <w:t>c</w:t>
+      </w:r>
+      <w:r>
+        <w:rPr>
+          <w:rFonts w:cs="Calibri"/>
+          <w:i/>
+          <w:iCs/>
+          <w:sz w:val="22"/>
+          <w:szCs w:val="22"/>
+        </w:rPr>
+        <w:t>ome</w:t>
+      </w:r>
+      <w:r>
+        <w:rPr>
+          <w:rFonts w:cs="Calibri"/>
+          <w:i/>
+          <w:iCs/>
+          <w:sz w:val="22"/>
+          <w:szCs w:val="22"/>
+        </w:rPr>
+        <w:t>_</w:t>
+      </w:r>
+      <w:r>
+        <w:rPr>
+          <w:rFonts w:cs="Calibri"/>
+          <w:i/>
+          <w:iCs/>
+          <w:sz w:val="22"/>
+          <w:szCs w:val="22"/>
+        </w:rPr>
+        <w:t>errore</w:t>
       </w:r>
       <w:proofErr w:type="spellEnd"/>
       <w:r>
@@ -3827,7 +4456,37 @@
           <w:sz w:val="22"/>
           <w:szCs w:val="22"/>
         </w:rPr>
-        <w:t>comeavviso</w:t>
+        <w:t>c</w:t>
+      </w:r>
+      <w:r>
+        <w:rPr>
+          <w:rFonts w:cs="Calibri"/>
+          <w:i/>
+          <w:iCs/>
+          <w:sz w:val="22"/>
+          <w:szCs w:val="22"/>
+        </w:rPr>
+        <w:t>ome</w:t>
+      </w:r>
+      <w:r>
+        <w:rPr>
+          <w:rFonts w:cs="Calibri"/>
+          <w:i/>
+          <w:iCs/>
+          <w:sz w:val="22"/>
+          <w:szCs w:val="22"/>
+        </w:rPr>
+        <w:t>_</w:t>
+      </w:r>
+      <w:r>
+        <w:rPr>
+          <w:rFonts w:cs="Calibri"/>
+          <w:i/>
+          <w:iCs/>
+          <w:sz w:val="22"/>
+          <w:szCs w:val="22"/>
+        </w:rPr>
+        <w:t>avviso</w:t>
       </w:r>
       <w:proofErr w:type="spellEnd"/>
       <w:r>
@@ -3997,7 +4656,7 @@
         <w:pStyle w:val="Titolo2"/>
         <w:spacing w:before="120"/>
       </w:pPr>
-      <w:bookmarkStart w:id="7" w:name="_Toc202818591"/>
+      <w:bookmarkStart w:id="9" w:name="_Toc202968577"/>
       <w:r>
         <w:t xml:space="preserve">Modulo </w:t>
       </w:r>
@@ -4009,7 +4668,7 @@
         </w:rPr>
         <w:t>registrazioni.bash</w:t>
       </w:r>
-      <w:bookmarkEnd w:id="7"/>
+      <w:bookmarkEnd w:id="9"/>
       <w:proofErr w:type="spellEnd"/>
     </w:p>
     <w:p>
@@ -4067,7 +4726,27 @@
           <w:sz w:val="22"/>
           <w:szCs w:val="22"/>
         </w:rPr>
-        <w:t>registrainfo</w:t>
+        <w:t>registra</w:t>
+      </w:r>
+      <w:r>
+        <w:rPr>
+          <w:rFonts w:cs="Calibri"/>
+          <w:i/>
+          <w:iCs/>
+          <w:sz w:val="22"/>
+          <w:szCs w:val="22"/>
+        </w:rPr>
+        <w:t>_</w:t>
+      </w:r>
+      <w:r>
+        <w:rPr>
+          <w:rFonts w:cs="Calibri"/>
+          <w:i/>
+          <w:iCs/>
+          <w:sz w:val="22"/>
+          <w:szCs w:val="22"/>
+        </w:rPr>
+        <w:t>info</w:t>
       </w:r>
       <w:proofErr w:type="spellEnd"/>
       <w:r>
@@ -4111,7 +4790,37 @@
           <w:sz w:val="22"/>
           <w:szCs w:val="22"/>
         </w:rPr>
-        <w:t>registrasuccesso</w:t>
+        <w:t>r</w:t>
+      </w:r>
+      <w:r>
+        <w:rPr>
+          <w:rFonts w:cs="Calibri"/>
+          <w:i/>
+          <w:iCs/>
+          <w:sz w:val="22"/>
+          <w:szCs w:val="22"/>
+        </w:rPr>
+        <w:t>egistra</w:t>
+      </w:r>
+      <w:r>
+        <w:rPr>
+          <w:rFonts w:cs="Calibri"/>
+          <w:i/>
+          <w:iCs/>
+          <w:sz w:val="22"/>
+          <w:szCs w:val="22"/>
+        </w:rPr>
+        <w:t>_</w:t>
+      </w:r>
+      <w:r>
+        <w:rPr>
+          <w:rFonts w:cs="Calibri"/>
+          <w:i/>
+          <w:iCs/>
+          <w:sz w:val="22"/>
+          <w:szCs w:val="22"/>
+        </w:rPr>
+        <w:t>successo</w:t>
       </w:r>
       <w:proofErr w:type="spellEnd"/>
       <w:r>
@@ -4145,7 +4854,37 @@
           <w:sz w:val="22"/>
           <w:szCs w:val="22"/>
         </w:rPr>
-        <w:t>registraerrore</w:t>
+        <w:t>r</w:t>
+      </w:r>
+      <w:r>
+        <w:rPr>
+          <w:rFonts w:cs="Calibri"/>
+          <w:i/>
+          <w:iCs/>
+          <w:sz w:val="22"/>
+          <w:szCs w:val="22"/>
+        </w:rPr>
+        <w:t>egistra</w:t>
+      </w:r>
+      <w:r>
+        <w:rPr>
+          <w:rFonts w:cs="Calibri"/>
+          <w:i/>
+          <w:iCs/>
+          <w:sz w:val="22"/>
+          <w:szCs w:val="22"/>
+        </w:rPr>
+        <w:t>_</w:t>
+      </w:r>
+      <w:r>
+        <w:rPr>
+          <w:rFonts w:cs="Calibri"/>
+          <w:i/>
+          <w:iCs/>
+          <w:sz w:val="22"/>
+          <w:szCs w:val="22"/>
+        </w:rPr>
+        <w:t>errore</w:t>
       </w:r>
       <w:proofErr w:type="spellEnd"/>
       <w:r>
@@ -4179,7 +4918,37 @@
           <w:sz w:val="22"/>
           <w:szCs w:val="22"/>
         </w:rPr>
-        <w:t>registraavviso</w:t>
+        <w:t>r</w:t>
+      </w:r>
+      <w:r>
+        <w:rPr>
+          <w:rFonts w:cs="Calibri"/>
+          <w:i/>
+          <w:iCs/>
+          <w:sz w:val="22"/>
+          <w:szCs w:val="22"/>
+        </w:rPr>
+        <w:t>egistra</w:t>
+      </w:r>
+      <w:r>
+        <w:rPr>
+          <w:rFonts w:cs="Calibri"/>
+          <w:i/>
+          <w:iCs/>
+          <w:sz w:val="22"/>
+          <w:szCs w:val="22"/>
+        </w:rPr>
+        <w:t>_</w:t>
+      </w:r>
+      <w:r>
+        <w:rPr>
+          <w:rFonts w:cs="Calibri"/>
+          <w:i/>
+          <w:iCs/>
+          <w:sz w:val="22"/>
+          <w:szCs w:val="22"/>
+        </w:rPr>
+        <w:t>avviso</w:t>
       </w:r>
       <w:proofErr w:type="spellEnd"/>
       <w:r>
@@ -4213,7 +4982,37 @@
           <w:sz w:val="22"/>
           <w:szCs w:val="22"/>
         </w:rPr>
-        <w:t>apriregistro</w:t>
+        <w:t>a</w:t>
+      </w:r>
+      <w:r>
+        <w:rPr>
+          <w:rFonts w:cs="Calibri"/>
+          <w:i/>
+          <w:iCs/>
+          <w:sz w:val="22"/>
+          <w:szCs w:val="22"/>
+        </w:rPr>
+        <w:t>pri</w:t>
+      </w:r>
+      <w:r>
+        <w:rPr>
+          <w:rFonts w:cs="Calibri"/>
+          <w:i/>
+          <w:iCs/>
+          <w:sz w:val="22"/>
+          <w:szCs w:val="22"/>
+        </w:rPr>
+        <w:t>_</w:t>
+      </w:r>
+      <w:r>
+        <w:rPr>
+          <w:rFonts w:cs="Calibri"/>
+          <w:i/>
+          <w:iCs/>
+          <w:sz w:val="22"/>
+          <w:szCs w:val="22"/>
+        </w:rPr>
+        <w:t>registro</w:t>
       </w:r>
       <w:proofErr w:type="spellEnd"/>
       <w:r>
@@ -4285,15 +5084,27 @@
       <w:pPr>
         <w:pStyle w:val="Titolo2"/>
         <w:spacing w:before="120"/>
-      </w:pPr>
-      <w:bookmarkStart w:id="8" w:name="_Toc202818592"/>
-      <w:r>
-        <w:t>Modulo schermate/</w:t>
-      </w:r>
-      <w:bookmarkEnd w:id="8"/>
-    </w:p>
-    <w:p>
-      <w:pPr>
+        <w:rPr>
+          <w:i/>
+          <w:iCs/>
+        </w:rPr>
+      </w:pPr>
+      <w:bookmarkStart w:id="10" w:name="_Toc202968578"/>
+      <w:r>
+        <w:t xml:space="preserve">Modulo </w:t>
+      </w:r>
+      <w:r>
+        <w:rPr>
+          <w:i/>
+          <w:iCs/>
+        </w:rPr>
+        <w:t>schermate/</w:t>
+      </w:r>
+      <w:bookmarkEnd w:id="10"/>
+    </w:p>
+    <w:p>
+      <w:pPr>
+        <w:spacing w:after="120"/>
         <w:rPr>
           <w:rFonts w:cs="Calibri"/>
           <w:i/>
@@ -11370,29 +12181,29 @@
           <w:sz w:val="22"/>
           <w:szCs w:val="22"/>
         </w:rPr>
-        <w:t>tail</w:t>
-      </w:r>
-      <w:proofErr w:type="spellEnd"/>
-      <w:r>
-        <w:rPr>
-          <w:rFonts w:cs="Calibri"/>
-          <w:i/>
-          <w:iCs/>
-          <w:sz w:val="22"/>
-          <w:szCs w:val="22"/>
-        </w:rPr>
-        <w:t xml:space="preserve"> -f /var/log/</w:t>
-      </w:r>
-      <w:proofErr w:type="spellStart"/>
-      <w:r>
-        <w:rPr>
-          <w:rFonts w:cs="Calibri"/>
-          <w:i/>
-          <w:iCs/>
-          <w:sz w:val="22"/>
-          <w:szCs w:val="22"/>
-        </w:rPr>
-        <w:t>syslog</w:t>
+        <w:t>journalctl</w:t>
+      </w:r>
+      <w:proofErr w:type="spellEnd"/>
+      <w:r>
+        <w:rPr>
+          <w:rFonts w:cs="Calibri"/>
+          <w:i/>
+          <w:iCs/>
+          <w:sz w:val="22"/>
+          <w:szCs w:val="22"/>
+        </w:rPr>
+        <w:t xml:space="preserve"> -n 50 --no-</w:t>
+      </w:r>
+      <w:proofErr w:type="spellStart"/>
+      <w:r>
+        <w:rPr>
+          <w:rFonts w:cs="Calibri"/>
+          <w:i/>
+          <w:iCs/>
+          <w:sz w:val="22"/>
+          <w:szCs w:val="22"/>
+        </w:rPr>
+        <w:t>pager</w:t>
       </w:r>
       <w:proofErr w:type="spellEnd"/>
       <w:r>
@@ -11491,19 +12302,53 @@
           <w:sz w:val="22"/>
           <w:szCs w:val="22"/>
         </w:rPr>
-        <w:t>tail</w:t>
-      </w:r>
-      <w:proofErr w:type="spellEnd"/>
-      <w:r>
-        <w:rPr>
-          <w:rFonts w:cs="Calibri"/>
-          <w:i/>
-          <w:iCs/>
-          <w:sz w:val="22"/>
-          <w:szCs w:val="22"/>
-        </w:rPr>
-        <w:t xml:space="preserve"> -f /var/log/auth.log</w:t>
-      </w:r>
+        <w:t>journalctl</w:t>
+      </w:r>
+      <w:proofErr w:type="spellEnd"/>
+      <w:r>
+        <w:rPr>
+          <w:rFonts w:cs="Calibri"/>
+          <w:i/>
+          <w:iCs/>
+          <w:sz w:val="22"/>
+          <w:szCs w:val="22"/>
+        </w:rPr>
+        <w:t xml:space="preserve"> _COMM=sudo _SYSTEMD_UNIT=</w:t>
+      </w:r>
+      <w:proofErr w:type="spellStart"/>
+      <w:r>
+        <w:rPr>
+          <w:rFonts w:cs="Calibri"/>
+          <w:i/>
+          <w:iCs/>
+          <w:sz w:val="22"/>
+          <w:szCs w:val="22"/>
+        </w:rPr>
+        <w:t>sshd.service</w:t>
+      </w:r>
+      <w:proofErr w:type="spellEnd"/>
+      <w:r>
+        <w:rPr>
+          <w:rFonts w:cs="Calibri"/>
+          <w:i/>
+          <w:iCs/>
+          <w:sz w:val="22"/>
+          <w:szCs w:val="22"/>
+        </w:rPr>
+        <w:t xml:space="preserve"> -n 100 --no-</w:t>
+      </w:r>
+      <w:proofErr w:type="spellStart"/>
+      <w:r>
+        <w:rPr>
+          <w:rFonts w:cs="Calibri"/>
+          <w:i/>
+          <w:iCs/>
+          <w:sz w:val="22"/>
+          <w:szCs w:val="22"/>
+        </w:rPr>
+        <w:t>pager</w:t>
+      </w:r>
+      <w:proofErr w:type="spellEnd"/>
       <w:r>
         <w:rPr>
           <w:rFonts w:cs="Calibri"/>
@@ -11626,19 +12471,31 @@
           <w:sz w:val="22"/>
           <w:szCs w:val="22"/>
         </w:rPr>
-        <w:t>tail</w:t>
-      </w:r>
-      <w:proofErr w:type="spellEnd"/>
-      <w:r>
-        <w:rPr>
-          <w:rFonts w:cs="Calibri"/>
-          <w:i/>
-          <w:iCs/>
-          <w:sz w:val="22"/>
-          <w:szCs w:val="22"/>
-        </w:rPr>
-        <w:t xml:space="preserve"> -f /var/log/kern.log</w:t>
-      </w:r>
+        <w:t>journalctl</w:t>
+      </w:r>
+      <w:proofErr w:type="spellEnd"/>
+      <w:r>
+        <w:rPr>
+          <w:rFonts w:cs="Calibri"/>
+          <w:i/>
+          <w:iCs/>
+          <w:sz w:val="22"/>
+          <w:szCs w:val="22"/>
+        </w:rPr>
+        <w:t xml:space="preserve"> -k -n 50 --no-</w:t>
+      </w:r>
+      <w:proofErr w:type="spellStart"/>
+      <w:r>
+        <w:rPr>
+          <w:rFonts w:cs="Calibri"/>
+          <w:i/>
+          <w:iCs/>
+          <w:sz w:val="22"/>
+          <w:szCs w:val="22"/>
+        </w:rPr>
+        <w:t>pager</w:t>
+      </w:r>
+      <w:proofErr w:type="spellEnd"/>
       <w:r>
         <w:rPr>
           <w:rFonts w:cs="Calibri"/>
@@ -11679,16 +12536,6 @@
       <w:r>
         <w:rPr>
           <w:rFonts w:cs="Calibri"/>
-          <w:i/>
-          <w:iCs/>
-          <w:sz w:val="22"/>
-          <w:szCs w:val="22"/>
-        </w:rPr>
-        <w:t xml:space="preserve"> </w:t>
-      </w:r>
-      <w:r>
-        <w:rPr>
-          <w:rFonts w:cs="Calibri"/>
           <w:b/>
           <w:bCs/>
           <w:i/>
@@ -11696,7 +12543,7 @@
           <w:sz w:val="22"/>
           <w:szCs w:val="22"/>
         </w:rPr>
-        <w:t>Visualizza log sicurezza</w:t>
+        <w:t>Visualizza log rete</w:t>
       </w:r>
       <w:r>
         <w:rPr>
@@ -11714,17 +12561,27 @@
           <w:sz w:val="22"/>
           <w:szCs w:val="22"/>
         </w:rPr>
-        <w:t>consente di visualizzare i log di sicurezza del sistema</w:t>
-      </w:r>
-      <w:r>
-        <w:rPr>
-          <w:rFonts w:cs="Calibri"/>
-          <w:i/>
-          <w:iCs/>
-          <w:sz w:val="22"/>
-          <w:szCs w:val="22"/>
-        </w:rPr>
-        <w:t xml:space="preserve"> (</w:t>
+        <w:t>consente di visualizzare i log della rete</w:t>
+      </w:r>
+      <w:r>
+        <w:rPr>
+          <w:rFonts w:cs="Calibri"/>
+          <w:i/>
+          <w:iCs/>
+          <w:sz w:val="22"/>
+          <w:szCs w:val="22"/>
+        </w:rPr>
+        <w:t xml:space="preserve"> </w:t>
+      </w:r>
+      <w:r>
+        <w:rPr>
+          <w:rFonts w:cs="Calibri"/>
+          <w:i/>
+          <w:iCs/>
+          <w:sz w:val="22"/>
+          <w:szCs w:val="22"/>
+        </w:rPr>
+        <w:t>(</w:t>
       </w:r>
       <w:r>
         <w:rPr>
@@ -11745,19 +12602,53 @@
           <w:sz w:val="22"/>
           <w:szCs w:val="22"/>
         </w:rPr>
-        <w:t>tail</w:t>
-      </w:r>
-      <w:proofErr w:type="spellEnd"/>
-      <w:r>
-        <w:rPr>
-          <w:rFonts w:cs="Calibri"/>
-          <w:i/>
-          <w:iCs/>
-          <w:sz w:val="22"/>
-          <w:szCs w:val="22"/>
-        </w:rPr>
-        <w:t xml:space="preserve"> -f /var/log/secure</w:t>
-      </w:r>
+        <w:t>journalctl</w:t>
+      </w:r>
+      <w:proofErr w:type="spellEnd"/>
+      <w:r>
+        <w:rPr>
+          <w:rFonts w:cs="Calibri"/>
+          <w:i/>
+          <w:iCs/>
+          <w:sz w:val="22"/>
+          <w:szCs w:val="22"/>
+        </w:rPr>
+        <w:t xml:space="preserve"> -u </w:t>
+      </w:r>
+      <w:proofErr w:type="spellStart"/>
+      <w:r>
+        <w:rPr>
+          <w:rFonts w:cs="Calibri"/>
+          <w:i/>
+          <w:iCs/>
+          <w:sz w:val="22"/>
+          <w:szCs w:val="22"/>
+        </w:rPr>
+        <w:t>NetworkManager</w:t>
+      </w:r>
+      <w:proofErr w:type="spellEnd"/>
+      <w:r>
+        <w:rPr>
+          <w:rFonts w:cs="Calibri"/>
+          <w:i/>
+          <w:iCs/>
+          <w:sz w:val="22"/>
+          <w:szCs w:val="22"/>
+        </w:rPr>
+        <w:t xml:space="preserve"> -n 50 --no-</w:t>
+      </w:r>
+      <w:proofErr w:type="spellStart"/>
+      <w:r>
+        <w:rPr>
+          <w:rFonts w:cs="Calibri"/>
+          <w:i/>
+          <w:iCs/>
+          <w:sz w:val="22"/>
+          <w:szCs w:val="22"/>
+        </w:rPr>
+        <w:t>pager</w:t>
+      </w:r>
+      <w:proofErr w:type="spellEnd"/>
       <w:r>
         <w:rPr>
           <w:rFonts w:cs="Calibri"/>
@@ -11798,6 +12689,16 @@
       <w:r>
         <w:rPr>
           <w:rFonts w:cs="Calibri"/>
+          <w:i/>
+          <w:iCs/>
+          <w:sz w:val="22"/>
+          <w:szCs w:val="22"/>
+        </w:rPr>
+        <w:t xml:space="preserve"> </w:t>
+      </w:r>
+      <w:r>
+        <w:rPr>
+          <w:rFonts w:cs="Calibri"/>
           <w:b/>
           <w:bCs/>
           <w:i/>
@@ -11805,7 +12706,7 @@
           <w:sz w:val="22"/>
           <w:szCs w:val="22"/>
         </w:rPr>
-        <w:t>Visualizza log rete</w:t>
+        <w:t>Visualizza log pacchetti</w:t>
       </w:r>
       <w:r>
         <w:rPr>
@@ -11823,7 +12724,7 @@
           <w:sz w:val="22"/>
           <w:szCs w:val="22"/>
         </w:rPr>
-        <w:t>consente di visualizzare i log della rete</w:t>
+        <w:t>consente di visualizzare i log dei pacchetti</w:t>
       </w:r>
       <w:r>
         <w:rPr>
@@ -11886,9 +12787,19 @@
           <w:sz w:val="22"/>
           <w:szCs w:val="22"/>
         </w:rPr>
-        <w:t>messages</w:t>
-      </w:r>
-      <w:proofErr w:type="spellEnd"/>
+        <w:t>apt</w:t>
+      </w:r>
+      <w:proofErr w:type="spellEnd"/>
+      <w:r>
+        <w:rPr>
+          <w:rFonts w:cs="Calibri"/>
+          <w:i/>
+          <w:iCs/>
+          <w:sz w:val="22"/>
+          <w:szCs w:val="22"/>
+        </w:rPr>
+        <w:t>/history.log</w:t>
+      </w:r>
       <w:r>
         <w:rPr>
           <w:rFonts w:cs="Calibri"/>
@@ -11946,7 +12857,7 @@
           <w:sz w:val="22"/>
           <w:szCs w:val="22"/>
         </w:rPr>
-        <w:t>Visualizza log pacchetti</w:t>
+        <w:t>Visualizza log applicazioni</w:t>
       </w:r>
       <w:r>
         <w:rPr>
@@ -11964,27 +12875,17 @@
           <w:sz w:val="22"/>
           <w:szCs w:val="22"/>
         </w:rPr>
-        <w:t>consente di visualizzare i log dei pacchetti</w:t>
-      </w:r>
-      <w:r>
-        <w:rPr>
-          <w:rFonts w:cs="Calibri"/>
-          <w:i/>
-          <w:iCs/>
-          <w:sz w:val="22"/>
-          <w:szCs w:val="22"/>
-        </w:rPr>
-        <w:t xml:space="preserve"> </w:t>
-      </w:r>
-      <w:r>
-        <w:rPr>
-          <w:rFonts w:cs="Calibri"/>
-          <w:i/>
-          <w:iCs/>
-          <w:sz w:val="22"/>
-          <w:szCs w:val="22"/>
-        </w:rPr>
-        <w:t>(</w:t>
+        <w:t>consente di visualizzare i log delle applicazioni</w:t>
+      </w:r>
+      <w:r>
+        <w:rPr>
+          <w:rFonts w:cs="Calibri"/>
+          <w:i/>
+          <w:iCs/>
+          <w:sz w:val="22"/>
+          <w:szCs w:val="22"/>
+        </w:rPr>
+        <w:t xml:space="preserve"> (</w:t>
       </w:r>
       <w:r>
         <w:rPr>
@@ -12005,160 +12906,31 @@
           <w:sz w:val="22"/>
           <w:szCs w:val="22"/>
         </w:rPr>
-        <w:t>tail</w:t>
-      </w:r>
-      <w:proofErr w:type="spellEnd"/>
-      <w:r>
-        <w:rPr>
-          <w:rFonts w:cs="Calibri"/>
-          <w:i/>
-          <w:iCs/>
-          <w:sz w:val="22"/>
-          <w:szCs w:val="22"/>
-        </w:rPr>
-        <w:t xml:space="preserve"> -n 50 /var/log/</w:t>
-      </w:r>
-      <w:proofErr w:type="spellStart"/>
-      <w:r>
-        <w:rPr>
-          <w:rFonts w:cs="Calibri"/>
-          <w:i/>
-          <w:iCs/>
-          <w:sz w:val="22"/>
-          <w:szCs w:val="22"/>
-        </w:rPr>
-        <w:t>apt</w:t>
-      </w:r>
-      <w:proofErr w:type="spellEnd"/>
-      <w:r>
-        <w:rPr>
-          <w:rFonts w:cs="Calibri"/>
-          <w:i/>
-          <w:iCs/>
-          <w:sz w:val="22"/>
-          <w:szCs w:val="22"/>
-        </w:rPr>
-        <w:t>/history.log</w:t>
-      </w:r>
-      <w:r>
-        <w:rPr>
-          <w:rFonts w:cs="Calibri"/>
-          <w:i/>
-          <w:iCs/>
-          <w:sz w:val="22"/>
-          <w:szCs w:val="22"/>
-        </w:rPr>
-        <w:t>”</w:t>
-      </w:r>
-      <w:r>
-        <w:rPr>
-          <w:rFonts w:cs="Calibri"/>
-          <w:i/>
-          <w:iCs/>
-          <w:sz w:val="22"/>
-          <w:szCs w:val="22"/>
-        </w:rPr>
-        <w:t>).</w:t>
-      </w:r>
-    </w:p>
-    <w:p>
-      <w:pPr>
-        <w:pStyle w:val="Paragrafoelenco"/>
-        <w:numPr>
-          <w:ilvl w:val="0"/>
-          <w:numId w:val="9"/>
-        </w:numPr>
-        <w:ind w:left="2268" w:hanging="283"/>
-        <w:rPr>
-          <w:rFonts w:cs="Calibri"/>
-          <w:i/>
-          <w:iCs/>
-          <w:sz w:val="22"/>
-          <w:szCs w:val="22"/>
-        </w:rPr>
-      </w:pPr>
-      <w:r>
-        <w:rPr>
-          <w:rFonts w:cs="Calibri"/>
-          <w:i/>
-          <w:iCs/>
-          <w:sz w:val="22"/>
-          <w:szCs w:val="22"/>
-        </w:rPr>
-        <w:t xml:space="preserve"> </w:t>
-      </w:r>
-      <w:r>
-        <w:rPr>
-          <w:rFonts w:cs="Calibri"/>
-          <w:b/>
-          <w:bCs/>
-          <w:i/>
-          <w:iCs/>
-          <w:sz w:val="22"/>
-          <w:szCs w:val="22"/>
-        </w:rPr>
-        <w:t>Visualizza log applicazioni</w:t>
-      </w:r>
-      <w:r>
-        <w:rPr>
-          <w:rFonts w:cs="Calibri"/>
-          <w:i/>
-          <w:iCs/>
-          <w:sz w:val="22"/>
-          <w:szCs w:val="22"/>
-        </w:rPr>
-        <w:t xml:space="preserve">: </w:t>
-      </w:r>
-      <w:r>
-        <w:rPr>
-          <w:rFonts w:cs="Calibri"/>
-          <w:sz w:val="22"/>
-          <w:szCs w:val="22"/>
-        </w:rPr>
-        <w:t>consente di visualizzare i log delle applicazioni</w:t>
-      </w:r>
-      <w:r>
-        <w:rPr>
-          <w:rFonts w:cs="Calibri"/>
-          <w:i/>
-          <w:iCs/>
-          <w:sz w:val="22"/>
-          <w:szCs w:val="22"/>
-        </w:rPr>
-        <w:t xml:space="preserve"> (</w:t>
-      </w:r>
-      <w:r>
-        <w:rPr>
-          <w:rFonts w:cs="Calibri"/>
-          <w:i/>
-          <w:iCs/>
-          <w:sz w:val="22"/>
-          <w:szCs w:val="22"/>
-        </w:rPr>
-        <w:t>“</w:t>
-      </w:r>
-      <w:proofErr w:type="spellStart"/>
-      <w:r>
-        <w:rPr>
-          <w:rFonts w:cs="Calibri"/>
-          <w:i/>
-          <w:iCs/>
-          <w:sz w:val="22"/>
-          <w:szCs w:val="22"/>
-        </w:rPr>
-        <w:t>tail</w:t>
-      </w:r>
-      <w:proofErr w:type="spellEnd"/>
-      <w:r>
-        <w:rPr>
-          <w:rFonts w:cs="Calibri"/>
-          <w:i/>
-          <w:iCs/>
-          <w:sz w:val="22"/>
-          <w:szCs w:val="22"/>
-        </w:rPr>
-        <w:t xml:space="preserve"> -n 50 /var/log/daemon.log</w:t>
-      </w:r>
+        <w:t>journalctl</w:t>
+      </w:r>
+      <w:proofErr w:type="spellEnd"/>
+      <w:r>
+        <w:rPr>
+          <w:rFonts w:cs="Calibri"/>
+          <w:i/>
+          <w:iCs/>
+          <w:sz w:val="22"/>
+          <w:szCs w:val="22"/>
+        </w:rPr>
+        <w:t xml:space="preserve"> -p info -n 50 --no-</w:t>
+      </w:r>
+      <w:proofErr w:type="spellStart"/>
+      <w:r>
+        <w:rPr>
+          <w:rFonts w:cs="Calibri"/>
+          <w:i/>
+          <w:iCs/>
+          <w:sz w:val="22"/>
+          <w:szCs w:val="22"/>
+        </w:rPr>
+        <w:t>pager</w:t>
+      </w:r>
+      <w:proofErr w:type="spellEnd"/>
       <w:r>
         <w:rPr>
           <w:rFonts w:cs="Calibri"/>
@@ -13122,7 +13894,7 @@
       <w:pPr>
         <w:pStyle w:val="Titolo1"/>
       </w:pPr>
-      <w:bookmarkStart w:id="9" w:name="_Toc202818593"/>
+      <w:bookmarkStart w:id="11" w:name="_Toc202968579"/>
       <w:r>
         <w:lastRenderedPageBreak/>
         <w:t>Esecuzione del</w:t>
@@ -13133,17 +13905,17 @@
       <w:r>
         <w:t>progetto</w:t>
       </w:r>
-      <w:bookmarkEnd w:id="9"/>
+      <w:bookmarkEnd w:id="11"/>
     </w:p>
     <w:p>
       <w:pPr>
         <w:pStyle w:val="Titolo2"/>
       </w:pPr>
-      <w:bookmarkStart w:id="10" w:name="_Toc202818594"/>
+      <w:bookmarkStart w:id="12" w:name="_Toc202968580"/>
       <w:r>
         <w:t>Requisiti di sistema</w:t>
       </w:r>
-      <w:bookmarkEnd w:id="10"/>
+      <w:bookmarkEnd w:id="12"/>
     </w:p>
     <w:p>
       <w:pPr>
@@ -13576,15 +14348,15 @@
           <w:sz w:val="22"/>
           <w:szCs w:val="22"/>
         </w:rPr>
-        <w:t>ip</w:t>
-      </w:r>
-      <w:proofErr w:type="spellEnd"/>
-      <w:r>
-        <w:rPr>
-          <w:sz w:val="22"/>
-          <w:szCs w:val="22"/>
-        </w:rPr>
-        <w:t>: Per visualizzare e configurare le interfacce di rete.</w:t>
+        <w:t>journalctl</w:t>
+      </w:r>
+      <w:proofErr w:type="spellEnd"/>
+      <w:r>
+        <w:rPr>
+          <w:sz w:val="22"/>
+          <w:szCs w:val="22"/>
+        </w:rPr>
+        <w:t>: Per visualizzare i log di sistema.</w:t>
       </w:r>
     </w:p>
     <w:p>
@@ -13609,15 +14381,15 @@
           <w:sz w:val="22"/>
           <w:szCs w:val="22"/>
         </w:rPr>
-        <w:t>loginctl</w:t>
-      </w:r>
-      <w:proofErr w:type="spellEnd"/>
-      <w:r>
-        <w:rPr>
-          <w:sz w:val="22"/>
-          <w:szCs w:val="22"/>
-        </w:rPr>
-        <w:t>: Per gestire le sessioni degli utenti e le operazioni di sistema.</w:t>
+        <w:t>ip</w:t>
+      </w:r>
+      <w:proofErr w:type="spellEnd"/>
+      <w:r>
+        <w:rPr>
+          <w:sz w:val="22"/>
+          <w:szCs w:val="22"/>
+        </w:rPr>
+        <w:t>: Per visualizzare e configurare le interfacce di rete.</w:t>
       </w:r>
     </w:p>
     <w:p>
@@ -13632,6 +14404,7 @@
           <w:szCs w:val="22"/>
         </w:rPr>
       </w:pPr>
+      <w:proofErr w:type="spellStart"/>
       <w:r>
         <w:rPr>
           <w:b/>
@@ -13641,14 +14414,15 @@
           <w:sz w:val="22"/>
           <w:szCs w:val="22"/>
         </w:rPr>
-        <w:t>mkfs.ext4</w:t>
-      </w:r>
-      <w:r>
-        <w:rPr>
-          <w:sz w:val="22"/>
-          <w:szCs w:val="22"/>
-        </w:rPr>
-        <w:t>: Per formattare le partizioni in ext4.</w:t>
+        <w:t>loginctl</w:t>
+      </w:r>
+      <w:proofErr w:type="spellEnd"/>
+      <w:r>
+        <w:rPr>
+          <w:sz w:val="22"/>
+          <w:szCs w:val="22"/>
+        </w:rPr>
+        <w:t>: Per gestire le sessioni degli utenti e le operazioni di sistema.</w:t>
       </w:r>
     </w:p>
     <w:p>
@@ -13663,7 +14437,6 @@
           <w:szCs w:val="22"/>
         </w:rPr>
       </w:pPr>
-      <w:proofErr w:type="spellStart"/>
       <w:r>
         <w:rPr>
           <w:b/>
@@ -13673,15 +14446,14 @@
           <w:sz w:val="22"/>
           <w:szCs w:val="22"/>
         </w:rPr>
-        <w:t>netstat</w:t>
-      </w:r>
-      <w:proofErr w:type="spellEnd"/>
-      <w:r>
-        <w:rPr>
-          <w:sz w:val="22"/>
-          <w:szCs w:val="22"/>
-        </w:rPr>
-        <w:t>: Per visualizzare le connessioni di rete.</w:t>
+        <w:t>mkfs.ext4</w:t>
+      </w:r>
+      <w:r>
+        <w:rPr>
+          <w:sz w:val="22"/>
+          <w:szCs w:val="22"/>
+        </w:rPr>
+        <w:t>: Per formattare le partizioni in ext4.</w:t>
       </w:r>
     </w:p>
     <w:p>
@@ -13706,15 +14478,15 @@
           <w:sz w:val="22"/>
           <w:szCs w:val="22"/>
         </w:rPr>
-        <w:t>ping</w:t>
-      </w:r>
-      <w:proofErr w:type="spellEnd"/>
-      <w:r>
-        <w:rPr>
-          <w:sz w:val="22"/>
-          <w:szCs w:val="22"/>
-        </w:rPr>
-        <w:t>: Per testare la connettività di rete.</w:t>
+        <w:t>netstat</w:t>
+      </w:r>
+      <w:proofErr w:type="spellEnd"/>
+      <w:r>
+        <w:rPr>
+          <w:sz w:val="22"/>
+          <w:szCs w:val="22"/>
+        </w:rPr>
+        <w:t>: Per visualizzare le connessioni di rete.</w:t>
       </w:r>
     </w:p>
     <w:p>
@@ -13729,6 +14501,7 @@
           <w:szCs w:val="22"/>
         </w:rPr>
       </w:pPr>
+      <w:proofErr w:type="spellStart"/>
       <w:r>
         <w:rPr>
           <w:b/>
@@ -13738,14 +14511,15 @@
           <w:sz w:val="22"/>
           <w:szCs w:val="22"/>
         </w:rPr>
-        <w:t>reboot</w:t>
-      </w:r>
-      <w:r>
-        <w:rPr>
-          <w:sz w:val="22"/>
-          <w:szCs w:val="22"/>
-        </w:rPr>
-        <w:t>: Per riavviare il sistema.</w:t>
+        <w:t>ping</w:t>
+      </w:r>
+      <w:proofErr w:type="spellEnd"/>
+      <w:r>
+        <w:rPr>
+          <w:sz w:val="22"/>
+          <w:szCs w:val="22"/>
+        </w:rPr>
+        <w:t>: Per testare la connettività di rete.</w:t>
       </w:r>
     </w:p>
     <w:p>
@@ -13760,7 +14534,6 @@
           <w:szCs w:val="22"/>
         </w:rPr>
       </w:pPr>
-      <w:proofErr w:type="spellStart"/>
       <w:r>
         <w:rPr>
           <w:b/>
@@ -13770,15 +14543,14 @@
           <w:sz w:val="22"/>
           <w:szCs w:val="22"/>
         </w:rPr>
-        <w:t>rsync</w:t>
-      </w:r>
-      <w:proofErr w:type="spellEnd"/>
-      <w:r>
-        <w:rPr>
-          <w:sz w:val="22"/>
-          <w:szCs w:val="22"/>
-        </w:rPr>
-        <w:t>: Per sincronizzare file e directory.</w:t>
+        <w:t>reboot</w:t>
+      </w:r>
+      <w:r>
+        <w:rPr>
+          <w:sz w:val="22"/>
+          <w:szCs w:val="22"/>
+        </w:rPr>
+        <w:t>: Per riavviare il sistema.</w:t>
       </w:r>
     </w:p>
     <w:p>
@@ -13803,15 +14575,15 @@
           <w:sz w:val="22"/>
           <w:szCs w:val="22"/>
         </w:rPr>
-        <w:t>systemctl</w:t>
-      </w:r>
-      <w:proofErr w:type="spellEnd"/>
-      <w:r>
-        <w:rPr>
-          <w:sz w:val="22"/>
-          <w:szCs w:val="22"/>
-        </w:rPr>
-        <w:t>: Per gestire i servizi di sistema.</w:t>
+        <w:t>rsync</w:t>
+      </w:r>
+      <w:proofErr w:type="spellEnd"/>
+      <w:r>
+        <w:rPr>
+          <w:sz w:val="22"/>
+          <w:szCs w:val="22"/>
+        </w:rPr>
+        <w:t>: Per sincronizzare file e directory.</w:t>
       </w:r>
     </w:p>
     <w:p>
@@ -13836,15 +14608,15 @@
           <w:sz w:val="22"/>
           <w:szCs w:val="22"/>
         </w:rPr>
-        <w:t>shutdown</w:t>
-      </w:r>
-      <w:proofErr w:type="spellEnd"/>
-      <w:r>
-        <w:rPr>
-          <w:sz w:val="22"/>
-          <w:szCs w:val="22"/>
-        </w:rPr>
-        <w:t>: Per spegnere o riavviare il sistema.</w:t>
+        <w:t>systemctl</w:t>
+      </w:r>
+      <w:proofErr w:type="spellEnd"/>
+      <w:r>
+        <w:rPr>
+          <w:sz w:val="22"/>
+          <w:szCs w:val="22"/>
+        </w:rPr>
+        <w:t>: Per gestire i servizi di sistema.</w:t>
       </w:r>
     </w:p>
     <w:p>
@@ -13869,15 +14641,15 @@
           <w:sz w:val="22"/>
           <w:szCs w:val="22"/>
         </w:rPr>
-        <w:t>tail</w:t>
-      </w:r>
-      <w:proofErr w:type="spellEnd"/>
-      <w:r>
-        <w:rPr>
-          <w:sz w:val="22"/>
-          <w:szCs w:val="22"/>
-        </w:rPr>
-        <w:t>: Per visualizzare le ultime righe di un file.</w:t>
+        <w:t>shutdown</w:t>
+      </w:r>
+      <w:proofErr w:type="spellEnd"/>
+      <w:r>
+        <w:rPr>
+          <w:sz w:val="22"/>
+          <w:szCs w:val="22"/>
+        </w:rPr>
+        <w:t>: Per spegnere o riavviare il sistema.</w:t>
       </w:r>
     </w:p>
     <w:p>
@@ -13892,6 +14664,7 @@
           <w:szCs w:val="22"/>
         </w:rPr>
       </w:pPr>
+      <w:proofErr w:type="spellStart"/>
       <w:r>
         <w:rPr>
           <w:b/>
@@ -13901,14 +14674,15 @@
           <w:sz w:val="22"/>
           <w:szCs w:val="22"/>
         </w:rPr>
-        <w:t>top</w:t>
-      </w:r>
-      <w:r>
-        <w:rPr>
-          <w:sz w:val="22"/>
-          <w:szCs w:val="22"/>
-        </w:rPr>
-        <w:t>: Per monitorare le risorse di sistema in tempo reale.</w:t>
+        <w:t>tail</w:t>
+      </w:r>
+      <w:proofErr w:type="spellEnd"/>
+      <w:r>
+        <w:rPr>
+          <w:sz w:val="22"/>
+          <w:szCs w:val="22"/>
+        </w:rPr>
+        <w:t>: Per visualizzare le ultime righe di un file.</w:t>
       </w:r>
     </w:p>
     <w:p>
@@ -13923,7 +14697,6 @@
           <w:szCs w:val="22"/>
         </w:rPr>
       </w:pPr>
-      <w:proofErr w:type="spellStart"/>
       <w:r>
         <w:rPr>
           <w:b/>
@@ -13933,15 +14706,14 @@
           <w:sz w:val="22"/>
           <w:szCs w:val="22"/>
         </w:rPr>
-        <w:t>ufw</w:t>
-      </w:r>
-      <w:proofErr w:type="spellEnd"/>
-      <w:r>
-        <w:rPr>
-          <w:sz w:val="22"/>
-          <w:szCs w:val="22"/>
-        </w:rPr>
-        <w:t>: Per gestire il firewall.</w:t>
+        <w:t>top</w:t>
+      </w:r>
+      <w:r>
+        <w:rPr>
+          <w:sz w:val="22"/>
+          <w:szCs w:val="22"/>
+        </w:rPr>
+        <w:t>: Per monitorare le risorse di sistema in tempo reale.</w:t>
       </w:r>
     </w:p>
     <w:p>
@@ -13966,15 +14738,15 @@
           <w:sz w:val="22"/>
           <w:szCs w:val="22"/>
         </w:rPr>
-        <w:t>useradd</w:t>
-      </w:r>
-      <w:proofErr w:type="spellEnd"/>
-      <w:r>
-        <w:rPr>
-          <w:sz w:val="22"/>
-          <w:szCs w:val="22"/>
-        </w:rPr>
-        <w:t>: Per aggiungere nuovi utenti al sistema.</w:t>
+        <w:t>ufw</w:t>
+      </w:r>
+      <w:proofErr w:type="spellEnd"/>
+      <w:r>
+        <w:rPr>
+          <w:sz w:val="22"/>
+          <w:szCs w:val="22"/>
+        </w:rPr>
+        <w:t>: Per gestire il firewall.</w:t>
       </w:r>
     </w:p>
     <w:p>
@@ -13999,15 +14771,15 @@
           <w:sz w:val="22"/>
           <w:szCs w:val="22"/>
         </w:rPr>
-        <w:t>userdel</w:t>
-      </w:r>
-      <w:proofErr w:type="spellEnd"/>
-      <w:r>
-        <w:rPr>
-          <w:sz w:val="22"/>
-          <w:szCs w:val="22"/>
-        </w:rPr>
-        <w:t>: Per rimuovere utenti dal sistema.</w:t>
+        <w:t>useradd</w:t>
+      </w:r>
+      <w:proofErr w:type="spellEnd"/>
+      <w:r>
+        <w:rPr>
+          <w:sz w:val="22"/>
+          <w:szCs w:val="22"/>
+        </w:rPr>
+        <w:t>: Per aggiungere nuovi utenti al sistema.</w:t>
       </w:r>
     </w:p>
     <w:p>
@@ -14032,15 +14804,15 @@
           <w:sz w:val="22"/>
           <w:szCs w:val="22"/>
         </w:rPr>
-        <w:t>usermod</w:t>
-      </w:r>
-      <w:proofErr w:type="spellEnd"/>
-      <w:r>
-        <w:rPr>
-          <w:sz w:val="22"/>
-          <w:szCs w:val="22"/>
-        </w:rPr>
-        <w:t>: Per modificare le informazioni degli utenti.</w:t>
+        <w:t>userdel</w:t>
+      </w:r>
+      <w:proofErr w:type="spellEnd"/>
+      <w:r>
+        <w:rPr>
+          <w:sz w:val="22"/>
+          <w:szCs w:val="22"/>
+        </w:rPr>
+        <w:t>: Per rimuovere utenti dal sistema.</w:t>
       </w:r>
     </w:p>
     <w:p>
@@ -14065,6 +14837,39 @@
           <w:sz w:val="22"/>
           <w:szCs w:val="22"/>
         </w:rPr>
+        <w:t>usermod</w:t>
+      </w:r>
+      <w:proofErr w:type="spellEnd"/>
+      <w:r>
+        <w:rPr>
+          <w:sz w:val="22"/>
+          <w:szCs w:val="22"/>
+        </w:rPr>
+        <w:t>: Per modificare le informazioni degli utenti.</w:t>
+      </w:r>
+    </w:p>
+    <w:p>
+      <w:pPr>
+        <w:pStyle w:val="Paragrafoelenco"/>
+        <w:numPr>
+          <w:ilvl w:val="0"/>
+          <w:numId w:val="1"/>
+        </w:numPr>
+        <w:rPr>
+          <w:sz w:val="22"/>
+          <w:szCs w:val="22"/>
+        </w:rPr>
+      </w:pPr>
+      <w:proofErr w:type="spellStart"/>
+      <w:r>
+        <w:rPr>
+          <w:b/>
+          <w:bCs/>
+          <w:i/>
+          <w:iCs/>
+          <w:sz w:val="22"/>
+          <w:szCs w:val="22"/>
+        </w:rPr>
         <w:t>who</w:t>
       </w:r>
       <w:proofErr w:type="spellEnd"/>
@@ -14081,11 +14886,11 @@
         <w:pStyle w:val="Titolo2"/>
         <w:spacing w:before="120"/>
       </w:pPr>
-      <w:bookmarkStart w:id="11" w:name="_Toc202818595"/>
+      <w:bookmarkStart w:id="13" w:name="_Toc202968581"/>
       <w:r>
         <w:t>Installazione dei requisiti</w:t>
       </w:r>
-      <w:bookmarkEnd w:id="11"/>
+      <w:bookmarkEnd w:id="13"/>
     </w:p>
     <w:p>
       <w:pPr>
@@ -14105,7 +14910,7 @@
     </w:p>
     <w:p>
       <w:pPr>
-        <w:ind w:firstLine="708"/>
+        <w:ind w:left="708"/>
         <w:rPr>
           <w:i/>
           <w:iCs/>
@@ -14145,7 +14950,7 @@
     </w:p>
     <w:p>
       <w:pPr>
-        <w:ind w:firstLine="708"/>
+        <w:ind w:left="708"/>
         <w:rPr>
           <w:i/>
           <w:iCs/>
@@ -14180,12 +14985,12 @@
           <w:sz w:val="22"/>
           <w:szCs w:val="22"/>
         </w:rPr>
-        <w:t xml:space="preserve"> upgrade</w:t>
-      </w:r>
-    </w:p>
-    <w:p>
-      <w:pPr>
-        <w:ind w:left="709" w:hanging="1"/>
+        <w:t xml:space="preserve"> upgrade -y</w:t>
+      </w:r>
+    </w:p>
+    <w:p>
+      <w:pPr>
+        <w:ind w:left="708"/>
         <w:rPr>
           <w:i/>
           <w:iCs/>
@@ -14240,27 +15045,27 @@
           <w:sz w:val="22"/>
           <w:szCs w:val="22"/>
         </w:rPr>
-        <w:t xml:space="preserve"> -y </w:t>
-      </w:r>
-      <w:proofErr w:type="spellStart"/>
-      <w:r>
-        <w:rPr>
-          <w:i/>
-          <w:iCs/>
-          <w:sz w:val="22"/>
-          <w:szCs w:val="22"/>
-        </w:rPr>
-        <w:t>apt</w:t>
-      </w:r>
-      <w:proofErr w:type="spellEnd"/>
-      <w:r>
-        <w:rPr>
-          <w:i/>
-          <w:iCs/>
-          <w:sz w:val="22"/>
-          <w:szCs w:val="22"/>
-        </w:rPr>
-        <w:t xml:space="preserve"> </w:t>
+        <w:t xml:space="preserve"> -y \</w:t>
+      </w:r>
+    </w:p>
+    <w:p>
+      <w:pPr>
+        <w:ind w:left="708"/>
+        <w:rPr>
+          <w:i/>
+          <w:iCs/>
+          <w:sz w:val="22"/>
+          <w:szCs w:val="22"/>
+        </w:rPr>
+      </w:pPr>
+      <w:r>
+        <w:rPr>
+          <w:i/>
+          <w:iCs/>
+          <w:sz w:val="22"/>
+          <w:szCs w:val="22"/>
+        </w:rPr>
+        <w:t xml:space="preserve">    </w:t>
       </w:r>
       <w:proofErr w:type="spellStart"/>
       <w:r>
@@ -14280,107 +15085,67 @@
           <w:sz w:val="22"/>
           <w:szCs w:val="22"/>
         </w:rPr>
-        <w:t xml:space="preserve"> </w:t>
-      </w:r>
-      <w:proofErr w:type="spellStart"/>
-      <w:r>
-        <w:rPr>
-          <w:i/>
-          <w:iCs/>
-          <w:sz w:val="22"/>
-          <w:szCs w:val="22"/>
-        </w:rPr>
-        <w:t>cut</w:t>
-      </w:r>
-      <w:proofErr w:type="spellEnd"/>
-      <w:r>
-        <w:rPr>
-          <w:i/>
-          <w:iCs/>
-          <w:sz w:val="22"/>
-          <w:szCs w:val="22"/>
-        </w:rPr>
-        <w:t xml:space="preserve"> </w:t>
-      </w:r>
-      <w:proofErr w:type="spellStart"/>
-      <w:r>
-        <w:rPr>
-          <w:i/>
-          <w:iCs/>
-          <w:sz w:val="22"/>
-          <w:szCs w:val="22"/>
-        </w:rPr>
-        <w:t>chage</w:t>
-      </w:r>
-      <w:proofErr w:type="spellEnd"/>
-      <w:r>
-        <w:rPr>
-          <w:i/>
-          <w:iCs/>
-          <w:sz w:val="22"/>
-          <w:szCs w:val="22"/>
-        </w:rPr>
-        <w:t xml:space="preserve"> </w:t>
-      </w:r>
-      <w:proofErr w:type="spellStart"/>
-      <w:r>
-        <w:rPr>
-          <w:i/>
-          <w:iCs/>
-          <w:sz w:val="22"/>
-          <w:szCs w:val="22"/>
-        </w:rPr>
-        <w:t>chmod</w:t>
-      </w:r>
-      <w:proofErr w:type="spellEnd"/>
-      <w:r>
-        <w:rPr>
-          <w:i/>
-          <w:iCs/>
-          <w:sz w:val="22"/>
-          <w:szCs w:val="22"/>
-        </w:rPr>
-        <w:t xml:space="preserve"> </w:t>
-      </w:r>
-      <w:proofErr w:type="spellStart"/>
-      <w:r>
-        <w:rPr>
-          <w:i/>
-          <w:iCs/>
-          <w:sz w:val="22"/>
-          <w:szCs w:val="22"/>
-        </w:rPr>
-        <w:t>chpasswd</w:t>
-      </w:r>
-      <w:proofErr w:type="spellEnd"/>
-      <w:r>
-        <w:rPr>
-          <w:i/>
-          <w:iCs/>
-          <w:sz w:val="22"/>
-          <w:szCs w:val="22"/>
-        </w:rPr>
-        <w:t xml:space="preserve"> </w:t>
-      </w:r>
-      <w:proofErr w:type="spellStart"/>
-      <w:r>
-        <w:rPr>
-          <w:i/>
-          <w:iCs/>
-          <w:sz w:val="22"/>
-          <w:szCs w:val="22"/>
-        </w:rPr>
-        <w:t>df</w:t>
-      </w:r>
-      <w:proofErr w:type="spellEnd"/>
-      <w:r>
-        <w:rPr>
-          <w:i/>
-          <w:iCs/>
-          <w:sz w:val="22"/>
-          <w:szCs w:val="22"/>
-        </w:rPr>
-        <w:t xml:space="preserve"> </w:t>
+        <w:t xml:space="preserve"> \</w:t>
+      </w:r>
+    </w:p>
+    <w:p>
+      <w:pPr>
+        <w:ind w:left="708"/>
+        <w:rPr>
+          <w:i/>
+          <w:iCs/>
+          <w:sz w:val="22"/>
+          <w:szCs w:val="22"/>
+        </w:rPr>
+      </w:pPr>
+      <w:r>
+        <w:rPr>
+          <w:i/>
+          <w:iCs/>
+          <w:sz w:val="22"/>
+          <w:szCs w:val="22"/>
+        </w:rPr>
+        <w:t xml:space="preserve">    </w:t>
+      </w:r>
+      <w:proofErr w:type="spellStart"/>
+      <w:r>
+        <w:rPr>
+          <w:i/>
+          <w:iCs/>
+          <w:sz w:val="22"/>
+          <w:szCs w:val="22"/>
+        </w:rPr>
+        <w:t>coreutils</w:t>
+      </w:r>
+      <w:proofErr w:type="spellEnd"/>
+      <w:r>
+        <w:rPr>
+          <w:i/>
+          <w:iCs/>
+          <w:sz w:val="22"/>
+          <w:szCs w:val="22"/>
+        </w:rPr>
+        <w:t xml:space="preserve"> \</w:t>
+      </w:r>
+    </w:p>
+    <w:p>
+      <w:pPr>
+        <w:ind w:left="708"/>
+        <w:rPr>
+          <w:i/>
+          <w:iCs/>
+          <w:sz w:val="22"/>
+          <w:szCs w:val="22"/>
+        </w:rPr>
+      </w:pPr>
+      <w:r>
+        <w:rPr>
+          <w:i/>
+          <w:iCs/>
+          <w:sz w:val="22"/>
+          <w:szCs w:val="22"/>
+        </w:rPr>
+        <w:t xml:space="preserve">    </w:t>
       </w:r>
       <w:proofErr w:type="spellStart"/>
       <w:r>
@@ -14400,47 +15165,27 @@
           <w:sz w:val="22"/>
           <w:szCs w:val="22"/>
         </w:rPr>
-        <w:t xml:space="preserve"> free </w:t>
-      </w:r>
-      <w:proofErr w:type="spellStart"/>
-      <w:r>
-        <w:rPr>
-          <w:i/>
-          <w:iCs/>
-          <w:sz w:val="22"/>
-          <w:szCs w:val="22"/>
-        </w:rPr>
-        <w:t>fsck</w:t>
-      </w:r>
-      <w:proofErr w:type="spellEnd"/>
-      <w:r>
-        <w:rPr>
-          <w:i/>
-          <w:iCs/>
-          <w:sz w:val="22"/>
-          <w:szCs w:val="22"/>
-        </w:rPr>
-        <w:t xml:space="preserve"> </w:t>
-      </w:r>
-      <w:proofErr w:type="spellStart"/>
-      <w:r>
-        <w:rPr>
-          <w:i/>
-          <w:iCs/>
-          <w:sz w:val="22"/>
-          <w:szCs w:val="22"/>
-        </w:rPr>
-        <w:t>ifconfig</w:t>
-      </w:r>
-      <w:proofErr w:type="spellEnd"/>
-      <w:r>
-        <w:rPr>
-          <w:i/>
-          <w:iCs/>
-          <w:sz w:val="22"/>
-          <w:szCs w:val="22"/>
-        </w:rPr>
-        <w:t xml:space="preserve"> </w:t>
+        <w:t xml:space="preserve"> \</w:t>
+      </w:r>
+    </w:p>
+    <w:p>
+      <w:pPr>
+        <w:ind w:left="708"/>
+        <w:rPr>
+          <w:i/>
+          <w:iCs/>
+          <w:sz w:val="22"/>
+          <w:szCs w:val="22"/>
+        </w:rPr>
+      </w:pPr>
+      <w:r>
+        <w:rPr>
+          <w:i/>
+          <w:iCs/>
+          <w:sz w:val="22"/>
+          <w:szCs w:val="22"/>
+        </w:rPr>
+        <w:t xml:space="preserve">    </w:t>
       </w:r>
       <w:proofErr w:type="spellStart"/>
       <w:r>
@@ -14460,67 +15205,87 @@
           <w:sz w:val="22"/>
           <w:szCs w:val="22"/>
         </w:rPr>
-        <w:t xml:space="preserve"> </w:t>
-      </w:r>
-      <w:proofErr w:type="spellStart"/>
-      <w:r>
-        <w:rPr>
-          <w:i/>
-          <w:iCs/>
-          <w:sz w:val="22"/>
-          <w:szCs w:val="22"/>
-        </w:rPr>
-        <w:t>ip</w:t>
-      </w:r>
-      <w:proofErr w:type="spellEnd"/>
-      <w:r>
-        <w:rPr>
-          <w:i/>
-          <w:iCs/>
-          <w:sz w:val="22"/>
-          <w:szCs w:val="22"/>
-        </w:rPr>
-        <w:t xml:space="preserve"> mkfs.ext4 </w:t>
-      </w:r>
-      <w:proofErr w:type="spellStart"/>
-      <w:r>
-        <w:rPr>
-          <w:i/>
-          <w:iCs/>
-          <w:sz w:val="22"/>
-          <w:szCs w:val="22"/>
-        </w:rPr>
-        <w:t>netstat</w:t>
-      </w:r>
-      <w:proofErr w:type="spellEnd"/>
-      <w:r>
-        <w:rPr>
-          <w:i/>
-          <w:iCs/>
-          <w:sz w:val="22"/>
-          <w:szCs w:val="22"/>
-        </w:rPr>
-        <w:t xml:space="preserve"> </w:t>
-      </w:r>
-      <w:proofErr w:type="spellStart"/>
-      <w:r>
-        <w:rPr>
-          <w:i/>
-          <w:iCs/>
-          <w:sz w:val="22"/>
-          <w:szCs w:val="22"/>
-        </w:rPr>
-        <w:t>ping</w:t>
-      </w:r>
-      <w:proofErr w:type="spellEnd"/>
-      <w:r>
-        <w:rPr>
-          <w:i/>
-          <w:iCs/>
-          <w:sz w:val="22"/>
-          <w:szCs w:val="22"/>
-        </w:rPr>
-        <w:t xml:space="preserve"> reboot </w:t>
+        <w:t xml:space="preserve"> \</w:t>
+      </w:r>
+    </w:p>
+    <w:p>
+      <w:pPr>
+        <w:ind w:left="708"/>
+        <w:rPr>
+          <w:i/>
+          <w:iCs/>
+          <w:sz w:val="22"/>
+          <w:szCs w:val="22"/>
+        </w:rPr>
+      </w:pPr>
+      <w:r>
+        <w:rPr>
+          <w:i/>
+          <w:iCs/>
+          <w:sz w:val="22"/>
+          <w:szCs w:val="22"/>
+        </w:rPr>
+        <w:t xml:space="preserve">    </w:t>
+      </w:r>
+      <w:proofErr w:type="spellStart"/>
+      <w:r>
+        <w:rPr>
+          <w:i/>
+          <w:iCs/>
+          <w:sz w:val="22"/>
+          <w:szCs w:val="22"/>
+        </w:rPr>
+        <w:t>iputils-ping</w:t>
+      </w:r>
+      <w:proofErr w:type="spellEnd"/>
+      <w:r>
+        <w:rPr>
+          <w:i/>
+          <w:iCs/>
+          <w:sz w:val="22"/>
+          <w:szCs w:val="22"/>
+        </w:rPr>
+        <w:t xml:space="preserve"> \</w:t>
+      </w:r>
+    </w:p>
+    <w:p>
+      <w:pPr>
+        <w:ind w:left="708"/>
+        <w:rPr>
+          <w:i/>
+          <w:iCs/>
+          <w:sz w:val="22"/>
+          <w:szCs w:val="22"/>
+        </w:rPr>
+      </w:pPr>
+      <w:r>
+        <w:rPr>
+          <w:i/>
+          <w:iCs/>
+          <w:sz w:val="22"/>
+          <w:szCs w:val="22"/>
+        </w:rPr>
+        <w:t xml:space="preserve">    net-tools \</w:t>
+      </w:r>
+    </w:p>
+    <w:p>
+      <w:pPr>
+        <w:ind w:left="708"/>
+        <w:rPr>
+          <w:i/>
+          <w:iCs/>
+          <w:sz w:val="22"/>
+          <w:szCs w:val="22"/>
+        </w:rPr>
+      </w:pPr>
+      <w:r>
+        <w:rPr>
+          <w:i/>
+          <w:iCs/>
+          <w:sz w:val="22"/>
+          <w:szCs w:val="22"/>
+        </w:rPr>
+        <w:t xml:space="preserve">    </w:t>
       </w:r>
       <w:proofErr w:type="spellStart"/>
       <w:r>
@@ -14540,7 +15305,27 @@
           <w:sz w:val="22"/>
           <w:szCs w:val="22"/>
         </w:rPr>
-        <w:t xml:space="preserve"> </w:t>
+        <w:t xml:space="preserve"> \</w:t>
+      </w:r>
+    </w:p>
+    <w:p>
+      <w:pPr>
+        <w:ind w:left="708"/>
+        <w:rPr>
+          <w:i/>
+          <w:iCs/>
+          <w:sz w:val="22"/>
+          <w:szCs w:val="22"/>
+        </w:rPr>
+      </w:pPr>
+      <w:r>
+        <w:rPr>
+          <w:i/>
+          <w:iCs/>
+          <w:sz w:val="22"/>
+          <w:szCs w:val="22"/>
+        </w:rPr>
+        <w:t xml:space="preserve">    </w:t>
       </w:r>
       <w:proofErr w:type="spellStart"/>
       <w:r>
@@ -14560,188 +15345,63 @@
           <w:sz w:val="22"/>
           <w:szCs w:val="22"/>
         </w:rPr>
-        <w:t xml:space="preserve"> </w:t>
-      </w:r>
-      <w:proofErr w:type="spellStart"/>
-      <w:r>
-        <w:rPr>
-          <w:i/>
-          <w:iCs/>
-          <w:sz w:val="22"/>
-          <w:szCs w:val="22"/>
-        </w:rPr>
-        <w:t>shutdown</w:t>
-      </w:r>
-      <w:proofErr w:type="spellEnd"/>
-      <w:r>
-        <w:rPr>
-          <w:i/>
-          <w:iCs/>
-          <w:sz w:val="22"/>
-          <w:szCs w:val="22"/>
-        </w:rPr>
-        <w:t xml:space="preserve"> </w:t>
-      </w:r>
-      <w:proofErr w:type="spellStart"/>
-      <w:r>
-        <w:rPr>
-          <w:i/>
-          <w:iCs/>
-          <w:sz w:val="22"/>
-          <w:szCs w:val="22"/>
-        </w:rPr>
-        <w:t>tail</w:t>
-      </w:r>
-      <w:proofErr w:type="spellEnd"/>
-      <w:r>
-        <w:rPr>
-          <w:i/>
-          <w:iCs/>
-          <w:sz w:val="22"/>
-          <w:szCs w:val="22"/>
-        </w:rPr>
-        <w:t xml:space="preserve"> top </w:t>
-      </w:r>
-      <w:proofErr w:type="spellStart"/>
-      <w:r>
-        <w:rPr>
-          <w:i/>
-          <w:iCs/>
-          <w:sz w:val="22"/>
-          <w:szCs w:val="22"/>
-        </w:rPr>
-        <w:t>ufw</w:t>
-      </w:r>
-      <w:proofErr w:type="spellEnd"/>
-      <w:r>
-        <w:rPr>
-          <w:i/>
-          <w:iCs/>
-          <w:sz w:val="22"/>
-          <w:szCs w:val="22"/>
-        </w:rPr>
-        <w:t xml:space="preserve"> </w:t>
-      </w:r>
-      <w:proofErr w:type="spellStart"/>
-      <w:r>
-        <w:rPr>
-          <w:i/>
-          <w:iCs/>
-          <w:sz w:val="22"/>
-          <w:szCs w:val="22"/>
-        </w:rPr>
-        <w:t>useradd</w:t>
-      </w:r>
-      <w:proofErr w:type="spellEnd"/>
-      <w:r>
-        <w:rPr>
-          <w:i/>
-          <w:iCs/>
-          <w:sz w:val="22"/>
-          <w:szCs w:val="22"/>
-        </w:rPr>
-        <w:t xml:space="preserve"> </w:t>
-      </w:r>
-      <w:proofErr w:type="spellStart"/>
-      <w:r>
-        <w:rPr>
-          <w:i/>
-          <w:iCs/>
-          <w:sz w:val="22"/>
-          <w:szCs w:val="22"/>
-        </w:rPr>
-        <w:t>userdel</w:t>
-      </w:r>
-      <w:proofErr w:type="spellEnd"/>
-      <w:r>
-        <w:rPr>
-          <w:i/>
-          <w:iCs/>
-          <w:sz w:val="22"/>
-          <w:szCs w:val="22"/>
-        </w:rPr>
-        <w:t xml:space="preserve"> </w:t>
-      </w:r>
-      <w:proofErr w:type="spellStart"/>
-      <w:r>
-        <w:rPr>
-          <w:i/>
-          <w:iCs/>
-          <w:sz w:val="22"/>
-          <w:szCs w:val="22"/>
-        </w:rPr>
-        <w:t>usermod</w:t>
-      </w:r>
-      <w:proofErr w:type="spellEnd"/>
-      <w:r>
-        <w:rPr>
-          <w:i/>
-          <w:iCs/>
-          <w:sz w:val="22"/>
-          <w:szCs w:val="22"/>
-        </w:rPr>
-        <w:t xml:space="preserve"> </w:t>
-      </w:r>
-      <w:proofErr w:type="spellStart"/>
-      <w:r>
-        <w:rPr>
-          <w:i/>
-          <w:iCs/>
-          <w:sz w:val="22"/>
-          <w:szCs w:val="22"/>
-        </w:rPr>
-        <w:t>who</w:t>
-      </w:r>
-      <w:proofErr w:type="spellEnd"/>
-      <w:r>
-        <w:rPr>
-          <w:i/>
-          <w:iCs/>
-          <w:sz w:val="22"/>
-          <w:szCs w:val="22"/>
-        </w:rPr>
-        <w:t xml:space="preserve"> </w:t>
-      </w:r>
-      <w:proofErr w:type="spellStart"/>
-      <w:r>
-        <w:rPr>
-          <w:i/>
-          <w:iCs/>
-          <w:sz w:val="22"/>
-          <w:szCs w:val="22"/>
-        </w:rPr>
-        <w:t>loginctl</w:t>
-      </w:r>
-      <w:proofErr w:type="spellEnd"/>
-    </w:p>
-    <w:p>
-      <w:pPr>
-        <w:spacing w:before="120"/>
-        <w:rPr>
-          <w:i/>
-          <w:iCs/>
-          <w:sz w:val="22"/>
-          <w:szCs w:val="22"/>
-        </w:rPr>
-      </w:pPr>
-      <w:r>
+        <w:t xml:space="preserve"> \</w:t>
+      </w:r>
+    </w:p>
+    <w:p>
+      <w:pPr>
+        <w:ind w:left="708"/>
         <w:rPr>
           <w:b/>
           <w:bCs/>
-          <w:sz w:val="22"/>
-          <w:szCs w:val="22"/>
-        </w:rPr>
-        <w:t>N</w:t>
-      </w:r>
+          <w:i/>
+          <w:iCs/>
+          <w:sz w:val="22"/>
+          <w:szCs w:val="22"/>
+        </w:rPr>
+      </w:pPr>
+      <w:r>
+        <w:rPr>
+          <w:i/>
+          <w:iCs/>
+          <w:sz w:val="22"/>
+          <w:szCs w:val="22"/>
+        </w:rPr>
+        <w:t xml:space="preserve">    </w:t>
+      </w:r>
+      <w:proofErr w:type="spellStart"/>
+      <w:r>
+        <w:rPr>
+          <w:i/>
+          <w:iCs/>
+          <w:sz w:val="22"/>
+          <w:szCs w:val="22"/>
+        </w:rPr>
+        <w:t>ufw</w:t>
+      </w:r>
+      <w:proofErr w:type="spellEnd"/>
       <w:r>
         <w:rPr>
           <w:b/>
           <w:bCs/>
-          <w:sz w:val="22"/>
-          <w:szCs w:val="22"/>
-        </w:rPr>
-        <w:t>.</w:t>
-      </w:r>
+          <w:i/>
+          <w:iCs/>
+          <w:sz w:val="22"/>
+          <w:szCs w:val="22"/>
+        </w:rPr>
+        <w:t xml:space="preserve"> </w:t>
+      </w:r>
+    </w:p>
+    <w:p>
+      <w:pPr>
+        <w:spacing w:before="120"/>
+        <w:rPr>
+          <w:i/>
+          <w:iCs/>
+          <w:sz w:val="22"/>
+          <w:szCs w:val="22"/>
+        </w:rPr>
+      </w:pPr>
       <w:r>
         <w:rPr>
           <w:b/>
@@ -14749,50 +15409,8 @@
           <w:sz w:val="22"/>
           <w:szCs w:val="22"/>
         </w:rPr>
-        <w:t>B</w:t>
-      </w:r>
-      <w:r>
-        <w:rPr>
-          <w:sz w:val="22"/>
-          <w:szCs w:val="22"/>
-        </w:rPr>
-        <w:t>.</w:t>
-      </w:r>
-      <w:r>
-        <w:rPr>
-          <w:sz w:val="22"/>
-          <w:szCs w:val="22"/>
-        </w:rPr>
-        <w:t xml:space="preserve"> </w:t>
-      </w:r>
-      <w:r>
-        <w:rPr>
-          <w:i/>
-          <w:iCs/>
-          <w:sz w:val="22"/>
-          <w:szCs w:val="22"/>
-        </w:rPr>
-        <w:t>Questi pacchetti sono generalmente preinstallati su molte distribuzioni Linux, ma è sempre meglio verificarne la presenza</w:t>
-      </w:r>
-      <w:r>
-        <w:rPr>
-          <w:i/>
-          <w:iCs/>
-          <w:sz w:val="22"/>
-          <w:szCs w:val="22"/>
-        </w:rPr>
-        <w:t>.</w:t>
-      </w:r>
-    </w:p>
-    <w:p>
-      <w:pPr>
-        <w:rPr>
-          <w:i/>
-          <w:iCs/>
-          <w:sz w:val="22"/>
-          <w:szCs w:val="22"/>
-        </w:rPr>
-      </w:pPr>
+        <w:t>N</w:t>
+      </w:r>
       <w:r>
         <w:rPr>
           <w:b/>
@@ -14800,67 +15418,128 @@
           <w:sz w:val="22"/>
           <w:szCs w:val="22"/>
         </w:rPr>
-        <w:t>N.B.</w:t>
-      </w:r>
-      <w:r>
-        <w:rPr>
-          <w:i/>
-          <w:iCs/>
-          <w:sz w:val="22"/>
-          <w:szCs w:val="22"/>
-        </w:rPr>
-        <w:t xml:space="preserve"> All’interno della cartella del progetto è disponibile un</w:t>
-      </w:r>
-      <w:r>
-        <w:rPr>
-          <w:i/>
-          <w:iCs/>
-          <w:sz w:val="22"/>
-          <w:szCs w:val="22"/>
-        </w:rPr>
-        <w:t>o script</w:t>
-      </w:r>
-      <w:r>
-        <w:rPr>
-          <w:i/>
-          <w:iCs/>
-          <w:sz w:val="22"/>
-          <w:szCs w:val="22"/>
-        </w:rPr>
-        <w:t xml:space="preserve"> che scarica le dipendenze in </w:t>
-      </w:r>
-      <w:r>
-        <w:rPr>
-          <w:i/>
-          <w:iCs/>
-          <w:sz w:val="22"/>
-          <w:szCs w:val="22"/>
-        </w:rPr>
-        <w:t>maniera</w:t>
-      </w:r>
-      <w:r>
-        <w:rPr>
-          <w:i/>
-          <w:iCs/>
-          <w:sz w:val="22"/>
-          <w:szCs w:val="22"/>
-        </w:rPr>
-        <w:t xml:space="preserve"> automatica</w:t>
-      </w:r>
-      <w:r>
-        <w:rPr>
-          <w:i/>
-          <w:iCs/>
-          <w:sz w:val="22"/>
-          <w:szCs w:val="22"/>
-        </w:rPr>
-        <w:t xml:space="preserve">: </w:t>
-      </w:r>
-      <w:proofErr w:type="spellStart"/>
+        <w:t>.</w:t>
+      </w:r>
       <w:r>
         <w:rPr>
           <w:b/>
           <w:bCs/>
+          <w:sz w:val="22"/>
+          <w:szCs w:val="22"/>
+        </w:rPr>
+        <w:t>B</w:t>
+      </w:r>
+      <w:r>
+        <w:rPr>
+          <w:sz w:val="22"/>
+          <w:szCs w:val="22"/>
+        </w:rPr>
+        <w:t>.</w:t>
+      </w:r>
+      <w:r>
+        <w:rPr>
+          <w:sz w:val="22"/>
+          <w:szCs w:val="22"/>
+        </w:rPr>
+        <w:t xml:space="preserve"> </w:t>
+      </w:r>
+      <w:r>
+        <w:rPr>
+          <w:i/>
+          <w:iCs/>
+          <w:sz w:val="22"/>
+          <w:szCs w:val="22"/>
+        </w:rPr>
+        <w:t>Questi pacchetti sono generalmente preinstallati su molte distribuzioni Linux, ma è sempre meglio verificarne la presenza</w:t>
+      </w:r>
+      <w:r>
+        <w:rPr>
+          <w:i/>
+          <w:iCs/>
+          <w:sz w:val="22"/>
+          <w:szCs w:val="22"/>
+        </w:rPr>
+        <w:t>.</w:t>
+      </w:r>
+    </w:p>
+    <w:p>
+      <w:pPr>
+        <w:rPr>
+          <w:i/>
+          <w:iCs/>
+          <w:sz w:val="22"/>
+          <w:szCs w:val="22"/>
+        </w:rPr>
+      </w:pPr>
+      <w:r>
+        <w:rPr>
+          <w:b/>
+          <w:bCs/>
+          <w:sz w:val="22"/>
+          <w:szCs w:val="22"/>
+        </w:rPr>
+        <w:lastRenderedPageBreak/>
+        <w:t>N.B.</w:t>
+      </w:r>
+      <w:r>
+        <w:rPr>
+          <w:i/>
+          <w:iCs/>
+          <w:sz w:val="22"/>
+          <w:szCs w:val="22"/>
+        </w:rPr>
+        <w:t xml:space="preserve"> All’interno della cartella del progetto è disponibile un</w:t>
+      </w:r>
+      <w:r>
+        <w:rPr>
+          <w:i/>
+          <w:iCs/>
+          <w:sz w:val="22"/>
+          <w:szCs w:val="22"/>
+        </w:rPr>
+        <w:t>o script</w:t>
+      </w:r>
+      <w:r>
+        <w:rPr>
+          <w:i/>
+          <w:iCs/>
+          <w:sz w:val="22"/>
+          <w:szCs w:val="22"/>
+        </w:rPr>
+        <w:t xml:space="preserve"> che scarica le dipendenze in </w:t>
+      </w:r>
+      <w:r>
+        <w:rPr>
+          <w:i/>
+          <w:iCs/>
+          <w:sz w:val="22"/>
+          <w:szCs w:val="22"/>
+        </w:rPr>
+        <w:t>maniera</w:t>
+      </w:r>
+      <w:r>
+        <w:rPr>
+          <w:i/>
+          <w:iCs/>
+          <w:sz w:val="22"/>
+          <w:szCs w:val="22"/>
+        </w:rPr>
+        <w:t xml:space="preserve"> automatica</w:t>
+      </w:r>
+      <w:r>
+        <w:rPr>
+          <w:i/>
+          <w:iCs/>
+          <w:sz w:val="22"/>
+          <w:szCs w:val="22"/>
+        </w:rPr>
+        <w:t xml:space="preserve">: </w:t>
+      </w:r>
+      <w:proofErr w:type="spellStart"/>
+      <w:r>
+        <w:rPr>
+          <w:b/>
+          <w:bCs/>
           <w:i/>
           <w:iCs/>
           <w:sz w:val="22"/>
@@ -14875,11 +15554,11 @@
         <w:pStyle w:val="Titolo2"/>
         <w:spacing w:before="120"/>
       </w:pPr>
-      <w:bookmarkStart w:id="12" w:name="_Toc202818596"/>
+      <w:bookmarkStart w:id="14" w:name="_Toc202968582"/>
       <w:r>
         <w:t>Installazione ed esecuzione del programma</w:t>
       </w:r>
-      <w:bookmarkEnd w:id="12"/>
+      <w:bookmarkEnd w:id="14"/>
     </w:p>
     <w:p>
       <w:pPr>
@@ -15136,12 +15815,11 @@
         <w:pStyle w:val="Titolo2"/>
         <w:spacing w:before="120"/>
       </w:pPr>
-      <w:bookmarkStart w:id="13" w:name="_Toc202818597"/>
-      <w:r>
-        <w:lastRenderedPageBreak/>
+      <w:bookmarkStart w:id="15" w:name="_Toc202968583"/>
+      <w:r>
         <w:t>Argomenti dello script</w:t>
       </w:r>
-      <w:bookmarkEnd w:id="13"/>
+      <w:bookmarkEnd w:id="15"/>
     </w:p>
     <w:p>
       <w:pPr>
@@ -15599,7 +16277,7 @@
       <w:pPr>
         <w:pStyle w:val="Titolo1"/>
       </w:pPr>
-      <w:bookmarkStart w:id="14" w:name="_Toc202818598"/>
+      <w:bookmarkStart w:id="16" w:name="_Toc202968584"/>
       <w:r>
         <w:lastRenderedPageBreak/>
         <w:t xml:space="preserve">Screenshot output </w:t>
@@ -15607,20 +16285,20 @@
       <w:r>
         <w:t>progetto</w:t>
       </w:r>
-      <w:bookmarkEnd w:id="14"/>
+      <w:bookmarkEnd w:id="16"/>
     </w:p>
     <w:p>
       <w:pPr>
         <w:pStyle w:val="Titolo2"/>
       </w:pPr>
-      <w:bookmarkStart w:id="15" w:name="_Toc202818599"/>
+      <w:bookmarkStart w:id="17" w:name="_Toc202968585"/>
       <w:r>
         <w:t xml:space="preserve">Avvio </w:t>
       </w:r>
       <w:r>
         <w:t>script</w:t>
       </w:r>
-      <w:bookmarkEnd w:id="15"/>
+      <w:bookmarkEnd w:id="17"/>
     </w:p>
     <w:p>
       <w:r>
@@ -15675,7 +16353,7 @@
         <w:pStyle w:val="Titolo2"/>
         <w:spacing w:before="200"/>
       </w:pPr>
-      <w:bookmarkStart w:id="16" w:name="_Toc202818600"/>
+      <w:bookmarkStart w:id="18" w:name="_Toc202968586"/>
       <w:r>
         <w:t xml:space="preserve">Avvio </w:t>
       </w:r>
@@ -15685,7 +16363,7 @@
       <w:r>
         <w:t xml:space="preserve"> senza permessi</w:t>
       </w:r>
-      <w:bookmarkEnd w:id="16"/>
+      <w:bookmarkEnd w:id="18"/>
     </w:p>
     <w:p>
       <w:r>
@@ -15740,14 +16418,14 @@
         <w:pStyle w:val="Titolo2"/>
         <w:spacing w:before="200"/>
       </w:pPr>
-      <w:bookmarkStart w:id="17" w:name="_Toc202818601"/>
+      <w:bookmarkStart w:id="19" w:name="_Toc202968587"/>
       <w:r>
         <w:t xml:space="preserve">Chiusura </w:t>
       </w:r>
       <w:r>
         <w:t>script</w:t>
       </w:r>
-      <w:bookmarkEnd w:id="17"/>
+      <w:bookmarkEnd w:id="19"/>
     </w:p>
     <w:p>
       <w:r>
@@ -15808,20 +16486,20 @@
           <w:szCs w:val="32"/>
         </w:rPr>
       </w:pPr>
-      <w:bookmarkStart w:id="18" w:name="_Toc202818602"/>
+      <w:bookmarkStart w:id="20" w:name="_Toc202968588"/>
       <w:r>
         <w:rPr>
           <w:rStyle w:val="Titolo2Carattere"/>
         </w:rPr>
         <w:t>Manuale di aiuto</w:t>
       </w:r>
-      <w:bookmarkEnd w:id="18"/>
+      <w:bookmarkEnd w:id="20"/>
       <w:r>
         <w:rPr>
           <w:noProof/>
         </w:rPr>
         <w:drawing>
-          <wp:inline distT="0" distB="0" distL="0" distR="0" wp14:anchorId="299393A9" wp14:editId="0ACAD4B6">
+          <wp:inline distT="0" distB="0" distL="0" distR="0" wp14:anchorId="299393A9" wp14:editId="7AC3C627">
             <wp:extent cx="6120130" cy="1129665"/>
             <wp:effectExtent l="0" t="0" r="1270" b="635"/>
             <wp:docPr id="951038497" name="Immagine 9" descr="Immagine che contiene testo, Carattere, nero, schermata&#10;&#10;Il contenuto generato dall'IA potrebbe non essere corretto."/>
@@ -15868,12 +16546,12 @@
         <w:pStyle w:val="Titolo2"/>
         <w:spacing w:before="200"/>
       </w:pPr>
-      <w:bookmarkStart w:id="19" w:name="_Toc202818603"/>
+      <w:bookmarkStart w:id="21" w:name="_Toc202968589"/>
       <w:r>
         <w:lastRenderedPageBreak/>
         <w:t>Menu principale</w:t>
       </w:r>
-      <w:bookmarkEnd w:id="19"/>
+      <w:bookmarkEnd w:id="21"/>
     </w:p>
     <w:p>
       <w:r>
@@ -15928,11 +16606,11 @@
         <w:pStyle w:val="Titolo2"/>
         <w:spacing w:before="200"/>
       </w:pPr>
-      <w:bookmarkStart w:id="20" w:name="_Toc202818604"/>
+      <w:bookmarkStart w:id="22" w:name="_Toc202968590"/>
       <w:r>
         <w:t>Gestione disco</w:t>
       </w:r>
-      <w:bookmarkEnd w:id="20"/>
+      <w:bookmarkEnd w:id="22"/>
     </w:p>
     <w:p>
       <w:r>
@@ -15940,10 +16618,10 @@
           <w:noProof/>
         </w:rPr>
         <w:drawing>
-          <wp:inline distT="0" distB="0" distL="0" distR="0" wp14:anchorId="1A492C8F" wp14:editId="28767EB6">
-            <wp:extent cx="3429000" cy="3530600"/>
+          <wp:inline distT="0" distB="0" distL="0" distR="0" wp14:anchorId="1293EC8F" wp14:editId="1CDD8DFA">
+            <wp:extent cx="3365500" cy="2527300"/>
             <wp:effectExtent l="0" t="0" r="0" b="0"/>
-            <wp:docPr id="1429134430" name="Immagine 3" descr="Immagine che contiene testo, schermata, Carattere&#10;&#10;Il contenuto generato dall'IA potrebbe non essere corretto."/>
+            <wp:docPr id="637647551" name="Immagine 1" descr="Immagine che contiene testo, schermata, Carattere, numero&#10;&#10;Il contenuto generato dall'IA potrebbe non essere corretto."/>
             <wp:cNvGraphicFramePr>
               <a:graphicFrameLocks xmlns:a="http://schemas.openxmlformats.org/drawingml/2006/main" noChangeAspect="1"/>
             </wp:cNvGraphicFramePr>
@@ -15951,7 +16629,7 @@
               <a:graphicData uri="http://schemas.openxmlformats.org/drawingml/2006/picture">
                 <pic:pic xmlns:pic="http://schemas.openxmlformats.org/drawingml/2006/picture">
                   <pic:nvPicPr>
-                    <pic:cNvPr id="1429134430" name="Immagine 3" descr="Immagine che contiene testo, schermata, Carattere&#10;&#10;Il contenuto generato dall'IA potrebbe non essere corretto."/>
+                    <pic:cNvPr id="637647551" name="Immagine 1" descr="Immagine che contiene testo, schermata, Carattere, numero&#10;&#10;Il contenuto generato dall'IA potrebbe non essere corretto."/>
                     <pic:cNvPicPr/>
                   </pic:nvPicPr>
                   <pic:blipFill>
@@ -15969,7 +16647,7 @@
                   <pic:spPr>
                     <a:xfrm>
                       <a:off x="0" y="0"/>
-                      <a:ext cx="3429000" cy="3530600"/>
+                      <a:ext cx="3365500" cy="2527300"/>
                     </a:xfrm>
                     <a:prstGeom prst="rect">
                       <a:avLst/>
@@ -15987,12 +16665,11 @@
         <w:pStyle w:val="Titolo2"/>
         <w:spacing w:before="200"/>
       </w:pPr>
-      <w:bookmarkStart w:id="21" w:name="_Toc202818605"/>
-      <w:r>
-        <w:lastRenderedPageBreak/>
+      <w:bookmarkStart w:id="23" w:name="_Toc202968591"/>
+      <w:r>
         <w:t>Gestione pacchetti</w:t>
       </w:r>
-      <w:bookmarkEnd w:id="21"/>
+      <w:bookmarkEnd w:id="23"/>
     </w:p>
     <w:p>
       <w:r>
@@ -16047,11 +16724,12 @@
         <w:pStyle w:val="Titolo2"/>
         <w:spacing w:before="200"/>
       </w:pPr>
-      <w:bookmarkStart w:id="22" w:name="_Toc202818606"/>
-      <w:r>
+      <w:bookmarkStart w:id="24" w:name="_Toc202968592"/>
+      <w:r>
+        <w:lastRenderedPageBreak/>
         <w:t>Gestione di rete</w:t>
       </w:r>
-      <w:bookmarkEnd w:id="22"/>
+      <w:bookmarkEnd w:id="24"/>
     </w:p>
     <w:p>
       <w:r>
@@ -16106,11 +16784,11 @@
         <w:pStyle w:val="Titolo2"/>
         <w:spacing w:before="200"/>
       </w:pPr>
-      <w:bookmarkStart w:id="23" w:name="_Toc202818607"/>
+      <w:bookmarkStart w:id="25" w:name="_Toc202968593"/>
       <w:r>
         <w:t>Gestione servizi</w:t>
       </w:r>
-      <w:bookmarkEnd w:id="23"/>
+      <w:bookmarkEnd w:id="25"/>
     </w:p>
     <w:p>
       <w:r>
@@ -16165,12 +16843,11 @@
         <w:pStyle w:val="Titolo2"/>
         <w:spacing w:before="200"/>
       </w:pPr>
-      <w:bookmarkStart w:id="24" w:name="_Toc202818608"/>
-      <w:r>
-        <w:lastRenderedPageBreak/>
+      <w:bookmarkStart w:id="26" w:name="_Toc202968594"/>
+      <w:r>
         <w:t>Gestione utenti</w:t>
       </w:r>
-      <w:bookmarkEnd w:id="24"/>
+      <w:bookmarkEnd w:id="26"/>
     </w:p>
     <w:p>
       <w:r>
@@ -16225,14 +16902,15 @@
         <w:pStyle w:val="Titolo2"/>
         <w:spacing w:before="200"/>
       </w:pPr>
-      <w:bookmarkStart w:id="25" w:name="_Toc202818609"/>
-      <w:r>
+      <w:bookmarkStart w:id="27" w:name="_Toc202968595"/>
+      <w:r>
+        <w:lastRenderedPageBreak/>
         <w:t xml:space="preserve">Visualizzazione log </w:t>
       </w:r>
       <w:r>
         <w:t>script</w:t>
       </w:r>
-      <w:bookmarkEnd w:id="25"/>
+      <w:bookmarkEnd w:id="27"/>
     </w:p>
     <w:p>
       <w:r>
@@ -16287,12 +16965,11 @@
       <w:pPr>
         <w:pStyle w:val="Titolo2"/>
       </w:pPr>
-      <w:bookmarkStart w:id="26" w:name="_Toc202818610"/>
-      <w:r>
-        <w:lastRenderedPageBreak/>
+      <w:bookmarkStart w:id="28" w:name="_Toc202968596"/>
+      <w:r>
         <w:t>Monitoraggio sistema</w:t>
       </w:r>
-      <w:bookmarkEnd w:id="26"/>
+      <w:bookmarkEnd w:id="28"/>
     </w:p>
     <w:p>
       <w:r>
@@ -16347,11 +17024,12 @@
       <w:pPr>
         <w:pStyle w:val="Titolo2"/>
       </w:pPr>
-      <w:bookmarkStart w:id="27" w:name="_Toc202818611"/>
-      <w:r>
+      <w:bookmarkStart w:id="29" w:name="_Toc202968597"/>
+      <w:r>
+        <w:lastRenderedPageBreak/>
         <w:t>Visualizzazione log sistema</w:t>
       </w:r>
-      <w:bookmarkEnd w:id="27"/>
+      <w:bookmarkEnd w:id="29"/>
     </w:p>
     <w:p>
       <w:r>
@@ -16359,10 +17037,10 @@
           <w:noProof/>
         </w:rPr>
         <w:drawing>
-          <wp:inline distT="0" distB="0" distL="0" distR="0" wp14:anchorId="2EA89B65" wp14:editId="00384618">
-            <wp:extent cx="4546600" cy="3048000"/>
+          <wp:inline distT="0" distB="0" distL="0" distR="0" wp14:anchorId="28B315E9" wp14:editId="3BEBB38A">
+            <wp:extent cx="3390900" cy="2768600"/>
             <wp:effectExtent l="0" t="0" r="0" b="0"/>
-            <wp:docPr id="1933154624" name="Immagine 12" descr="Immagine che contiene testo, schermata, Carattere, design&#10;&#10;Il contenuto generato dall'IA potrebbe non essere corretto."/>
+            <wp:docPr id="179887382" name="Immagine 2" descr="Immagine che contiene testo, schermata, Carattere, numero&#10;&#10;Il contenuto generato dall'IA potrebbe non essere corretto."/>
             <wp:cNvGraphicFramePr>
               <a:graphicFrameLocks xmlns:a="http://schemas.openxmlformats.org/drawingml/2006/main" noChangeAspect="1"/>
             </wp:cNvGraphicFramePr>
@@ -16370,7 +17048,7 @@
               <a:graphicData uri="http://schemas.openxmlformats.org/drawingml/2006/picture">
                 <pic:pic xmlns:pic="http://schemas.openxmlformats.org/drawingml/2006/picture">
                   <pic:nvPicPr>
-                    <pic:cNvPr id="1933154624" name="Immagine 12" descr="Immagine che contiene testo, schermata, Carattere, design&#10;&#10;Il contenuto generato dall'IA potrebbe non essere corretto."/>
+                    <pic:cNvPr id="179887382" name="Immagine 2" descr="Immagine che contiene testo, schermata, Carattere, numero&#10;&#10;Il contenuto generato dall'IA potrebbe non essere corretto."/>
                     <pic:cNvPicPr/>
                   </pic:nvPicPr>
                   <pic:blipFill>
@@ -16388,7 +17066,7 @@
                   <pic:spPr>
                     <a:xfrm>
                       <a:off x="0" y="0"/>
-                      <a:ext cx="4546600" cy="3048000"/>
+                      <a:ext cx="3390900" cy="2768600"/>
                     </a:xfrm>
                     <a:prstGeom prst="rect">
                       <a:avLst/>
@@ -16406,11 +17084,14 @@
         <w:pStyle w:val="Titolo2"/>
         <w:spacing w:before="200"/>
       </w:pPr>
-      <w:bookmarkStart w:id="28" w:name="_Toc202818612"/>
-      <w:r>
-        <w:t>Operazioni di sistema</w:t>
-      </w:r>
-      <w:bookmarkEnd w:id="28"/>
+      <w:bookmarkStart w:id="30" w:name="_Toc202968598"/>
+      <w:r>
+        <w:t xml:space="preserve">Operazioni di </w:t>
+      </w:r>
+      <w:r>
+        <w:t>sessione</w:t>
+      </w:r>
+      <w:bookmarkEnd w:id="30"/>
     </w:p>
     <w:p>
       <w:r>
@@ -16418,10 +17099,10 @@
           <w:noProof/>
         </w:rPr>
         <w:drawing>
-          <wp:inline distT="0" distB="0" distL="0" distR="0" wp14:anchorId="62CB9ECC" wp14:editId="49A615DD">
-            <wp:extent cx="3378200" cy="2628900"/>
+          <wp:inline distT="0" distB="0" distL="0" distR="0" wp14:anchorId="1399D4DC" wp14:editId="5F3762D5">
+            <wp:extent cx="3416300" cy="2501900"/>
             <wp:effectExtent l="0" t="0" r="0" b="0"/>
-            <wp:docPr id="1682023778" name="Immagine 13" descr="Immagine che contiene testo, schermata, Carattere&#10;&#10;Il contenuto generato dall'IA potrebbe non essere corretto."/>
+            <wp:docPr id="1254805705" name="Immagine 3" descr="Immagine che contiene testo, schermata, Carattere, numero&#10;&#10;Il contenuto generato dall'IA potrebbe non essere corretto."/>
             <wp:cNvGraphicFramePr>
               <a:graphicFrameLocks xmlns:a="http://schemas.openxmlformats.org/drawingml/2006/main" noChangeAspect="1"/>
             </wp:cNvGraphicFramePr>
@@ -16429,7 +17110,7 @@
               <a:graphicData uri="http://schemas.openxmlformats.org/drawingml/2006/picture">
                 <pic:pic xmlns:pic="http://schemas.openxmlformats.org/drawingml/2006/picture">
                   <pic:nvPicPr>
-                    <pic:cNvPr id="1682023778" name="Immagine 13" descr="Immagine che contiene testo, schermata, Carattere&#10;&#10;Il contenuto generato dall'IA potrebbe non essere corretto."/>
+                    <pic:cNvPr id="1254805705" name="Immagine 3" descr="Immagine che contiene testo, schermata, Carattere, numero&#10;&#10;Il contenuto generato dall'IA potrebbe non essere corretto."/>
                     <pic:cNvPicPr/>
                   </pic:nvPicPr>
                   <pic:blipFill>
@@ -16447,7 +17128,7 @@
                   <pic:spPr>
                     <a:xfrm>
                       <a:off x="0" y="0"/>
-                      <a:ext cx="3378200" cy="2628900"/>
+                      <a:ext cx="3416300" cy="2501900"/>
                     </a:xfrm>
                     <a:prstGeom prst="rect">
                       <a:avLst/>
@@ -17431,7 +18112,7 @@
         <w:rFonts w:hint="default"/>
       </w:rPr>
     </w:lvl>
-    <w:lvl w:ilvl="1" w:tplc="04100019" w:tentative="1">
+    <w:lvl w:ilvl="1" w:tplc="04100019">
       <w:start w:val="1"/>
       <w:numFmt w:val="lowerLetter"/>
       <w:lvlText w:val="%2."/>
@@ -17440,7 +18121,7 @@
         <w:ind w:left="1280" w:hanging="360"/>
       </w:pPr>
     </w:lvl>
-    <w:lvl w:ilvl="2" w:tplc="0410001B" w:tentative="1">
+    <w:lvl w:ilvl="2" w:tplc="0410001B">
       <w:start w:val="1"/>
       <w:numFmt w:val="lowerRoman"/>
       <w:lvlText w:val="%3."/>
@@ -18412,6 +19093,7 @@
   <w:style w:type="character" w:default="1" w:styleId="Carpredefinitoparagrafo">
     <w:name w:val="Default Paragraph Font"/>
     <w:uiPriority w:val="1"/>
+    <w:semiHidden/>
     <w:unhideWhenUsed/>
   </w:style>
   <w:style w:type="table" w:default="1" w:styleId="Tabellanormale">

--- a/ADMINHELP.docx
+++ b/ADMINHELP.docx
@@ -425,7 +425,7 @@
         <w:t xml:space="preserve"> </w:t>
       </w:r>
     </w:p>
-    <w:bookmarkStart w:id="0" w:name="_Toc202968568" w:displacedByCustomXml="next"/>
+    <w:bookmarkStart w:id="0" w:name="_Toc203035658" w:displacedByCustomXml="next"/>
     <w:sdt>
       <w:sdtPr>
         <w:rPr>
@@ -490,7 +490,7 @@
             </w:rPr>
             <w:fldChar w:fldCharType="separate"/>
           </w:r>
-          <w:hyperlink w:anchor="_Toc202968568" w:history="1">
+          <w:hyperlink w:anchor="_Toc203035658" w:history="1">
             <w:r>
               <w:rPr>
                 <w:rStyle w:val="Collegamentoipertestuale"/>
@@ -517,7 +517,7 @@
                 <w:noProof/>
                 <w:webHidden/>
               </w:rPr>
-              <w:instrText xml:space="preserve"> PAGEREF _Toc202968568 \h </w:instrText>
+              <w:instrText xml:space="preserve"> PAGEREF _Toc203035658 \h </w:instrText>
             </w:r>
             <w:r>
               <w:rPr>
@@ -564,7 +564,7 @@
               <w:lang w:eastAsia="it-IT"/>
             </w:rPr>
           </w:pPr>
-          <w:hyperlink w:anchor="_Toc202968569" w:history="1">
+          <w:hyperlink w:anchor="_Toc203035659" w:history="1">
             <w:r>
               <w:rPr>
                 <w:rStyle w:val="Collegamentoipertestuale"/>
@@ -592,7 +592,7 @@
                 <w:noProof/>
                 <w:webHidden/>
               </w:rPr>
-              <w:instrText xml:space="preserve"> PAGEREF _Toc202968569 \h </w:instrText>
+              <w:instrText xml:space="preserve"> PAGEREF _Toc203035659 \h </w:instrText>
             </w:r>
             <w:r>
               <w:rPr>
@@ -639,7 +639,7 @@
               <w:lang w:eastAsia="it-IT"/>
             </w:rPr>
           </w:pPr>
-          <w:hyperlink w:anchor="_Toc202968570" w:history="1">
+          <w:hyperlink w:anchor="_Toc203035660" w:history="1">
             <w:r>
               <w:rPr>
                 <w:rStyle w:val="Collegamentoipertestuale"/>
@@ -666,7 +666,7 @@
                 <w:noProof/>
                 <w:webHidden/>
               </w:rPr>
-              <w:instrText xml:space="preserve"> PAGEREF _Toc202968570 \h </w:instrText>
+              <w:instrText xml:space="preserve"> PAGEREF _Toc203035660 \h </w:instrText>
             </w:r>
             <w:r>
               <w:rPr>
@@ -713,7 +713,7 @@
               <w:lang w:eastAsia="it-IT"/>
             </w:rPr>
           </w:pPr>
-          <w:hyperlink w:anchor="_Toc202968571" w:history="1">
+          <w:hyperlink w:anchor="_Toc203035661" w:history="1">
             <w:r>
               <w:rPr>
                 <w:rStyle w:val="Collegamentoipertestuale"/>
@@ -740,7 +740,7 @@
                 <w:noProof/>
                 <w:webHidden/>
               </w:rPr>
-              <w:instrText xml:space="preserve"> PAGEREF _Toc202968571 \h </w:instrText>
+              <w:instrText xml:space="preserve"> PAGEREF _Toc203035661 \h </w:instrText>
             </w:r>
             <w:r>
               <w:rPr>
@@ -787,7 +787,7 @@
               <w:lang w:eastAsia="it-IT"/>
             </w:rPr>
           </w:pPr>
-          <w:hyperlink w:anchor="_Toc202968572" w:history="1">
+          <w:hyperlink w:anchor="_Toc203035662" w:history="1">
             <w:r>
               <w:rPr>
                 <w:rStyle w:val="Collegamentoipertestuale"/>
@@ -815,7 +815,7 @@
                 <w:noProof/>
                 <w:webHidden/>
               </w:rPr>
-              <w:instrText xml:space="preserve"> PAGEREF _Toc202968572 \h </w:instrText>
+              <w:instrText xml:space="preserve"> PAGEREF _Toc203035662 \h </w:instrText>
             </w:r>
             <w:r>
               <w:rPr>
@@ -862,7 +862,7 @@
               <w:lang w:eastAsia="it-IT"/>
             </w:rPr>
           </w:pPr>
-          <w:hyperlink w:anchor="_Toc202968573" w:history="1">
+          <w:hyperlink w:anchor="_Toc203035663" w:history="1">
             <w:r>
               <w:rPr>
                 <w:rStyle w:val="Collegamentoipertestuale"/>
@@ -898,7 +898,7 @@
                 <w:noProof/>
                 <w:webHidden/>
               </w:rPr>
-              <w:instrText xml:space="preserve"> PAGEREF _Toc202968573 \h </w:instrText>
+              <w:instrText xml:space="preserve"> PAGEREF _Toc203035663 \h </w:instrText>
             </w:r>
             <w:r>
               <w:rPr>
@@ -945,7 +945,7 @@
               <w:lang w:eastAsia="it-IT"/>
             </w:rPr>
           </w:pPr>
-          <w:hyperlink w:anchor="_Toc202968574" w:history="1">
+          <w:hyperlink w:anchor="_Toc203035664" w:history="1">
             <w:r>
               <w:rPr>
                 <w:rStyle w:val="Collegamentoipertestuale"/>
@@ -983,7 +983,7 @@
                 <w:noProof/>
                 <w:webHidden/>
               </w:rPr>
-              <w:instrText xml:space="preserve"> PAGEREF _Toc202968574 \h </w:instrText>
+              <w:instrText xml:space="preserve"> PAGEREF _Toc203035664 \h </w:instrText>
             </w:r>
             <w:r>
               <w:rPr>
@@ -1030,7 +1030,7 @@
               <w:lang w:eastAsia="it-IT"/>
             </w:rPr>
           </w:pPr>
-          <w:hyperlink w:anchor="_Toc202968575" w:history="1">
+          <w:hyperlink w:anchor="_Toc203035665" w:history="1">
             <w:r>
               <w:rPr>
                 <w:rStyle w:val="Collegamentoipertestuale"/>
@@ -1068,7 +1068,7 @@
                 <w:noProof/>
                 <w:webHidden/>
               </w:rPr>
-              <w:instrText xml:space="preserve"> PAGEREF _Toc202968575 \h </w:instrText>
+              <w:instrText xml:space="preserve"> PAGEREF _Toc203035665 \h </w:instrText>
             </w:r>
             <w:r>
               <w:rPr>
@@ -1115,7 +1115,7 @@
               <w:lang w:eastAsia="it-IT"/>
             </w:rPr>
           </w:pPr>
-          <w:hyperlink w:anchor="_Toc202968576" w:history="1">
+          <w:hyperlink w:anchor="_Toc203035666" w:history="1">
             <w:r>
               <w:rPr>
                 <w:rStyle w:val="Collegamentoipertestuale"/>
@@ -1153,7 +1153,7 @@
                 <w:noProof/>
                 <w:webHidden/>
               </w:rPr>
-              <w:instrText xml:space="preserve"> PAGEREF _Toc202968576 \h </w:instrText>
+              <w:instrText xml:space="preserve"> PAGEREF _Toc203035666 \h </w:instrText>
             </w:r>
             <w:r>
               <w:rPr>
@@ -1200,7 +1200,7 @@
               <w:lang w:eastAsia="it-IT"/>
             </w:rPr>
           </w:pPr>
-          <w:hyperlink w:anchor="_Toc202968577" w:history="1">
+          <w:hyperlink w:anchor="_Toc203035667" w:history="1">
             <w:r>
               <w:rPr>
                 <w:rStyle w:val="Collegamentoipertestuale"/>
@@ -1236,7 +1236,7 @@
                 <w:noProof/>
                 <w:webHidden/>
               </w:rPr>
-              <w:instrText xml:space="preserve"> PAGEREF _Toc202968577 \h </w:instrText>
+              <w:instrText xml:space="preserve"> PAGEREF _Toc203035667 \h </w:instrText>
             </w:r>
             <w:r>
               <w:rPr>
@@ -1283,7 +1283,7 @@
               <w:lang w:eastAsia="it-IT"/>
             </w:rPr>
           </w:pPr>
-          <w:hyperlink w:anchor="_Toc202968578" w:history="1">
+          <w:hyperlink w:anchor="_Toc203035668" w:history="1">
             <w:r>
               <w:rPr>
                 <w:rStyle w:val="Collegamentoipertestuale"/>
@@ -1319,7 +1319,7 @@
                 <w:noProof/>
                 <w:webHidden/>
               </w:rPr>
-              <w:instrText xml:space="preserve"> PAGEREF _Toc202968578 \h </w:instrText>
+              <w:instrText xml:space="preserve"> PAGEREF _Toc203035668 \h </w:instrText>
             </w:r>
             <w:r>
               <w:rPr>
@@ -1366,7 +1366,7 @@
               <w:lang w:eastAsia="it-IT"/>
             </w:rPr>
           </w:pPr>
-          <w:hyperlink w:anchor="_Toc202968579" w:history="1">
+          <w:hyperlink w:anchor="_Toc203035669" w:history="1">
             <w:r>
               <w:rPr>
                 <w:rStyle w:val="Collegamentoipertestuale"/>
@@ -1393,7 +1393,7 @@
                 <w:noProof/>
                 <w:webHidden/>
               </w:rPr>
-              <w:instrText xml:space="preserve"> PAGEREF _Toc202968579 \h </w:instrText>
+              <w:instrText xml:space="preserve"> PAGEREF _Toc203035669 \h </w:instrText>
             </w:r>
             <w:r>
               <w:rPr>
@@ -1440,7 +1440,7 @@
               <w:lang w:eastAsia="it-IT"/>
             </w:rPr>
           </w:pPr>
-          <w:hyperlink w:anchor="_Toc202968580" w:history="1">
+          <w:hyperlink w:anchor="_Toc203035670" w:history="1">
             <w:r>
               <w:rPr>
                 <w:rStyle w:val="Collegamentoipertestuale"/>
@@ -1467,7 +1467,7 @@
                 <w:noProof/>
                 <w:webHidden/>
               </w:rPr>
-              <w:instrText xml:space="preserve"> PAGEREF _Toc202968580 \h </w:instrText>
+              <w:instrText xml:space="preserve"> PAGEREF _Toc203035670 \h </w:instrText>
             </w:r>
             <w:r>
               <w:rPr>
@@ -1514,7 +1514,7 @@
               <w:lang w:eastAsia="it-IT"/>
             </w:rPr>
           </w:pPr>
-          <w:hyperlink w:anchor="_Toc202968581" w:history="1">
+          <w:hyperlink w:anchor="_Toc203035671" w:history="1">
             <w:r>
               <w:rPr>
                 <w:rStyle w:val="Collegamentoipertestuale"/>
@@ -1541,7 +1541,7 @@
                 <w:noProof/>
                 <w:webHidden/>
               </w:rPr>
-              <w:instrText xml:space="preserve"> PAGEREF _Toc202968581 \h </w:instrText>
+              <w:instrText xml:space="preserve"> PAGEREF _Toc203035671 \h </w:instrText>
             </w:r>
             <w:r>
               <w:rPr>
@@ -1588,7 +1588,7 @@
               <w:lang w:eastAsia="it-IT"/>
             </w:rPr>
           </w:pPr>
-          <w:hyperlink w:anchor="_Toc202968582" w:history="1">
+          <w:hyperlink w:anchor="_Toc203035672" w:history="1">
             <w:r>
               <w:rPr>
                 <w:rStyle w:val="Collegamentoipertestuale"/>
@@ -1615,7 +1615,7 @@
                 <w:noProof/>
                 <w:webHidden/>
               </w:rPr>
-              <w:instrText xml:space="preserve"> PAGEREF _Toc202968582 \h </w:instrText>
+              <w:instrText xml:space="preserve"> PAGEREF _Toc203035672 \h </w:instrText>
             </w:r>
             <w:r>
               <w:rPr>
@@ -1662,7 +1662,7 @@
               <w:lang w:eastAsia="it-IT"/>
             </w:rPr>
           </w:pPr>
-          <w:hyperlink w:anchor="_Toc202968583" w:history="1">
+          <w:hyperlink w:anchor="_Toc203035673" w:history="1">
             <w:r>
               <w:rPr>
                 <w:rStyle w:val="Collegamentoipertestuale"/>
@@ -1689,7 +1689,7 @@
                 <w:noProof/>
                 <w:webHidden/>
               </w:rPr>
-              <w:instrText xml:space="preserve"> PAGEREF _Toc202968583 \h </w:instrText>
+              <w:instrText xml:space="preserve"> PAGEREF _Toc203035673 \h </w:instrText>
             </w:r>
             <w:r>
               <w:rPr>
@@ -1736,7 +1736,7 @@
               <w:lang w:eastAsia="it-IT"/>
             </w:rPr>
           </w:pPr>
-          <w:hyperlink w:anchor="_Toc202968584" w:history="1">
+          <w:hyperlink w:anchor="_Toc203035674" w:history="1">
             <w:r>
               <w:rPr>
                 <w:rStyle w:val="Collegamentoipertestuale"/>
@@ -1763,7 +1763,7 @@
                 <w:noProof/>
                 <w:webHidden/>
               </w:rPr>
-              <w:instrText xml:space="preserve"> PAGEREF _Toc202968584 \h </w:instrText>
+              <w:instrText xml:space="preserve"> PAGEREF _Toc203035674 \h </w:instrText>
             </w:r>
             <w:r>
               <w:rPr>
@@ -1810,7 +1810,7 @@
               <w:lang w:eastAsia="it-IT"/>
             </w:rPr>
           </w:pPr>
-          <w:hyperlink w:anchor="_Toc202968585" w:history="1">
+          <w:hyperlink w:anchor="_Toc203035675" w:history="1">
             <w:r>
               <w:rPr>
                 <w:rStyle w:val="Collegamentoipertestuale"/>
@@ -1837,7 +1837,7 @@
                 <w:noProof/>
                 <w:webHidden/>
               </w:rPr>
-              <w:instrText xml:space="preserve"> PAGEREF _Toc202968585 \h </w:instrText>
+              <w:instrText xml:space="preserve"> PAGEREF _Toc203035675 \h </w:instrText>
             </w:r>
             <w:r>
               <w:rPr>
@@ -1884,7 +1884,7 @@
               <w:lang w:eastAsia="it-IT"/>
             </w:rPr>
           </w:pPr>
-          <w:hyperlink w:anchor="_Toc202968586" w:history="1">
+          <w:hyperlink w:anchor="_Toc203035676" w:history="1">
             <w:r>
               <w:rPr>
                 <w:rStyle w:val="Collegamentoipertestuale"/>
@@ -1911,7 +1911,7 @@
                 <w:noProof/>
                 <w:webHidden/>
               </w:rPr>
-              <w:instrText xml:space="preserve"> PAGEREF _Toc202968586 \h </w:instrText>
+              <w:instrText xml:space="preserve"> PAGEREF _Toc203035676 \h </w:instrText>
             </w:r>
             <w:r>
               <w:rPr>
@@ -1958,7 +1958,7 @@
               <w:lang w:eastAsia="it-IT"/>
             </w:rPr>
           </w:pPr>
-          <w:hyperlink w:anchor="_Toc202968587" w:history="1">
+          <w:hyperlink w:anchor="_Toc203035677" w:history="1">
             <w:r>
               <w:rPr>
                 <w:rStyle w:val="Collegamentoipertestuale"/>
@@ -1985,7 +1985,7 @@
                 <w:noProof/>
                 <w:webHidden/>
               </w:rPr>
-              <w:instrText xml:space="preserve"> PAGEREF _Toc202968587 \h </w:instrText>
+              <w:instrText xml:space="preserve"> PAGEREF _Toc203035677 \h </w:instrText>
             </w:r>
             <w:r>
               <w:rPr>
@@ -2032,13 +2032,13 @@
               <w:lang w:eastAsia="it-IT"/>
             </w:rPr>
           </w:pPr>
-          <w:hyperlink w:anchor="_Toc202968588" w:history="1">
+          <w:hyperlink w:anchor="_Toc203035678" w:history="1">
             <w:r>
               <w:rPr>
                 <w:rStyle w:val="Collegamentoipertestuale"/>
                 <w:noProof/>
               </w:rPr>
-              <w:t>Manuale di aiuto</w:t>
+              <w:t>Manuale d’uso</w:t>
             </w:r>
             <w:r>
               <w:rPr>
@@ -2059,7 +2059,7 @@
                 <w:noProof/>
                 <w:webHidden/>
               </w:rPr>
-              <w:instrText xml:space="preserve"> PAGEREF _Toc202968588 \h </w:instrText>
+              <w:instrText xml:space="preserve"> PAGEREF _Toc203035678 \h </w:instrText>
             </w:r>
             <w:r>
               <w:rPr>
@@ -2106,7 +2106,7 @@
               <w:lang w:eastAsia="it-IT"/>
             </w:rPr>
           </w:pPr>
-          <w:hyperlink w:anchor="_Toc202968589" w:history="1">
+          <w:hyperlink w:anchor="_Toc203035679" w:history="1">
             <w:r>
               <w:rPr>
                 <w:rStyle w:val="Collegamentoipertestuale"/>
@@ -2133,7 +2133,7 @@
                 <w:noProof/>
                 <w:webHidden/>
               </w:rPr>
-              <w:instrText xml:space="preserve"> PAGEREF _Toc202968589 \h </w:instrText>
+              <w:instrText xml:space="preserve"> PAGEREF _Toc203035679 \h </w:instrText>
             </w:r>
             <w:r>
               <w:rPr>
@@ -2180,7 +2180,7 @@
               <w:lang w:eastAsia="it-IT"/>
             </w:rPr>
           </w:pPr>
-          <w:hyperlink w:anchor="_Toc202968590" w:history="1">
+          <w:hyperlink w:anchor="_Toc203035680" w:history="1">
             <w:r>
               <w:rPr>
                 <w:rStyle w:val="Collegamentoipertestuale"/>
@@ -2207,7 +2207,7 @@
                 <w:noProof/>
                 <w:webHidden/>
               </w:rPr>
-              <w:instrText xml:space="preserve"> PAGEREF _Toc202968590 \h </w:instrText>
+              <w:instrText xml:space="preserve"> PAGEREF _Toc203035680 \h </w:instrText>
             </w:r>
             <w:r>
               <w:rPr>
@@ -2254,7 +2254,7 @@
               <w:lang w:eastAsia="it-IT"/>
             </w:rPr>
           </w:pPr>
-          <w:hyperlink w:anchor="_Toc202968591" w:history="1">
+          <w:hyperlink w:anchor="_Toc203035681" w:history="1">
             <w:r>
               <w:rPr>
                 <w:rStyle w:val="Collegamentoipertestuale"/>
@@ -2281,7 +2281,7 @@
                 <w:noProof/>
                 <w:webHidden/>
               </w:rPr>
-              <w:instrText xml:space="preserve"> PAGEREF _Toc202968591 \h </w:instrText>
+              <w:instrText xml:space="preserve"> PAGEREF _Toc203035681 \h </w:instrText>
             </w:r>
             <w:r>
               <w:rPr>
@@ -2328,7 +2328,7 @@
               <w:lang w:eastAsia="it-IT"/>
             </w:rPr>
           </w:pPr>
-          <w:hyperlink w:anchor="_Toc202968592" w:history="1">
+          <w:hyperlink w:anchor="_Toc203035682" w:history="1">
             <w:r>
               <w:rPr>
                 <w:rStyle w:val="Collegamentoipertestuale"/>
@@ -2355,7 +2355,7 @@
                 <w:noProof/>
                 <w:webHidden/>
               </w:rPr>
-              <w:instrText xml:space="preserve"> PAGEREF _Toc202968592 \h </w:instrText>
+              <w:instrText xml:space="preserve"> PAGEREF _Toc203035682 \h </w:instrText>
             </w:r>
             <w:r>
               <w:rPr>
@@ -2402,7 +2402,7 @@
               <w:lang w:eastAsia="it-IT"/>
             </w:rPr>
           </w:pPr>
-          <w:hyperlink w:anchor="_Toc202968593" w:history="1">
+          <w:hyperlink w:anchor="_Toc203035683" w:history="1">
             <w:r>
               <w:rPr>
                 <w:rStyle w:val="Collegamentoipertestuale"/>
@@ -2429,7 +2429,7 @@
                 <w:noProof/>
                 <w:webHidden/>
               </w:rPr>
-              <w:instrText xml:space="preserve"> PAGEREF _Toc202968593 \h </w:instrText>
+              <w:instrText xml:space="preserve"> PAGEREF _Toc203035683 \h </w:instrText>
             </w:r>
             <w:r>
               <w:rPr>
@@ -2476,7 +2476,7 @@
               <w:lang w:eastAsia="it-IT"/>
             </w:rPr>
           </w:pPr>
-          <w:hyperlink w:anchor="_Toc202968594" w:history="1">
+          <w:hyperlink w:anchor="_Toc203035684" w:history="1">
             <w:r>
               <w:rPr>
                 <w:rStyle w:val="Collegamentoipertestuale"/>
@@ -2503,7 +2503,7 @@
                 <w:noProof/>
                 <w:webHidden/>
               </w:rPr>
-              <w:instrText xml:space="preserve"> PAGEREF _Toc202968594 \h </w:instrText>
+              <w:instrText xml:space="preserve"> PAGEREF _Toc203035684 \h </w:instrText>
             </w:r>
             <w:r>
               <w:rPr>
@@ -2550,7 +2550,7 @@
               <w:lang w:eastAsia="it-IT"/>
             </w:rPr>
           </w:pPr>
-          <w:hyperlink w:anchor="_Toc202968595" w:history="1">
+          <w:hyperlink w:anchor="_Toc203035685" w:history="1">
             <w:r>
               <w:rPr>
                 <w:rStyle w:val="Collegamentoipertestuale"/>
@@ -2577,7 +2577,7 @@
                 <w:noProof/>
                 <w:webHidden/>
               </w:rPr>
-              <w:instrText xml:space="preserve"> PAGEREF _Toc202968595 \h </w:instrText>
+              <w:instrText xml:space="preserve"> PAGEREF _Toc203035685 \h </w:instrText>
             </w:r>
             <w:r>
               <w:rPr>
@@ -2624,7 +2624,7 @@
               <w:lang w:eastAsia="it-IT"/>
             </w:rPr>
           </w:pPr>
-          <w:hyperlink w:anchor="_Toc202968596" w:history="1">
+          <w:hyperlink w:anchor="_Toc203035686" w:history="1">
             <w:r>
               <w:rPr>
                 <w:rStyle w:val="Collegamentoipertestuale"/>
@@ -2651,7 +2651,7 @@
                 <w:noProof/>
                 <w:webHidden/>
               </w:rPr>
-              <w:instrText xml:space="preserve"> PAGEREF _Toc202968596 \h </w:instrText>
+              <w:instrText xml:space="preserve"> PAGEREF _Toc203035686 \h </w:instrText>
             </w:r>
             <w:r>
               <w:rPr>
@@ -2698,7 +2698,7 @@
               <w:lang w:eastAsia="it-IT"/>
             </w:rPr>
           </w:pPr>
-          <w:hyperlink w:anchor="_Toc202968597" w:history="1">
+          <w:hyperlink w:anchor="_Toc203035687" w:history="1">
             <w:r>
               <w:rPr>
                 <w:rStyle w:val="Collegamentoipertestuale"/>
@@ -2725,7 +2725,7 @@
                 <w:noProof/>
                 <w:webHidden/>
               </w:rPr>
-              <w:instrText xml:space="preserve"> PAGEREF _Toc202968597 \h </w:instrText>
+              <w:instrText xml:space="preserve"> PAGEREF _Toc203035687 \h </w:instrText>
             </w:r>
             <w:r>
               <w:rPr>
@@ -2772,7 +2772,7 @@
               <w:lang w:eastAsia="it-IT"/>
             </w:rPr>
           </w:pPr>
-          <w:hyperlink w:anchor="_Toc202968598" w:history="1">
+          <w:hyperlink w:anchor="_Toc203035688" w:history="1">
             <w:r>
               <w:rPr>
                 <w:rStyle w:val="Collegamentoipertestuale"/>
@@ -2799,7 +2799,7 @@
                 <w:noProof/>
                 <w:webHidden/>
               </w:rPr>
-              <w:instrText xml:space="preserve"> PAGEREF _Toc202968598 \h </w:instrText>
+              <w:instrText xml:space="preserve"> PAGEREF _Toc203035688 \h </w:instrText>
             </w:r>
             <w:r>
               <w:rPr>
@@ -2866,7 +2866,7 @@
           <w:rFonts w:cs="Calibri"/>
         </w:rPr>
       </w:pPr>
-      <w:bookmarkStart w:id="1" w:name="_Toc202968569"/>
+      <w:bookmarkStart w:id="1" w:name="_Toc203035659"/>
       <w:r>
         <w:rPr>
           <w:rFonts w:cs="Calibri"/>
@@ -3119,7 +3119,7 @@
           <w:szCs w:val="22"/>
         </w:rPr>
       </w:pPr>
-      <w:bookmarkStart w:id="2" w:name="_Toc202968570"/>
+      <w:bookmarkStart w:id="2" w:name="_Toc203035660"/>
       <w:r>
         <w:rPr>
           <w:rStyle w:val="Titolo2Carattere"/>
@@ -3305,7 +3305,7 @@
       <w:pPr>
         <w:pStyle w:val="Titolo2"/>
       </w:pPr>
-      <w:bookmarkStart w:id="3" w:name="_Toc202968571"/>
+      <w:bookmarkStart w:id="3" w:name="_Toc203035661"/>
       <w:r>
         <w:t>Requisiti di sistema</w:t>
       </w:r>
@@ -3580,7 +3580,7 @@
           <w:rFonts w:cs="Calibri"/>
         </w:rPr>
       </w:pPr>
-      <w:bookmarkStart w:id="4" w:name="_Toc202968572"/>
+      <w:bookmarkStart w:id="4" w:name="_Toc203035662"/>
       <w:r>
         <w:rPr>
           <w:rFonts w:cs="Calibri"/>
@@ -3607,7 +3607,7 @@
           <w:noProof/>
         </w:rPr>
         <w:drawing>
-          <wp:inline distT="0" distB="0" distL="0" distR="0" wp14:anchorId="27B9BBF9" wp14:editId="4395C2A0">
+          <wp:inline distT="0" distB="0" distL="0" distR="0" wp14:anchorId="27B9BBF9" wp14:editId="6F221AB5">
             <wp:extent cx="4416296" cy="2423968"/>
             <wp:effectExtent l="0" t="0" r="3810" b="1905"/>
             <wp:docPr id="1687147751" name="Immagine 1" descr="Immagine che contiene testo, schermata, menu, Carattere&#10;&#10;Il contenuto generato dall'IA potrebbe non essere corretto."/>
@@ -3657,7 +3657,7 @@
           <w:iCs/>
         </w:rPr>
       </w:pPr>
-      <w:bookmarkStart w:id="5" w:name="_Toc202968573"/>
+      <w:bookmarkStart w:id="5" w:name="_Toc203035663"/>
       <w:r>
         <w:t>Modulo</w:t>
       </w:r>
@@ -3736,7 +3736,7 @@
           <w:rFonts w:cs="Calibri"/>
         </w:rPr>
       </w:pPr>
-      <w:bookmarkStart w:id="6" w:name="_Toc202968574"/>
+      <w:bookmarkStart w:id="6" w:name="_Toc203035664"/>
       <w:r>
         <w:rPr>
           <w:rFonts w:cs="Calibri"/>
@@ -3916,7 +3916,7 @@
           <w:rFonts w:cs="Calibri"/>
         </w:rPr>
       </w:pPr>
-      <w:bookmarkStart w:id="7" w:name="_Toc202968575"/>
+      <w:bookmarkStart w:id="7" w:name="_Toc203035665"/>
       <w:r>
         <w:rPr>
           <w:rFonts w:cs="Calibri"/>
@@ -3976,7 +3976,7 @@
           <w:rFonts w:cs="Calibri"/>
         </w:rPr>
       </w:pPr>
-      <w:bookmarkStart w:id="8" w:name="_Toc202968576"/>
+      <w:bookmarkStart w:id="8" w:name="_Toc203035666"/>
       <w:r>
         <w:rPr>
           <w:rFonts w:cs="Calibri"/>
@@ -4656,7 +4656,7 @@
         <w:pStyle w:val="Titolo2"/>
         <w:spacing w:before="120"/>
       </w:pPr>
-      <w:bookmarkStart w:id="9" w:name="_Toc202968577"/>
+      <w:bookmarkStart w:id="9" w:name="_Toc203035667"/>
       <w:r>
         <w:t xml:space="preserve">Modulo </w:t>
       </w:r>
@@ -5089,7 +5089,7 @@
           <w:iCs/>
         </w:rPr>
       </w:pPr>
-      <w:bookmarkStart w:id="10" w:name="_Toc202968578"/>
+      <w:bookmarkStart w:id="10" w:name="_Toc203035668"/>
       <w:r>
         <w:t xml:space="preserve">Modulo </w:t>
       </w:r>
@@ -13894,7 +13894,7 @@
       <w:pPr>
         <w:pStyle w:val="Titolo1"/>
       </w:pPr>
-      <w:bookmarkStart w:id="11" w:name="_Toc202968579"/>
+      <w:bookmarkStart w:id="11" w:name="_Toc203035669"/>
       <w:r>
         <w:lastRenderedPageBreak/>
         <w:t>Esecuzione del</w:t>
@@ -13911,7 +13911,7 @@
       <w:pPr>
         <w:pStyle w:val="Titolo2"/>
       </w:pPr>
-      <w:bookmarkStart w:id="12" w:name="_Toc202968580"/>
+      <w:bookmarkStart w:id="12" w:name="_Toc203035670"/>
       <w:r>
         <w:t>Requisiti di sistema</w:t>
       </w:r>
@@ -14886,7 +14886,7 @@
         <w:pStyle w:val="Titolo2"/>
         <w:spacing w:before="120"/>
       </w:pPr>
-      <w:bookmarkStart w:id="13" w:name="_Toc202968581"/>
+      <w:bookmarkStart w:id="13" w:name="_Toc203035671"/>
       <w:r>
         <w:t>Installazione dei requisiti</w:t>
       </w:r>
@@ -15554,7 +15554,7 @@
         <w:pStyle w:val="Titolo2"/>
         <w:spacing w:before="120"/>
       </w:pPr>
-      <w:bookmarkStart w:id="14" w:name="_Toc202968582"/>
+      <w:bookmarkStart w:id="14" w:name="_Toc203035672"/>
       <w:r>
         <w:t>Installazione ed esecuzione del programma</w:t>
       </w:r>
@@ -15815,7 +15815,7 @@
         <w:pStyle w:val="Titolo2"/>
         <w:spacing w:before="120"/>
       </w:pPr>
-      <w:bookmarkStart w:id="15" w:name="_Toc202968583"/>
+      <w:bookmarkStart w:id="15" w:name="_Toc203035673"/>
       <w:r>
         <w:t>Argomenti dello script</w:t>
       </w:r>
@@ -15868,8 +15868,6 @@
       </w:pPr>
       <w:r>
         <w:rPr>
-          <w:i/>
-          <w:iCs/>
           <w:sz w:val="22"/>
           <w:szCs w:val="22"/>
         </w:rPr>
@@ -15882,7 +15880,16 @@
           <w:sz w:val="22"/>
           <w:szCs w:val="22"/>
         </w:rPr>
-        <w:t>--help</w:t>
+        <w:t>—</w:t>
+      </w:r>
+      <w:r>
+        <w:rPr>
+          <w:i/>
+          <w:iCs/>
+          <w:sz w:val="22"/>
+          <w:szCs w:val="22"/>
+        </w:rPr>
+        <w:t>check</w:t>
       </w:r>
       <w:r>
         <w:rPr>
@@ -15912,7 +15919,7 @@
           <w:sz w:val="22"/>
           <w:szCs w:val="22"/>
         </w:rPr>
-        <w:t>-h</w:t>
+        <w:t>-c</w:t>
       </w:r>
       <w:r>
         <w:rPr>
@@ -15926,21 +15933,21 @@
           <w:sz w:val="22"/>
           <w:szCs w:val="22"/>
         </w:rPr>
-        <w:t>: Mostra l'elenco dei comandi disponibili e una brev</w:t>
-      </w:r>
-      <w:r>
-        <w:rPr>
-          <w:sz w:val="22"/>
-          <w:szCs w:val="22"/>
-        </w:rPr>
-        <w:t>e</w:t>
-      </w:r>
-      <w:r>
-        <w:rPr>
-          <w:sz w:val="22"/>
-          <w:szCs w:val="22"/>
-        </w:rPr>
-        <w:t xml:space="preserve"> descrizione.</w:t>
+        <w:t xml:space="preserve">: Controlla i requisiti di sistema e verifica che il sistema sia pronto per l'esecuzione del programma. Se i requisiti non sono </w:t>
+      </w:r>
+      <w:r>
+        <w:rPr>
+          <w:sz w:val="22"/>
+          <w:szCs w:val="22"/>
+        </w:rPr>
+        <w:t>soddisfatti, il</w:t>
+      </w:r>
+      <w:r>
+        <w:rPr>
+          <w:sz w:val="22"/>
+          <w:szCs w:val="22"/>
+        </w:rPr>
+        <w:t xml:space="preserve"> programma fornisce un messaggio di errore e termina l'esecuzione.</w:t>
       </w:r>
     </w:p>
     <w:p>
@@ -15969,19 +15976,8 @@
           <w:sz w:val="22"/>
           <w:szCs w:val="22"/>
         </w:rPr>
-        <w:t>--</w:t>
-      </w:r>
-      <w:proofErr w:type="spellStart"/>
-      <w:r>
-        <w:rPr>
-          <w:i/>
-          <w:iCs/>
-          <w:sz w:val="22"/>
-          <w:szCs w:val="22"/>
-        </w:rPr>
-        <w:t>version</w:t>
-      </w:r>
-      <w:proofErr w:type="spellEnd"/>
+        <w:t>--debug</w:t>
+      </w:r>
       <w:r>
         <w:rPr>
           <w:sz w:val="22"/>
@@ -16010,7 +16006,7 @@
           <w:sz w:val="22"/>
           <w:szCs w:val="22"/>
         </w:rPr>
-        <w:t>-v</w:t>
+        <w:t>-d</w:t>
       </w:r>
       <w:r>
         <w:rPr>
@@ -16024,7 +16020,35 @@
           <w:sz w:val="22"/>
           <w:szCs w:val="22"/>
         </w:rPr>
-        <w:t>: Mostra la versione corrente del programma.</w:t>
+        <w:t>: Abilita la modalità di debug, mostrando informazioni</w:t>
+      </w:r>
+      <w:r>
+        <w:rPr>
+          <w:sz w:val="22"/>
+          <w:szCs w:val="22"/>
+        </w:rPr>
+        <w:t xml:space="preserve"> </w:t>
+      </w:r>
+      <w:r>
+        <w:rPr>
+          <w:sz w:val="22"/>
+          <w:szCs w:val="22"/>
+        </w:rPr>
+        <w:t>dettagliate sull'esecuzione del programma. Utile per identificare e risolvere</w:t>
+      </w:r>
+      <w:r>
+        <w:rPr>
+          <w:sz w:val="22"/>
+          <w:szCs w:val="22"/>
+        </w:rPr>
+        <w:t xml:space="preserve"> </w:t>
+      </w:r>
+      <w:r>
+        <w:rPr>
+          <w:sz w:val="22"/>
+          <w:szCs w:val="22"/>
+        </w:rPr>
+        <w:t>eventuali problemi.</w:t>
       </w:r>
     </w:p>
     <w:p>
@@ -16041,6 +16065,8 @@
       </w:pPr>
       <w:r>
         <w:rPr>
+          <w:i/>
+          <w:iCs/>
           <w:sz w:val="22"/>
           <w:szCs w:val="22"/>
         </w:rPr>
@@ -16053,7 +16079,7 @@
           <w:sz w:val="22"/>
           <w:szCs w:val="22"/>
         </w:rPr>
-        <w:t>--registro</w:t>
+        <w:t>--help</w:t>
       </w:r>
       <w:r>
         <w:rPr>
@@ -16083,7 +16109,7 @@
           <w:sz w:val="22"/>
           <w:szCs w:val="22"/>
         </w:rPr>
-        <w:t>-r</w:t>
+        <w:t>-h</w:t>
       </w:r>
       <w:r>
         <w:rPr>
@@ -16097,21 +16123,21 @@
           <w:sz w:val="22"/>
           <w:szCs w:val="22"/>
         </w:rPr>
-        <w:t>: Imposta il file di log da utilizzare per le</w:t>
-      </w:r>
-      <w:r>
-        <w:rPr>
-          <w:sz w:val="22"/>
-          <w:szCs w:val="22"/>
-        </w:rPr>
-        <w:t xml:space="preserve"> </w:t>
-      </w:r>
-      <w:r>
-        <w:rPr>
-          <w:sz w:val="22"/>
-          <w:szCs w:val="22"/>
-        </w:rPr>
-        <w:t>registrazioni.</w:t>
+        <w:t>: Mostra l'elenco dei comandi disponibili e una brev</w:t>
+      </w:r>
+      <w:r>
+        <w:rPr>
+          <w:sz w:val="22"/>
+          <w:szCs w:val="22"/>
+        </w:rPr>
+        <w:t>e</w:t>
+      </w:r>
+      <w:r>
+        <w:rPr>
+          <w:sz w:val="22"/>
+          <w:szCs w:val="22"/>
+        </w:rPr>
+        <w:t xml:space="preserve"> descrizione.</w:t>
       </w:r>
     </w:p>
     <w:p>
@@ -16140,7 +16166,7 @@
           <w:sz w:val="22"/>
           <w:szCs w:val="22"/>
         </w:rPr>
-        <w:t>--debug</w:t>
+        <w:t>--no-color</w:t>
       </w:r>
       <w:r>
         <w:rPr>
@@ -16154,65 +16180,7 @@
           <w:sz w:val="22"/>
           <w:szCs w:val="22"/>
         </w:rPr>
-        <w:t xml:space="preserve"> | </w:t>
-      </w:r>
-      <w:r>
-        <w:rPr>
-          <w:sz w:val="22"/>
-          <w:szCs w:val="22"/>
-        </w:rPr>
-        <w:t>“</w:t>
-      </w:r>
-      <w:r>
-        <w:rPr>
-          <w:i/>
-          <w:iCs/>
-          <w:sz w:val="22"/>
-          <w:szCs w:val="22"/>
-        </w:rPr>
-        <w:t>-d</w:t>
-      </w:r>
-      <w:r>
-        <w:rPr>
-          <w:sz w:val="22"/>
-          <w:szCs w:val="22"/>
-        </w:rPr>
-        <w:t>”</w:t>
-      </w:r>
-      <w:r>
-        <w:rPr>
-          <w:sz w:val="22"/>
-          <w:szCs w:val="22"/>
-        </w:rPr>
-        <w:t>: Abilita la modalità di debug, mostrando informazioni</w:t>
-      </w:r>
-      <w:r>
-        <w:rPr>
-          <w:sz w:val="22"/>
-          <w:szCs w:val="22"/>
-        </w:rPr>
-        <w:t xml:space="preserve"> </w:t>
-      </w:r>
-      <w:r>
-        <w:rPr>
-          <w:sz w:val="22"/>
-          <w:szCs w:val="22"/>
-        </w:rPr>
-        <w:t>dettagliate sull'esecuzione del programma. Utile per identificare e risolvere</w:t>
-      </w:r>
-      <w:r>
-        <w:rPr>
-          <w:sz w:val="22"/>
-          <w:szCs w:val="22"/>
-        </w:rPr>
-        <w:t xml:space="preserve"> </w:t>
-      </w:r>
-      <w:r>
-        <w:rPr>
-          <w:sz w:val="22"/>
-          <w:szCs w:val="22"/>
-        </w:rPr>
-        <w:t>eventuali problemi.</w:t>
+        <w:t>: Disabilita l'uso dei colori nell'output del programma, utile per ambienti che non supportano la colorazione del testo o per una visualizzazione più semplice.</w:t>
       </w:r>
     </w:p>
     <w:p>
@@ -16241,7 +16209,7 @@
           <w:sz w:val="22"/>
           <w:szCs w:val="22"/>
         </w:rPr>
-        <w:t>--no-color</w:t>
+        <w:t>--registro</w:t>
       </w:r>
       <w:r>
         <w:rPr>
@@ -16255,7 +16223,135 @@
           <w:sz w:val="22"/>
           <w:szCs w:val="22"/>
         </w:rPr>
-        <w:t>: Disabilita l'uso dei colori nell'output del programma, utile per ambienti che non supportano la colorazione del testo o per una visualizzazione più semplice.</w:t>
+        <w:t xml:space="preserve"> | </w:t>
+      </w:r>
+      <w:r>
+        <w:rPr>
+          <w:sz w:val="22"/>
+          <w:szCs w:val="22"/>
+        </w:rPr>
+        <w:t>“</w:t>
+      </w:r>
+      <w:r>
+        <w:rPr>
+          <w:i/>
+          <w:iCs/>
+          <w:sz w:val="22"/>
+          <w:szCs w:val="22"/>
+        </w:rPr>
+        <w:t>-r</w:t>
+      </w:r>
+      <w:r>
+        <w:rPr>
+          <w:sz w:val="22"/>
+          <w:szCs w:val="22"/>
+        </w:rPr>
+        <w:t>”</w:t>
+      </w:r>
+      <w:r>
+        <w:rPr>
+          <w:sz w:val="22"/>
+          <w:szCs w:val="22"/>
+        </w:rPr>
+        <w:t>: Imposta il file di log da utilizzare per le</w:t>
+      </w:r>
+      <w:r>
+        <w:rPr>
+          <w:sz w:val="22"/>
+          <w:szCs w:val="22"/>
+        </w:rPr>
+        <w:t xml:space="preserve"> </w:t>
+      </w:r>
+      <w:r>
+        <w:rPr>
+          <w:sz w:val="22"/>
+          <w:szCs w:val="22"/>
+        </w:rPr>
+        <w:t>registrazioni.</w:t>
+      </w:r>
+    </w:p>
+    <w:p>
+      <w:pPr>
+        <w:pStyle w:val="Paragrafoelenco"/>
+        <w:numPr>
+          <w:ilvl w:val="0"/>
+          <w:numId w:val="1"/>
+        </w:numPr>
+        <w:rPr>
+          <w:sz w:val="22"/>
+          <w:szCs w:val="22"/>
+        </w:rPr>
+      </w:pPr>
+      <w:r>
+        <w:rPr>
+          <w:sz w:val="22"/>
+          <w:szCs w:val="22"/>
+        </w:rPr>
+        <w:t>“</w:t>
+      </w:r>
+      <w:r>
+        <w:rPr>
+          <w:i/>
+          <w:iCs/>
+          <w:sz w:val="22"/>
+          <w:szCs w:val="22"/>
+        </w:rPr>
+        <w:t>--</w:t>
+      </w:r>
+      <w:proofErr w:type="spellStart"/>
+      <w:r>
+        <w:rPr>
+          <w:i/>
+          <w:iCs/>
+          <w:sz w:val="22"/>
+          <w:szCs w:val="22"/>
+        </w:rPr>
+        <w:t>version</w:t>
+      </w:r>
+      <w:proofErr w:type="spellEnd"/>
+      <w:r>
+        <w:rPr>
+          <w:sz w:val="22"/>
+          <w:szCs w:val="22"/>
+        </w:rPr>
+        <w:t>”</w:t>
+      </w:r>
+      <w:r>
+        <w:rPr>
+          <w:sz w:val="22"/>
+          <w:szCs w:val="22"/>
+        </w:rPr>
+        <w:t xml:space="preserve"> | </w:t>
+      </w:r>
+      <w:r>
+        <w:rPr>
+          <w:sz w:val="22"/>
+          <w:szCs w:val="22"/>
+        </w:rPr>
+        <w:t>“</w:t>
+      </w:r>
+      <w:r>
+        <w:rPr>
+          <w:i/>
+          <w:iCs/>
+          <w:sz w:val="22"/>
+          <w:szCs w:val="22"/>
+        </w:rPr>
+        <w:t>-v</w:t>
+      </w:r>
+      <w:r>
+        <w:rPr>
+          <w:sz w:val="22"/>
+          <w:szCs w:val="22"/>
+        </w:rPr>
+        <w:t>”</w:t>
+      </w:r>
+      <w:r>
+        <w:rPr>
+          <w:sz w:val="22"/>
+          <w:szCs w:val="22"/>
+        </w:rPr>
+        <w:t>: Mostra la versione corrente del programma.</w:t>
       </w:r>
     </w:p>
     <w:p>
@@ -16277,7 +16373,7 @@
       <w:pPr>
         <w:pStyle w:val="Titolo1"/>
       </w:pPr>
-      <w:bookmarkStart w:id="16" w:name="_Toc202968584"/>
+      <w:bookmarkStart w:id="16" w:name="_Toc203035674"/>
       <w:r>
         <w:lastRenderedPageBreak/>
         <w:t xml:space="preserve">Screenshot output </w:t>
@@ -16291,7 +16387,7 @@
       <w:pPr>
         <w:pStyle w:val="Titolo2"/>
       </w:pPr>
-      <w:bookmarkStart w:id="17" w:name="_Toc202968585"/>
+      <w:bookmarkStart w:id="17" w:name="_Toc203035675"/>
       <w:r>
         <w:t xml:space="preserve">Avvio </w:t>
       </w:r>
@@ -16353,7 +16449,7 @@
         <w:pStyle w:val="Titolo2"/>
         <w:spacing w:before="200"/>
       </w:pPr>
-      <w:bookmarkStart w:id="18" w:name="_Toc202968586"/>
+      <w:bookmarkStart w:id="18" w:name="_Toc203035676"/>
       <w:r>
         <w:t xml:space="preserve">Avvio </w:t>
       </w:r>
@@ -16418,7 +16514,7 @@
         <w:pStyle w:val="Titolo2"/>
         <w:spacing w:before="200"/>
       </w:pPr>
-      <w:bookmarkStart w:id="19" w:name="_Toc202968587"/>
+      <w:bookmarkStart w:id="19" w:name="_Toc203035677"/>
       <w:r>
         <w:t xml:space="preserve">Chiusura </w:t>
       </w:r>
@@ -16479,6 +16575,27 @@
       <w:pPr>
         <w:spacing w:before="200"/>
         <w:rPr>
+          <w:rStyle w:val="Titolo2Carattere"/>
+        </w:rPr>
+      </w:pPr>
+      <w:bookmarkStart w:id="20" w:name="_Toc203035678"/>
+      <w:r>
+        <w:rPr>
+          <w:rStyle w:val="Titolo2Carattere"/>
+        </w:rPr>
+        <w:t>Manuale d</w:t>
+      </w:r>
+      <w:r>
+        <w:rPr>
+          <w:rStyle w:val="Titolo2Carattere"/>
+        </w:rPr>
+        <w:t>’uso</w:t>
+      </w:r>
+      <w:bookmarkEnd w:id="20"/>
+    </w:p>
+    <w:p>
+      <w:pPr>
+        <w:rPr>
           <w:rFonts w:eastAsiaTheme="majorEastAsia" w:cstheme="majorBidi"/>
           <w:b/>
           <w:color w:val="000000" w:themeColor="text1"/>
@@ -16486,23 +16603,20 @@
           <w:szCs w:val="32"/>
         </w:rPr>
       </w:pPr>
-      <w:bookmarkStart w:id="20" w:name="_Toc202968588"/>
-      <w:r>
-        <w:rPr>
-          <w:rStyle w:val="Titolo2Carattere"/>
-        </w:rPr>
-        <w:t>Manuale di aiuto</w:t>
-      </w:r>
-      <w:bookmarkEnd w:id="20"/>
-      <w:r>
-        <w:rPr>
+      <w:r>
+        <w:rPr>
+          <w:rFonts w:eastAsiaTheme="majorEastAsia" w:cstheme="majorBidi"/>
+          <w:b/>
           <w:noProof/>
+          <w:color w:val="000000" w:themeColor="text1"/>
+          <w:sz w:val="28"/>
+          <w:szCs w:val="32"/>
         </w:rPr>
         <w:drawing>
-          <wp:inline distT="0" distB="0" distL="0" distR="0" wp14:anchorId="299393A9" wp14:editId="7AC3C627">
-            <wp:extent cx="6120130" cy="1129665"/>
-            <wp:effectExtent l="0" t="0" r="1270" b="635"/>
-            <wp:docPr id="951038497" name="Immagine 9" descr="Immagine che contiene testo, Carattere, nero, schermata&#10;&#10;Il contenuto generato dall'IA potrebbe non essere corretto."/>
+          <wp:inline distT="0" distB="0" distL="0" distR="0" wp14:anchorId="757DE78E" wp14:editId="1FA0B199">
+            <wp:extent cx="4349535" cy="1920240"/>
+            <wp:effectExtent l="0" t="0" r="0" b="0"/>
+            <wp:docPr id="429308615" name="Immagine 1" descr="Immagine che contiene testo, schermata, Carattere&#10;&#10;Il contenuto generato dall'IA potrebbe non essere corretto."/>
             <wp:cNvGraphicFramePr>
               <a:graphicFrameLocks xmlns:a="http://schemas.openxmlformats.org/drawingml/2006/main" noChangeAspect="1"/>
             </wp:cNvGraphicFramePr>
@@ -16510,11 +16624,11 @@
               <a:graphicData uri="http://schemas.openxmlformats.org/drawingml/2006/picture">
                 <pic:pic xmlns:pic="http://schemas.openxmlformats.org/drawingml/2006/picture">
                   <pic:nvPicPr>
-                    <pic:cNvPr id="951038497" name="Immagine 9" descr="Immagine che contiene testo, Carattere, nero, schermata&#10;&#10;Il contenuto generato dall'IA potrebbe non essere corretto."/>
+                    <pic:cNvPr id="429308615" name="Immagine 1" descr="Immagine che contiene testo, schermata, Carattere&#10;&#10;Il contenuto generato dall'IA potrebbe non essere corretto."/>
                     <pic:cNvPicPr/>
                   </pic:nvPicPr>
                   <pic:blipFill>
-                    <a:blip r:embed="rId15" cstate="print">
+                    <a:blip r:embed="rId15">
                       <a:extLst>
                         <a:ext uri="{28A0092B-C50C-407E-A947-70E740481C1C}">
                           <a14:useLocalDpi xmlns:a14="http://schemas.microsoft.com/office/drawing/2010/main" val="0"/>
@@ -16528,7 +16642,7 @@
                   <pic:spPr>
                     <a:xfrm>
                       <a:off x="0" y="0"/>
-                      <a:ext cx="6120130" cy="1129665"/>
+                      <a:ext cx="4399499" cy="1942298"/>
                     </a:xfrm>
                     <a:prstGeom prst="rect">
                       <a:avLst/>
@@ -16546,7 +16660,7 @@
         <w:pStyle w:val="Titolo2"/>
         <w:spacing w:before="200"/>
       </w:pPr>
-      <w:bookmarkStart w:id="21" w:name="_Toc202968589"/>
+      <w:bookmarkStart w:id="21" w:name="_Toc203035679"/>
       <w:r>
         <w:lastRenderedPageBreak/>
         <w:t>Menu principale</w:t>
@@ -16606,7 +16720,7 @@
         <w:pStyle w:val="Titolo2"/>
         <w:spacing w:before="200"/>
       </w:pPr>
-      <w:bookmarkStart w:id="22" w:name="_Toc202968590"/>
+      <w:bookmarkStart w:id="22" w:name="_Toc203035680"/>
       <w:r>
         <w:t>Gestione disco</w:t>
       </w:r>
@@ -16665,7 +16779,7 @@
         <w:pStyle w:val="Titolo2"/>
         <w:spacing w:before="200"/>
       </w:pPr>
-      <w:bookmarkStart w:id="23" w:name="_Toc202968591"/>
+      <w:bookmarkStart w:id="23" w:name="_Toc203035681"/>
       <w:r>
         <w:t>Gestione pacchetti</w:t>
       </w:r>
@@ -16724,7 +16838,7 @@
         <w:pStyle w:val="Titolo2"/>
         <w:spacing w:before="200"/>
       </w:pPr>
-      <w:bookmarkStart w:id="24" w:name="_Toc202968592"/>
+      <w:bookmarkStart w:id="24" w:name="_Toc203035682"/>
       <w:r>
         <w:lastRenderedPageBreak/>
         <w:t>Gestione di rete</w:t>
@@ -16784,7 +16898,7 @@
         <w:pStyle w:val="Titolo2"/>
         <w:spacing w:before="200"/>
       </w:pPr>
-      <w:bookmarkStart w:id="25" w:name="_Toc202968593"/>
+      <w:bookmarkStart w:id="25" w:name="_Toc203035683"/>
       <w:r>
         <w:t>Gestione servizi</w:t>
       </w:r>
@@ -16843,7 +16957,7 @@
         <w:pStyle w:val="Titolo2"/>
         <w:spacing w:before="200"/>
       </w:pPr>
-      <w:bookmarkStart w:id="26" w:name="_Toc202968594"/>
+      <w:bookmarkStart w:id="26" w:name="_Toc203035684"/>
       <w:r>
         <w:t>Gestione utenti</w:t>
       </w:r>
@@ -16902,7 +17016,7 @@
         <w:pStyle w:val="Titolo2"/>
         <w:spacing w:before="200"/>
       </w:pPr>
-      <w:bookmarkStart w:id="27" w:name="_Toc202968595"/>
+      <w:bookmarkStart w:id="27" w:name="_Toc203035685"/>
       <w:r>
         <w:lastRenderedPageBreak/>
         <w:t xml:space="preserve">Visualizzazione log </w:t>
@@ -16965,7 +17079,7 @@
       <w:pPr>
         <w:pStyle w:val="Titolo2"/>
       </w:pPr>
-      <w:bookmarkStart w:id="28" w:name="_Toc202968596"/>
+      <w:bookmarkStart w:id="28" w:name="_Toc203035686"/>
       <w:r>
         <w:t>Monitoraggio sistema</w:t>
       </w:r>
@@ -17024,7 +17138,7 @@
       <w:pPr>
         <w:pStyle w:val="Titolo2"/>
       </w:pPr>
-      <w:bookmarkStart w:id="29" w:name="_Toc202968597"/>
+      <w:bookmarkStart w:id="29" w:name="_Toc203035687"/>
       <w:r>
         <w:lastRenderedPageBreak/>
         <w:t>Visualizzazione log sistema</w:t>
@@ -17084,7 +17198,7 @@
         <w:pStyle w:val="Titolo2"/>
         <w:spacing w:before="200"/>
       </w:pPr>
-      <w:bookmarkStart w:id="30" w:name="_Toc202968598"/>
+      <w:bookmarkStart w:id="30" w:name="_Toc203035688"/>
       <w:r>
         <w:t xml:space="preserve">Operazioni di </w:t>
       </w:r>
